--- a/backend/templates/Berkas Luar Kota - rincian pembayaran.docx
+++ b/backend/templates/Berkas Luar Kota - rincian pembayaran.docx
@@ -1,6 +1,6 @@
 
 <file path=word/document.xml><?xml version="1.0" encoding="utf-8"?>
-<w:document xmlns:wpc="http://schemas.microsoft.com/office/word/2010/wordprocessingCanvas" xmlns:cx="http://schemas.microsoft.com/office/drawing/2014/chartex" xmlns:cx1="http://schemas.microsoft.com/office/drawing/2015/9/8/chartex" xmlns:cx2="http://schemas.microsoft.com/office/drawing/2015/10/21/chartex" xmlns:cx3="http://schemas.microsoft.com/office/drawing/2016/5/9/chartex" xmlns:cx4="http://schemas.microsoft.com/office/drawing/2016/5/10/chartex" xmlns:cx5="http://schemas.microsoft.com/office/drawing/2016/5/11/chartex" xmlns:cx6="http://schemas.microsoft.com/office/drawing/2016/5/12/chartex" xmlns:cx7="http://schemas.microsoft.com/office/drawing/2016/5/13/chartex" xmlns:cx8="http://schemas.microsoft.com/office/drawing/2016/5/14/chartex" xmlns:mc="http://schemas.openxmlformats.org/markup-compatibility/2006" xmlns:aink="http://schemas.microsoft.com/office/drawing/2016/ink" xmlns:am3d="http://schemas.microsoft.com/office/drawing/2017/model3d" xmlns:o="urn:schemas-microsoft-com:office:office" xmlns:oel="http://schemas.microsoft.com/office/2019/extlst" xmlns:r="http://schemas.openxmlformats.org/officeDocument/2006/relationships" xmlns:m="http://schemas.openxmlformats.org/officeDocument/2006/math" xmlns:v="urn:schemas-microsoft-com:vml" xmlns:wp14="http://schemas.microsoft.com/office/word/2010/wordprocessingDrawing" xmlns:wp="http://schemas.openxmlformats.org/drawingml/2006/wordprocessingDrawing" xmlns:w10="urn:schemas-microsoft-com:office:word" xmlns:w="http://schemas.openxmlformats.org/wordprocessingml/2006/main" xmlns:w14="http://schemas.microsoft.com/office/word/2010/wordml" xmlns:w15="http://schemas.microsoft.com/office/word/2012/wordml" xmlns:w16cex="http://schemas.microsoft.com/office/word/2018/wordml/cex" xmlns:w16cid="http://schemas.microsoft.com/office/word/2016/wordml/cid" xmlns:w16="http://schemas.microsoft.com/office/word/2018/wordml" xmlns:w16du="http://schemas.microsoft.com/office/word/2023/wordml/word16du" xmlns:w16sdtdh="http://schemas.microsoft.com/office/word/2020/wordml/sdtdatahash" xmlns:w16sdtfl="http://schemas.microsoft.com/office/word/2024/wordml/sdtformatlock" xmlns:w16se="http://schemas.microsoft.com/office/word/2015/wordml/symex" xmlns:wpg="http://schemas.microsoft.com/office/word/2010/wordprocessingGroup" xmlns:wpi="http://schemas.microsoft.com/office/word/2010/wordprocessingInk" xmlns:wne="http://schemas.microsoft.com/office/word/2006/wordml" xmlns:wps="http://schemas.microsoft.com/office/word/2010/wordprocessingShape" mc:Ignorable="w14 w15 w16se w16cid w16 w16cex w16sdtdh w16sdtfl w16du wp14">
+<w:document xmlns:wpc="http://schemas.microsoft.com/office/word/2010/wordprocessingCanvas" xmlns:cx="http://schemas.microsoft.com/office/drawing/2014/chartex" xmlns:cx1="http://schemas.microsoft.com/office/drawing/2015/9/8/chartex" xmlns:cx2="http://schemas.microsoft.com/office/drawing/2015/10/21/chartex" xmlns:cx3="http://schemas.microsoft.com/office/drawing/2016/5/9/chartex" xmlns:cx4="http://schemas.microsoft.com/office/drawing/2016/5/10/chartex" xmlns:cx5="http://schemas.microsoft.com/office/drawing/2016/5/11/chartex" xmlns:cx6="http://schemas.microsoft.com/office/drawing/2016/5/12/chartex" xmlns:cx7="http://schemas.microsoft.com/office/drawing/2016/5/13/chartex" xmlns:cx8="http://schemas.microsoft.com/office/drawing/2016/5/14/chartex" xmlns:mc="http://schemas.openxmlformats.org/markup-compatibility/2006" xmlns:aink="http://schemas.microsoft.com/office/drawing/2016/ink" xmlns:am3d="http://schemas.microsoft.com/office/drawing/2017/model3d" xmlns:o="urn:schemas-microsoft-com:office:office" xmlns:oel="http://schemas.microsoft.com/office/2019/extlst" xmlns:r="http://schemas.openxmlformats.org/officeDocument/2006/relationships" xmlns:m="http://schemas.openxmlformats.org/officeDocument/2006/math" xmlns:v="urn:schemas-microsoft-com:vml" xmlns:wp14="http://schemas.microsoft.com/office/word/2010/wordprocessingDrawing" xmlns:wp="http://schemas.openxmlformats.org/drawingml/2006/wordprocessingDrawing" xmlns:w10="urn:schemas-microsoft-com:office:word" xmlns:w="http://schemas.openxmlformats.org/wordprocessingml/2006/main" xmlns:w14="http://schemas.microsoft.com/office/word/2010/wordml" xmlns:w15="http://schemas.microsoft.com/office/word/2012/wordml" xmlns:w16cex="http://schemas.microsoft.com/office/word/2018/wordml/cex" xmlns:w16cid="http://schemas.microsoft.com/office/word/2016/wordml/cid" xmlns:w16="http://schemas.microsoft.com/office/word/2018/wordml" xmlns:w16sdtdh="http://schemas.microsoft.com/office/word/2020/wordml/sdtdatahash" xmlns:w16se="http://schemas.microsoft.com/office/word/2015/wordml/symex" xmlns:wpg="http://schemas.microsoft.com/office/word/2010/wordprocessingGroup" xmlns:wpi="http://schemas.microsoft.com/office/word/2010/wordprocessingInk" xmlns:wne="http://schemas.microsoft.com/office/word/2006/wordml" xmlns:wps="http://schemas.microsoft.com/office/word/2010/wordprocessingShape" mc:Ignorable="w14 w15 w16se w16cid w16 w16cex w16sdtdh wp14">
   <w:body>
     <w:p>
       <w:pPr>
@@ -120,7 +120,7 @@
         <w:rPr>
           <w:lang w:val="en-US"/>
         </w:rPr>
-        <w:t>no_surat</w:t>
+        <w:t>id_spj</w:t>
       </w:r>
       <w:proofErr w:type="spellEnd"/>
       <w:r>
@@ -1490,26 +1490,14 @@
             <w:r>
               <w:rPr>
                 <w:spacing w:val="50"/>
-                <w:lang w:val="en-US"/>
               </w:rPr>
               <w:t xml:space="preserve"> </w:t>
             </w:r>
             <w:r>
               <w:t>{{</w:t>
             </w:r>
-            <w:proofErr w:type="spellStart"/>
-            <w:r>
-              <w:rPr>
-                <w:lang w:val="en-US"/>
-              </w:rPr>
-              <w:t>total_keseluruhan</w:t>
-            </w:r>
-            <w:proofErr w:type="spellEnd"/>
-            <w:r>
-              <w:rPr>
-                <w:lang w:val="en-US"/>
-              </w:rPr>
-              <w:t>}}</w:t>
+            <w:r>
+              <w:t>total_keseluruhan}}</w:t>
             </w:r>
           </w:p>
         </w:tc>
@@ -1555,9 +1543,6 @@
               <w:spacing w:line="336" w:lineRule="auto"/>
               <w:ind w:right="350"/>
               <w:jc w:val="center"/>
-              <w:rPr>
-                <w:lang w:val="en-US"/>
-              </w:rPr>
             </w:pPr>
             <w:r>
               <w:t>Rp.</w:t>
@@ -1565,21 +1550,15 @@
             <w:r>
               <w:rPr>
                 <w:spacing w:val="50"/>
-                <w:lang w:val="en-US"/>
               </w:rPr>
               <w:t xml:space="preserve"> </w:t>
             </w:r>
             <w:r>
               <w:t>{{</w:t>
             </w:r>
-            <w:proofErr w:type="spellStart"/>
-            <w:r>
-              <w:rPr>
-                <w:lang w:val="en-US"/>
-              </w:rPr>
+            <w:r>
               <w:t>total_kesuluruhan</w:t>
             </w:r>
-            <w:proofErr w:type="spellEnd"/>
             <w:r>
               <w:t>}</w:t>
             </w:r>
@@ -1633,115 +1612,43 @@
               <w:rPr>
                 <w:rFonts w:ascii="Arial"/>
                 <w:b/>
-                <w:lang w:val="en-US"/>
-              </w:rPr>
-            </w:pPr>
-            <w:proofErr w:type="spellStart"/>
+              </w:rPr>
+            </w:pPr>
             <w:r>
               <w:rPr>
                 <w:rFonts w:ascii="Arial"/>
                 <w:b/>
-                <w:lang w:val="en-US"/>
-              </w:rPr>
-              <w:t>Bendahara</w:t>
-            </w:r>
-            <w:proofErr w:type="spellEnd"/>
-            <w:r>
+              </w:rPr>
+              <w:t>Bendahara Pengeluaran Pembantu</w:t>
+            </w:r>
+          </w:p>
+          <w:p>
+            <w:pPr>
+              <w:pStyle w:val="BodyText"/>
+              <w:jc w:val="center"/>
               <w:rPr>
                 <w:rFonts w:ascii="Arial"/>
                 <w:b/>
-                <w:lang w:val="en-US"/>
-              </w:rPr>
-              <w:t xml:space="preserve"> </w:t>
-            </w:r>
-            <w:proofErr w:type="spellStart"/>
+              </w:rPr>
+            </w:pPr>
             <w:r>
               <w:rPr>
                 <w:rFonts w:ascii="Arial"/>
                 <w:b/>
-                <w:lang w:val="en-US"/>
-              </w:rPr>
-              <w:t>Pengeluaran</w:t>
-            </w:r>
-            <w:proofErr w:type="spellEnd"/>
+              </w:rPr>
+              <w:t>Biro Umum Tahun {{tahun</w:t>
+            </w:r>
             <w:r>
               <w:rPr>
                 <w:rFonts w:ascii="Arial"/>
                 <w:b/>
-                <w:lang w:val="en-US"/>
-              </w:rPr>
-              <w:t xml:space="preserve"> </w:t>
-            </w:r>
-            <w:proofErr w:type="spellStart"/>
+              </w:rPr>
+              <w:t>_saat_ini</w:t>
+            </w:r>
             <w:r>
               <w:rPr>
                 <w:rFonts w:ascii="Arial"/>
                 <w:b/>
-                <w:lang w:val="en-US"/>
-              </w:rPr>
-              <w:t>Pembantu</w:t>
-            </w:r>
-            <w:proofErr w:type="spellEnd"/>
-          </w:p>
-          <w:p>
-            <w:pPr>
-              <w:pStyle w:val="BodyText"/>
-              <w:jc w:val="center"/>
-              <w:rPr>
-                <w:rFonts w:ascii="Arial"/>
-                <w:b/>
-                <w:lang w:val="en-US"/>
-              </w:rPr>
-            </w:pPr>
-            <w:r>
-              <w:rPr>
-                <w:rFonts w:ascii="Arial"/>
-                <w:b/>
-                <w:lang w:val="en-US"/>
-              </w:rPr>
-              <w:t xml:space="preserve">Biro Umum </w:t>
-            </w:r>
-            <w:proofErr w:type="spellStart"/>
-            <w:r>
-              <w:rPr>
-                <w:rFonts w:ascii="Arial"/>
-                <w:b/>
-                <w:lang w:val="en-US"/>
-              </w:rPr>
-              <w:t>Tahun</w:t>
-            </w:r>
-            <w:proofErr w:type="spellEnd"/>
-            <w:r>
-              <w:rPr>
-                <w:rFonts w:ascii="Arial"/>
-                <w:b/>
-                <w:lang w:val="en-US"/>
-              </w:rPr>
-              <w:t xml:space="preserve"> {{</w:t>
-            </w:r>
-            <w:proofErr w:type="spellStart"/>
-            <w:r>
-              <w:rPr>
-                <w:rFonts w:ascii="Arial"/>
-                <w:b/>
-                <w:lang w:val="en-US"/>
-              </w:rPr>
-              <w:t>tahun</w:t>
-            </w:r>
-            <w:r>
-              <w:rPr>
-                <w:rFonts w:ascii="Arial"/>
-                <w:b/>
-                <w:lang w:val="en-US"/>
-              </w:rPr>
-              <w:t>_saat_ini</w:t>
-            </w:r>
-            <w:proofErr w:type="spellEnd"/>
-            <w:r>
-              <w:rPr>
-                <w:rFonts w:ascii="Arial"/>
-                <w:b/>
-                <w:lang w:val="en-US"/>
               </w:rPr>
               <w:t>}}</w:t>
             </w:r>
@@ -2257,7 +2164,7 @@
           </mc:Choice>
           <mc:Fallback>
             <w:pict>
-              <v:shape w14:anchorId="10F9D94D" id="Graphic 3" o:spid="_x0000_s1026" style="position:absolute;margin-left:61.95pt;margin-top:4.95pt;width:500.65pt;height:.1pt;z-index:-251667456;visibility:visible;mso-wrap-style:square;mso-wrap-distance-left:0;mso-wrap-distance-top:0;mso-wrap-distance-right:0;mso-wrap-distance-bottom:0;mso-position-horizontal:absolute;mso-position-horizontal-relative:page;mso-position-vertical:absolute;mso-position-vertical-relative:text;v-text-anchor:top" coordsize="6358255,1270" o:gfxdata="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" path="m,l6358128,e" filled="f" strokeweight=".49678mm">
+              <v:shape w14:anchorId="6F8CB54A" id="Graphic 3" o:spid="_x0000_s1026" style="position:absolute;margin-left:61.95pt;margin-top:4.95pt;width:500.65pt;height:.1pt;z-index:-251667456;visibility:visible;mso-wrap-style:square;mso-wrap-distance-left:0;mso-wrap-distance-top:0;mso-wrap-distance-right:0;mso-wrap-distance-bottom:0;mso-position-horizontal:absolute;mso-position-horizontal-relative:page;mso-position-vertical:absolute;mso-position-vertical-relative:text;v-text-anchor:top" coordsize="6358255,1270" o:gfxdata="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" path="m,l6358128,e" filled="f" strokeweight=".49678mm">
                 <v:path arrowok="t"/>
                 <w10:wrap type="topAndBottom" anchorx="page"/>
               </v:shape>
@@ -2731,29 +2638,9 @@
         <w:pStyle w:val="BodyText"/>
         <w:ind w:left="6453" w:right="100"/>
         <w:jc w:val="center"/>
-        <w:rPr>
-          <w:lang w:val="en-US"/>
-        </w:rPr>
       </w:pPr>
       <w:r>
-        <w:rPr>
-          <w:lang w:val="en-US"/>
-        </w:rPr>
-        <w:t>{{</w:t>
-      </w:r>
-      <w:proofErr w:type="spellStart"/>
-      <w:r>
-        <w:rPr>
-          <w:lang w:val="en-US"/>
-        </w:rPr>
-        <w:t>nama_ppk</w:t>
-      </w:r>
-      <w:proofErr w:type="spellEnd"/>
-      <w:r>
-        <w:rPr>
-          <w:lang w:val="en-US"/>
-        </w:rPr>
-        <w:t>}}</w:t>
+        <w:t>{{nama_ppk}}</w:t>
       </w:r>
     </w:p>
     <w:p>
@@ -2763,7 +2650,6 @@
         <w:jc w:val="center"/>
         <w:rPr>
           <w:sz w:val="20"/>
-          <w:lang w:val="en-US"/>
         </w:rPr>
       </w:pPr>
       <w:r>
@@ -2783,25 +2669,20 @@
         <w:rPr>
           <w:sz w:val="20"/>
           <w:szCs w:val="20"/>
-          <w:lang w:val="en-US"/>
         </w:rPr>
         <w:t>{{</w:t>
       </w:r>
-      <w:proofErr w:type="spellStart"/>
       <w:r>
         <w:rPr>
           <w:sz w:val="20"/>
           <w:szCs w:val="20"/>
-          <w:lang w:val="en-US"/>
         </w:rPr>
         <w:t>nip_ppk</w:t>
       </w:r>
-      <w:proofErr w:type="spellEnd"/>
       <w:r>
         <w:rPr>
           <w:sz w:val="20"/>
           <w:szCs w:val="20"/>
-          <w:lang w:val="en-US"/>
         </w:rPr>
         <w:t>}}</w:t>
       </w:r>
@@ -2817,7 +2698,7 @@
 </file>
 
 <file path=word/numbering.xml><?xml version="1.0" encoding="utf-8"?>
-<w:numbering xmlns:wpc="http://schemas.microsoft.com/office/word/2010/wordprocessingCanvas" xmlns:cx="http://schemas.microsoft.com/office/drawing/2014/chartex" xmlns:cx1="http://schemas.microsoft.com/office/drawing/2015/9/8/chartex" xmlns:cx2="http://schemas.microsoft.com/office/drawing/2015/10/21/chartex" xmlns:cx3="http://schemas.microsoft.com/office/drawing/2016/5/9/chartex" xmlns:cx4="http://schemas.microsoft.com/office/drawing/2016/5/10/chartex" xmlns:cx5="http://schemas.microsoft.com/office/drawing/2016/5/11/chartex" xmlns:cx6="http://schemas.microsoft.com/office/drawing/2016/5/12/chartex" xmlns:cx7="http://schemas.microsoft.com/office/drawing/2016/5/13/chartex" xmlns:cx8="http://schemas.microsoft.com/office/drawing/2016/5/14/chartex" xmlns:mc="http://schemas.openxmlformats.org/markup-compatibility/2006" xmlns:aink="http://schemas.microsoft.com/office/drawing/2016/ink" xmlns:am3d="http://schemas.microsoft.com/office/drawing/2017/model3d" xmlns:o="urn:schemas-microsoft-com:office:office" xmlns:oel="http://schemas.microsoft.com/office/2019/extlst" xmlns:r="http://schemas.openxmlformats.org/officeDocument/2006/relationships" xmlns:m="http://schemas.openxmlformats.org/officeDocument/2006/math" xmlns:v="urn:schemas-microsoft-com:vml" xmlns:wp14="http://schemas.microsoft.com/office/word/2010/wordprocessingDrawing" xmlns:wp="http://schemas.openxmlformats.org/drawingml/2006/wordprocessingDrawing" xmlns:w10="urn:schemas-microsoft-com:office:word" xmlns:w="http://schemas.openxmlformats.org/wordprocessingml/2006/main" xmlns:w14="http://schemas.microsoft.com/office/word/2010/wordml" xmlns:w15="http://schemas.microsoft.com/office/word/2012/wordml" xmlns:w16cex="http://schemas.microsoft.com/office/word/2018/wordml/cex" xmlns:w16cid="http://schemas.microsoft.com/office/word/2016/wordml/cid" xmlns:w16="http://schemas.microsoft.com/office/word/2018/wordml" xmlns:w16du="http://schemas.microsoft.com/office/word/2023/wordml/word16du" xmlns:w16sdtdh="http://schemas.microsoft.com/office/word/2020/wordml/sdtdatahash" xmlns:w16sdtfl="http://schemas.microsoft.com/office/word/2024/wordml/sdtformatlock" xmlns:w16se="http://schemas.microsoft.com/office/word/2015/wordml/symex" xmlns:wpg="http://schemas.microsoft.com/office/word/2010/wordprocessingGroup" xmlns:wpi="http://schemas.microsoft.com/office/word/2010/wordprocessingInk" xmlns:wne="http://schemas.microsoft.com/office/word/2006/wordml" xmlns:wps="http://schemas.microsoft.com/office/word/2010/wordprocessingShape" mc:Ignorable="w14 w15 w16se w16cid w16 w16cex w16sdtdh w16sdtfl w16du wp14">
+<w:numbering xmlns:wpc="http://schemas.microsoft.com/office/word/2010/wordprocessingCanvas" xmlns:cx="http://schemas.microsoft.com/office/drawing/2014/chartex" xmlns:cx1="http://schemas.microsoft.com/office/drawing/2015/9/8/chartex" xmlns:cx2="http://schemas.microsoft.com/office/drawing/2015/10/21/chartex" xmlns:cx3="http://schemas.microsoft.com/office/drawing/2016/5/9/chartex" xmlns:cx4="http://schemas.microsoft.com/office/drawing/2016/5/10/chartex" xmlns:cx5="http://schemas.microsoft.com/office/drawing/2016/5/11/chartex" xmlns:cx6="http://schemas.microsoft.com/office/drawing/2016/5/12/chartex" xmlns:cx7="http://schemas.microsoft.com/office/drawing/2016/5/13/chartex" xmlns:cx8="http://schemas.microsoft.com/office/drawing/2016/5/14/chartex" xmlns:mc="http://schemas.openxmlformats.org/markup-compatibility/2006" xmlns:aink="http://schemas.microsoft.com/office/drawing/2016/ink" xmlns:am3d="http://schemas.microsoft.com/office/drawing/2017/model3d" xmlns:o="urn:schemas-microsoft-com:office:office" xmlns:oel="http://schemas.microsoft.com/office/2019/extlst" xmlns:r="http://schemas.openxmlformats.org/officeDocument/2006/relationships" xmlns:m="http://schemas.openxmlformats.org/officeDocument/2006/math" xmlns:v="urn:schemas-microsoft-com:vml" xmlns:wp14="http://schemas.microsoft.com/office/word/2010/wordprocessingDrawing" xmlns:wp="http://schemas.openxmlformats.org/drawingml/2006/wordprocessingDrawing" xmlns:w10="urn:schemas-microsoft-com:office:word" xmlns:w="http://schemas.openxmlformats.org/wordprocessingml/2006/main" xmlns:w14="http://schemas.microsoft.com/office/word/2010/wordml" xmlns:w15="http://schemas.microsoft.com/office/word/2012/wordml" xmlns:w16cex="http://schemas.microsoft.com/office/word/2018/wordml/cex" xmlns:w16cid="http://schemas.microsoft.com/office/word/2016/wordml/cid" xmlns:w16="http://schemas.microsoft.com/office/word/2018/wordml" xmlns:w16sdtdh="http://schemas.microsoft.com/office/word/2020/wordml/sdtdatahash" xmlns:w16se="http://schemas.microsoft.com/office/word/2015/wordml/symex" xmlns:wpg="http://schemas.microsoft.com/office/word/2010/wordprocessingGroup" xmlns:wpi="http://schemas.microsoft.com/office/word/2010/wordprocessingInk" xmlns:wne="http://schemas.microsoft.com/office/word/2006/wordml" xmlns:wps="http://schemas.microsoft.com/office/word/2010/wordprocessingShape" mc:Ignorable="w14 w15 w16se w16cid w16 w16cex w16sdtdh wp14">
   <w:abstractNum w:abstractNumId="0" w15:restartNumberingAfterBreak="0">
     <w:nsid w:val="7F8729BB"/>
     <w:multiLevelType w:val="hybridMultilevel"/>
@@ -2940,7 +2821,7 @@
 </file>
 
 <file path=word/styles.xml><?xml version="1.0" encoding="utf-8"?>
-<w:styles xmlns:mc="http://schemas.openxmlformats.org/markup-compatibility/2006" xmlns:r="http://schemas.openxmlformats.org/officeDocument/2006/relationships" xmlns:w="http://schemas.openxmlformats.org/wordprocessingml/2006/main" xmlns:w14="http://schemas.microsoft.com/office/word/2010/wordml" xmlns:w15="http://schemas.microsoft.com/office/word/2012/wordml" xmlns:w16cex="http://schemas.microsoft.com/office/word/2018/wordml/cex" xmlns:w16cid="http://schemas.microsoft.com/office/word/2016/wordml/cid" xmlns:w16="http://schemas.microsoft.com/office/word/2018/wordml" xmlns:w16du="http://schemas.microsoft.com/office/word/2023/wordml/word16du" xmlns:w16sdtdh="http://schemas.microsoft.com/office/word/2020/wordml/sdtdatahash" xmlns:w16sdtfl="http://schemas.microsoft.com/office/word/2024/wordml/sdtformatlock" xmlns:w16se="http://schemas.microsoft.com/office/word/2015/wordml/symex" mc:Ignorable="w14 w15 w16se w16cid w16 w16cex w16sdtdh w16sdtfl w16du">
+<w:styles xmlns:mc="http://schemas.openxmlformats.org/markup-compatibility/2006" xmlns:r="http://schemas.openxmlformats.org/officeDocument/2006/relationships" xmlns:w="http://schemas.openxmlformats.org/wordprocessingml/2006/main" xmlns:w14="http://schemas.microsoft.com/office/word/2010/wordml" xmlns:w15="http://schemas.microsoft.com/office/word/2012/wordml" xmlns:w16cex="http://schemas.microsoft.com/office/word/2018/wordml/cex" xmlns:w16cid="http://schemas.microsoft.com/office/word/2016/wordml/cid" xmlns:w16="http://schemas.microsoft.com/office/word/2018/wordml" xmlns:w16sdtdh="http://schemas.microsoft.com/office/word/2020/wordml/sdtdatahash" xmlns:w16se="http://schemas.microsoft.com/office/word/2015/wordml/symex" mc:Ignorable="w14 w15 w16se w16cid w16 w16cex w16sdtdh">
   <w:docDefaults>
     <w:rPrDefault>
       <w:rPr>

--- a/backend/templates/Berkas Luar Kota - rincian pembayaran.docx
+++ b/backend/templates/Berkas Luar Kota - rincian pembayaran.docx
@@ -70,9 +70,6 @@
         </w:tabs>
         <w:spacing w:line="340" w:lineRule="auto"/>
         <w:ind w:left="216" w:right="1368"/>
-        <w:rPr>
-          <w:lang w:val="en-US"/>
-        </w:rPr>
       </w:pPr>
       <w:r>
         <w:t>Lampiran SPPD Nomor</w:t>
@@ -94,7 +91,6 @@
         <w:rPr>
           <w:rFonts w:ascii="Arial"/>
           <w:b/>
-          <w:lang w:val="en-US"/>
         </w:rPr>
         <w:t xml:space="preserve"> </w:t>
       </w:r>
@@ -102,77 +98,57 @@
         <w:rPr>
           <w:rFonts w:ascii="Arial"/>
           <w:b/>
-          <w:lang w:val="en-US"/>
         </w:rPr>
         <w:t xml:space="preserve"> </w:t>
       </w:r>
       <w:r>
+        <w:rPr>
+          <w:rFonts w:ascii="Arial"/>
+          <w:b/>
+        </w:rPr>
+        <w:t xml:space="preserve">   </w:t>
+      </w:r>
+      <w:r>
+        <w:rPr>
+          <w:rFonts w:ascii="Arial"/>
+          <w:b/>
+        </w:rPr>
+        <w:t xml:space="preserve">   </w:t>
+      </w:r>
+      <w:r>
         <w:t>1/</w:t>
       </w:r>
       <w:r>
-        <w:rPr>
-          <w:lang w:val="en-US"/>
-        </w:rPr>
         <w:t>{{</w:t>
       </w:r>
-      <w:proofErr w:type="spellStart"/>
-      <w:r>
-        <w:rPr>
-          <w:lang w:val="en-US"/>
-        </w:rPr>
+      <w:r>
         <w:t>id_spj</w:t>
       </w:r>
-      <w:proofErr w:type="spellEnd"/>
-      <w:r>
-        <w:rPr>
-          <w:lang w:val="en-US"/>
-        </w:rPr>
+      <w:r>
         <w:t>}}</w:t>
       </w:r>
       <w:r>
         <w:t>/UM.06.00/Prot/</w:t>
       </w:r>
       <w:r>
-        <w:rPr>
-          <w:lang w:val="en-US"/>
-        </w:rPr>
-        <w:t>{{</w:t>
-      </w:r>
-      <w:proofErr w:type="spellStart"/>
-      <w:r>
-        <w:rPr>
-          <w:lang w:val="en-US"/>
-        </w:rPr>
-        <w:t>bulan_no_surat</w:t>
-      </w:r>
-      <w:proofErr w:type="spellEnd"/>
-      <w:r>
-        <w:rPr>
-          <w:lang w:val="en-US"/>
-        </w:rPr>
+        <w:t>{{bulan</w:t>
+      </w:r>
+      <w:r>
+        <w:t>_romawi</w:t>
+      </w:r>
+      <w:r>
         <w:t>}}</w:t>
       </w:r>
       <w:r>
         <w:t>/</w:t>
       </w:r>
       <w:r>
-        <w:rPr>
-          <w:lang w:val="en-US"/>
-        </w:rPr>
-        <w:t>{{</w:t>
-      </w:r>
-      <w:proofErr w:type="spellStart"/>
-      <w:r>
-        <w:rPr>
-          <w:lang w:val="en-US"/>
-        </w:rPr>
-        <w:t>tahun_no_surat</w:t>
-      </w:r>
-      <w:proofErr w:type="spellEnd"/>
-      <w:r>
-        <w:rPr>
-          <w:lang w:val="en-US"/>
-        </w:rPr>
+        <w:t>{{tahun</w:t>
+      </w:r>
+      <w:r>
+        <w:t>_saat_ini</w:t>
+      </w:r>
+      <w:r>
         <w:t>}}</w:t>
       </w:r>
     </w:p>
@@ -221,21 +197,31 @@
         <w:rPr>
           <w:lang w:val="en-US"/>
         </w:rPr>
-        <w:t>{{</w:t>
-      </w:r>
-      <w:proofErr w:type="spellStart"/>
+        <w:t xml:space="preserve">   </w:t>
+      </w:r>
       <w:r>
         <w:rPr>
           <w:lang w:val="en-US"/>
         </w:rPr>
-        <w:t>tanggal_no_surat</w:t>
-      </w:r>
-      <w:proofErr w:type="spellEnd"/>
+        <w:t xml:space="preserve">  </w:t>
+      </w:r>
       <w:r>
         <w:rPr>
           <w:lang w:val="en-US"/>
         </w:rPr>
-        <w:t>}}</w:t>
+        <w:t xml:space="preserve"> </w:t>
+      </w:r>
+      <w:r>
+        <w:rPr>
+          <w:lang w:val="en-US"/>
+        </w:rPr>
+        <w:t xml:space="preserve"> </w:t>
+      </w:r>
+      <w:r>
+        <w:rPr>
+          <w:lang w:val="en-US"/>
+        </w:rPr>
+        <w:t>{{tanggal_no_surat}}</w:t>
       </w:r>
     </w:p>
     <w:p>
@@ -254,10 +240,10 @@
         <w:tblLook w:val="04A0" w:firstRow="1" w:lastRow="0" w:firstColumn="1" w:lastColumn="0" w:noHBand="0" w:noVBand="1"/>
       </w:tblPr>
       <w:tblGrid>
-        <w:gridCol w:w="676"/>
-        <w:gridCol w:w="3589"/>
-        <w:gridCol w:w="3073"/>
-        <w:gridCol w:w="3318"/>
+        <w:gridCol w:w="615"/>
+        <w:gridCol w:w="3984"/>
+        <w:gridCol w:w="3069"/>
+        <w:gridCol w:w="2988"/>
       </w:tblGrid>
       <w:tr>
         <w:trPr>
@@ -265,7 +251,7 @@
         </w:trPr>
         <w:tc>
           <w:tcPr>
-            <w:tcW w:w="317" w:type="pct"/>
+            <w:tcW w:w="383" w:type="pct"/>
             <w:tcBorders>
               <w:bottom w:val="single" w:sz="4" w:space="0" w:color="auto"/>
             </w:tcBorders>
@@ -292,7 +278,7 @@
         </w:tc>
         <w:tc>
           <w:tcPr>
-            <w:tcW w:w="1684" w:type="pct"/>
+            <w:tcW w:w="1741" w:type="pct"/>
             <w:tcBorders>
               <w:bottom w:val="single" w:sz="4" w:space="0" w:color="auto"/>
             </w:tcBorders>
@@ -319,7 +305,7 @@
         </w:tc>
         <w:tc>
           <w:tcPr>
-            <w:tcW w:w="1442" w:type="pct"/>
+            <w:tcW w:w="1380" w:type="pct"/>
             <w:tcBorders>
               <w:bottom w:val="single" w:sz="4" w:space="0" w:color="auto"/>
             </w:tcBorders>
@@ -346,7 +332,7 @@
         </w:tc>
         <w:tc>
           <w:tcPr>
-            <w:tcW w:w="1557" w:type="pct"/>
+            <w:tcW w:w="1495" w:type="pct"/>
             <w:tcBorders>
               <w:bottom w:val="single" w:sz="4" w:space="0" w:color="auto"/>
             </w:tcBorders>
@@ -378,7 +364,7 @@
         </w:trPr>
         <w:tc>
           <w:tcPr>
-            <w:tcW w:w="317" w:type="pct"/>
+            <w:tcW w:w="383" w:type="pct"/>
             <w:tcBorders>
               <w:bottom w:val="nil"/>
             </w:tcBorders>
@@ -398,7 +384,7 @@
         </w:tc>
         <w:tc>
           <w:tcPr>
-            <w:tcW w:w="1684" w:type="pct"/>
+            <w:tcW w:w="1741" w:type="pct"/>
             <w:tcBorders>
               <w:bottom w:val="nil"/>
             </w:tcBorders>
@@ -418,7 +404,7 @@
         </w:tc>
         <w:tc>
           <w:tcPr>
-            <w:tcW w:w="1442" w:type="pct"/>
+            <w:tcW w:w="1380" w:type="pct"/>
             <w:tcBorders>
               <w:bottom w:val="nil"/>
             </w:tcBorders>
@@ -438,7 +424,7 @@
         </w:tc>
         <w:tc>
           <w:tcPr>
-            <w:tcW w:w="1557" w:type="pct"/>
+            <w:tcW w:w="1495" w:type="pct"/>
             <w:tcBorders>
               <w:bottom w:val="nil"/>
             </w:tcBorders>
@@ -463,7 +449,7 @@
         </w:trPr>
         <w:tc>
           <w:tcPr>
-            <w:tcW w:w="317" w:type="pct"/>
+            <w:tcW w:w="383" w:type="pct"/>
             <w:tcBorders>
               <w:top w:val="nil"/>
               <w:bottom w:val="nil"/>
@@ -490,7 +476,7 @@
         </w:tc>
         <w:tc>
           <w:tcPr>
-            <w:tcW w:w="1684" w:type="pct"/>
+            <w:tcW w:w="1741" w:type="pct"/>
             <w:tcBorders>
               <w:top w:val="nil"/>
               <w:bottom w:val="nil"/>
@@ -516,7 +502,7 @@
         </w:tc>
         <w:tc>
           <w:tcPr>
-            <w:tcW w:w="1442" w:type="pct"/>
+            <w:tcW w:w="1380" w:type="pct"/>
             <w:tcBorders>
               <w:top w:val="nil"/>
               <w:bottom w:val="nil"/>
@@ -531,7 +517,7 @@
         </w:tc>
         <w:tc>
           <w:tcPr>
-            <w:tcW w:w="1557" w:type="pct"/>
+            <w:tcW w:w="1495" w:type="pct"/>
             <w:vMerge w:val="restart"/>
             <w:tcBorders>
               <w:top w:val="nil"/>
@@ -572,7 +558,7 @@
         </w:trPr>
         <w:tc>
           <w:tcPr>
-            <w:tcW w:w="317" w:type="pct"/>
+            <w:tcW w:w="383" w:type="pct"/>
             <w:vMerge w:val="restart"/>
             <w:tcBorders>
               <w:top w:val="nil"/>
@@ -592,7 +578,7 @@
         </w:tc>
         <w:tc>
           <w:tcPr>
-            <w:tcW w:w="1684" w:type="pct"/>
+            <w:tcW w:w="1741" w:type="pct"/>
             <w:tcBorders>
               <w:top w:val="nil"/>
               <w:bottom w:val="nil"/>
@@ -610,7 +596,7 @@
         </w:tc>
         <w:tc>
           <w:tcPr>
-            <w:tcW w:w="1442" w:type="pct"/>
+            <w:tcW w:w="1380" w:type="pct"/>
             <w:tcBorders>
               <w:top w:val="nil"/>
               <w:bottom w:val="nil"/>
@@ -632,8 +618,8 @@
               <w:tblLook w:val="04A0" w:firstRow="1" w:lastRow="0" w:firstColumn="1" w:lastColumn="0" w:noHBand="0" w:noVBand="1"/>
             </w:tblPr>
             <w:tblGrid>
-              <w:gridCol w:w="562"/>
-              <w:gridCol w:w="2295"/>
+              <w:gridCol w:w="561"/>
+              <w:gridCol w:w="2292"/>
             </w:tblGrid>
             <w:tr>
               <w:tc>
@@ -677,7 +663,7 @@
         </w:tc>
         <w:tc>
           <w:tcPr>
-            <w:tcW w:w="1557" w:type="pct"/>
+            <w:tcW w:w="1495" w:type="pct"/>
             <w:vMerge/>
           </w:tcPr>
           <w:p>
@@ -694,7 +680,7 @@
         </w:trPr>
         <w:tc>
           <w:tcPr>
-            <w:tcW w:w="317" w:type="pct"/>
+            <w:tcW w:w="383" w:type="pct"/>
             <w:vMerge/>
             <w:tcBorders>
               <w:bottom w:val="nil"/>
@@ -710,7 +696,7 @@
         </w:tc>
         <w:tc>
           <w:tcPr>
-            <w:tcW w:w="1684" w:type="pct"/>
+            <w:tcW w:w="1741" w:type="pct"/>
             <w:tcBorders>
               <w:top w:val="nil"/>
               <w:bottom w:val="nil"/>
@@ -728,7 +714,7 @@
         </w:tc>
         <w:tc>
           <w:tcPr>
-            <w:tcW w:w="1442" w:type="pct"/>
+            <w:tcW w:w="1380" w:type="pct"/>
             <w:tcBorders>
               <w:top w:val="nil"/>
               <w:bottom w:val="nil"/>
@@ -750,8 +736,8 @@
               <w:tblLook w:val="04A0" w:firstRow="1" w:lastRow="0" w:firstColumn="1" w:lastColumn="0" w:noHBand="0" w:noVBand="1"/>
             </w:tblPr>
             <w:tblGrid>
-              <w:gridCol w:w="562"/>
-              <w:gridCol w:w="2295"/>
+              <w:gridCol w:w="561"/>
+              <w:gridCol w:w="2292"/>
             </w:tblGrid>
             <w:tr>
               <w:tc>
@@ -795,7 +781,7 @@
         </w:tc>
         <w:tc>
           <w:tcPr>
-            <w:tcW w:w="1557" w:type="pct"/>
+            <w:tcW w:w="1495" w:type="pct"/>
             <w:vMerge/>
             <w:tcBorders>
               <w:bottom w:val="nil"/>
@@ -815,7 +801,7 @@
         </w:trPr>
         <w:tc>
           <w:tcPr>
-            <w:tcW w:w="317" w:type="pct"/>
+            <w:tcW w:w="383" w:type="pct"/>
             <w:vMerge/>
             <w:tcBorders>
               <w:top w:val="nil"/>
@@ -832,7 +818,7 @@
         </w:tc>
         <w:tc>
           <w:tcPr>
-            <w:tcW w:w="1684" w:type="pct"/>
+            <w:tcW w:w="1741" w:type="pct"/>
             <w:tcBorders>
               <w:top w:val="nil"/>
               <w:bottom w:val="nil"/>
@@ -850,7 +836,7 @@
         </w:tc>
         <w:tc>
           <w:tcPr>
-            <w:tcW w:w="1442" w:type="pct"/>
+            <w:tcW w:w="1380" w:type="pct"/>
             <w:tcBorders>
               <w:top w:val="nil"/>
               <w:bottom w:val="nil"/>
@@ -872,8 +858,8 @@
               <w:tblLook w:val="04A0" w:firstRow="1" w:lastRow="0" w:firstColumn="1" w:lastColumn="0" w:noHBand="0" w:noVBand="1"/>
             </w:tblPr>
             <w:tblGrid>
-              <w:gridCol w:w="562"/>
-              <w:gridCol w:w="2295"/>
+              <w:gridCol w:w="561"/>
+              <w:gridCol w:w="2292"/>
             </w:tblGrid>
             <w:tr>
               <w:tc>
@@ -917,7 +903,7 @@
         </w:tc>
         <w:tc>
           <w:tcPr>
-            <w:tcW w:w="1557" w:type="pct"/>
+            <w:tcW w:w="1495" w:type="pct"/>
             <w:vMerge/>
             <w:tcBorders>
               <w:top w:val="nil"/>
@@ -937,7 +923,7 @@
         </w:trPr>
         <w:tc>
           <w:tcPr>
-            <w:tcW w:w="317" w:type="pct"/>
+            <w:tcW w:w="383" w:type="pct"/>
             <w:vMerge w:val="restart"/>
             <w:tcBorders>
               <w:top w:val="nil"/>
@@ -956,7 +942,7 @@
         </w:tc>
         <w:tc>
           <w:tcPr>
-            <w:tcW w:w="1684" w:type="pct"/>
+            <w:tcW w:w="1741" w:type="pct"/>
             <w:tcBorders>
               <w:top w:val="nil"/>
               <w:bottom w:val="nil"/>
@@ -977,25 +963,81 @@
               <w:spacing w:before="8"/>
             </w:pPr>
           </w:p>
-          <w:p>
-            <w:pPr>
-              <w:pStyle w:val="BodyText"/>
-              <w:spacing w:before="8"/>
-            </w:pPr>
-            <w:r>
-              <w:t>{{lama_hari}} hari x Rp {{sbm}}</w:t>
-            </w:r>
-          </w:p>
-          <w:p>
-            <w:pPr>
-              <w:pStyle w:val="BodyText"/>
-              <w:spacing w:before="8"/>
-            </w:pPr>
-          </w:p>
-        </w:tc>
-        <w:tc>
-          <w:tcPr>
-            <w:tcW w:w="1442" w:type="pct"/>
+          <w:tbl>
+            <w:tblPr>
+              <w:tblStyle w:val="TableGrid"/>
+              <w:tblW w:w="3768" w:type="dxa"/>
+              <w:tblBorders>
+                <w:top w:val="none" w:sz="0" w:space="0" w:color="auto"/>
+                <w:left w:val="none" w:sz="0" w:space="0" w:color="auto"/>
+                <w:bottom w:val="none" w:sz="0" w:space="0" w:color="auto"/>
+                <w:right w:val="none" w:sz="0" w:space="0" w:color="auto"/>
+                <w:insideH w:val="none" w:sz="0" w:space="0" w:color="auto"/>
+                <w:insideV w:val="none" w:sz="0" w:space="0" w:color="auto"/>
+              </w:tblBorders>
+              <w:tblLook w:val="04A0" w:firstRow="1" w:lastRow="0" w:firstColumn="1" w:lastColumn="0" w:noHBand="0" w:noVBand="1"/>
+            </w:tblPr>
+            <w:tblGrid>
+              <w:gridCol w:w="1442"/>
+              <w:gridCol w:w="1003"/>
+              <w:gridCol w:w="1323"/>
+            </w:tblGrid>
+            <w:tr>
+              <w:tc>
+                <w:tcPr>
+                  <w:tcW w:w="1913" w:type="pct"/>
+                </w:tcPr>
+                <w:p>
+                  <w:pPr>
+                    <w:pStyle w:val="BodyText"/>
+                    <w:spacing w:before="8"/>
+                  </w:pPr>
+                  <w:r>
+                    <w:t>{{lama_hari}} hari</w:t>
+                  </w:r>
+                </w:p>
+              </w:tc>
+              <w:tc>
+                <w:tcPr>
+                  <w:tcW w:w="1331" w:type="pct"/>
+                </w:tcPr>
+                <w:p>
+                  <w:pPr>
+                    <w:pStyle w:val="BodyText"/>
+                    <w:spacing w:before="8"/>
+                    <w:jc w:val="center"/>
+                  </w:pPr>
+                  <w:r>
+                    <w:t>x</w:t>
+                  </w:r>
+                </w:p>
+              </w:tc>
+              <w:tc>
+                <w:tcPr>
+                  <w:tcW w:w="1756" w:type="pct"/>
+                </w:tcPr>
+                <w:p>
+                  <w:pPr>
+                    <w:pStyle w:val="BodyText"/>
+                    <w:spacing w:before="8"/>
+                  </w:pPr>
+                  <w:r>
+                    <w:t>Rp {{sbm}}</w:t>
+                  </w:r>
+                </w:p>
+              </w:tc>
+            </w:tr>
+          </w:tbl>
+          <w:p>
+            <w:pPr>
+              <w:pStyle w:val="BodyText"/>
+              <w:spacing w:before="8"/>
+            </w:pPr>
+          </w:p>
+        </w:tc>
+        <w:tc>
+          <w:tcPr>
+            <w:tcW w:w="1380" w:type="pct"/>
             <w:tcBorders>
               <w:top w:val="nil"/>
               <w:bottom w:val="nil"/>
@@ -1017,8 +1059,8 @@
               <w:tblLook w:val="04A0" w:firstRow="1" w:lastRow="0" w:firstColumn="1" w:lastColumn="0" w:noHBand="0" w:noVBand="1"/>
             </w:tblPr>
             <w:tblGrid>
-              <w:gridCol w:w="562"/>
-              <w:gridCol w:w="2295"/>
+              <w:gridCol w:w="561"/>
+              <w:gridCol w:w="2292"/>
             </w:tblGrid>
             <w:tr>
               <w:tc>
@@ -1062,7 +1104,7 @@
         </w:tc>
         <w:tc>
           <w:tcPr>
-            <w:tcW w:w="1557" w:type="pct"/>
+            <w:tcW w:w="1495" w:type="pct"/>
             <w:vMerge/>
           </w:tcPr>
           <w:p>
@@ -1079,7 +1121,7 @@
         </w:trPr>
         <w:tc>
           <w:tcPr>
-            <w:tcW w:w="317" w:type="pct"/>
+            <w:tcW w:w="383" w:type="pct"/>
             <w:vMerge/>
           </w:tcPr>
           <w:p>
@@ -1092,7 +1134,7 @@
         </w:tc>
         <w:tc>
           <w:tcPr>
-            <w:tcW w:w="1684" w:type="pct"/>
+            <w:tcW w:w="1741" w:type="pct"/>
             <w:tcBorders>
               <w:top w:val="nil"/>
             </w:tcBorders>
@@ -1112,19 +1154,87 @@
               <w:spacing w:before="8"/>
             </w:pPr>
           </w:p>
-          <w:p>
-            <w:pPr>
-              <w:pStyle w:val="BodyText"/>
-              <w:spacing w:before="8"/>
-            </w:pPr>
-            <w:r>
-              <w:t>{{lama_hari}} hari x Rp {{penginapan}}</w:t>
-            </w:r>
-          </w:p>
-        </w:tc>
-        <w:tc>
-          <w:tcPr>
-            <w:tcW w:w="1442" w:type="pct"/>
+          <w:tbl>
+            <w:tblPr>
+              <w:tblStyle w:val="TableGrid"/>
+              <w:tblW w:w="3738" w:type="dxa"/>
+              <w:tblBorders>
+                <w:top w:val="none" w:sz="0" w:space="0" w:color="auto"/>
+                <w:left w:val="none" w:sz="0" w:space="0" w:color="auto"/>
+                <w:bottom w:val="none" w:sz="0" w:space="0" w:color="auto"/>
+                <w:right w:val="none" w:sz="0" w:space="0" w:color="auto"/>
+                <w:insideH w:val="none" w:sz="0" w:space="0" w:color="auto"/>
+                <w:insideV w:val="none" w:sz="0" w:space="0" w:color="auto"/>
+              </w:tblBorders>
+              <w:tblLook w:val="04A0" w:firstRow="1" w:lastRow="0" w:firstColumn="1" w:lastColumn="0" w:noHBand="0" w:noVBand="1"/>
+            </w:tblPr>
+            <w:tblGrid>
+              <w:gridCol w:w="1442"/>
+              <w:gridCol w:w="973"/>
+              <w:gridCol w:w="1323"/>
+            </w:tblGrid>
+            <w:tr>
+              <w:tc>
+                <w:tcPr>
+                  <w:tcW w:w="1929" w:type="pct"/>
+                </w:tcPr>
+                <w:p>
+                  <w:pPr>
+                    <w:pStyle w:val="BodyText"/>
+                    <w:spacing w:before="8"/>
+                  </w:pPr>
+                  <w:r>
+                    <w:t>{{lama_hari}} hari</w:t>
+                  </w:r>
+                </w:p>
+              </w:tc>
+              <w:tc>
+                <w:tcPr>
+                  <w:tcW w:w="1301" w:type="pct"/>
+                </w:tcPr>
+                <w:p>
+                  <w:pPr>
+                    <w:pStyle w:val="BodyText"/>
+                    <w:spacing w:before="8"/>
+                    <w:jc w:val="center"/>
+                  </w:pPr>
+                  <w:r>
+                    <w:t>x</w:t>
+                  </w:r>
+                </w:p>
+              </w:tc>
+              <w:tc>
+                <w:tcPr>
+                  <w:tcW w:w="1770" w:type="pct"/>
+                </w:tcPr>
+                <w:p>
+                  <w:pPr>
+                    <w:pStyle w:val="BodyText"/>
+                    <w:spacing w:before="8"/>
+                  </w:pPr>
+                  <w:r>
+                    <w:t>Rp {{</w:t>
+                  </w:r>
+                  <w:r>
+                    <w:t>p</w:t>
+                  </w:r>
+                  <w:r>
+                    <w:t>}}</w:t>
+                  </w:r>
+                </w:p>
+              </w:tc>
+            </w:tr>
+          </w:tbl>
+          <w:p>
+            <w:pPr>
+              <w:pStyle w:val="BodyText"/>
+              <w:spacing w:before="8"/>
+            </w:pPr>
+          </w:p>
+        </w:tc>
+        <w:tc>
+          <w:tcPr>
+            <w:tcW w:w="1380" w:type="pct"/>
             <w:tcBorders>
               <w:top w:val="nil"/>
             </w:tcBorders>
@@ -1145,8 +1255,8 @@
               <w:tblLook w:val="04A0" w:firstRow="1" w:lastRow="0" w:firstColumn="1" w:lastColumn="0" w:noHBand="0" w:noVBand="1"/>
             </w:tblPr>
             <w:tblGrid>
-              <w:gridCol w:w="562"/>
-              <w:gridCol w:w="2295"/>
+              <w:gridCol w:w="561"/>
+              <w:gridCol w:w="2292"/>
             </w:tblGrid>
             <w:tr>
               <w:tc>
@@ -1190,7 +1300,7 @@
         </w:tc>
         <w:tc>
           <w:tcPr>
-            <w:tcW w:w="1557" w:type="pct"/>
+            <w:tcW w:w="1495" w:type="pct"/>
             <w:vMerge/>
           </w:tcPr>
           <w:p>
@@ -1207,7 +1317,7 @@
         </w:trPr>
         <w:tc>
           <w:tcPr>
-            <w:tcW w:w="317" w:type="pct"/>
+            <w:tcW w:w="383" w:type="pct"/>
             <w:vAlign w:val="center"/>
           </w:tcPr>
           <w:p>
@@ -1220,7 +1330,7 @@
         </w:tc>
         <w:tc>
           <w:tcPr>
-            <w:tcW w:w="1684" w:type="pct"/>
+            <w:tcW w:w="1741" w:type="pct"/>
             <w:vAlign w:val="center"/>
           </w:tcPr>
           <w:p>
@@ -1251,13 +1361,13 @@
         </w:tc>
         <w:tc>
           <w:tcPr>
-            <w:tcW w:w="1442" w:type="pct"/>
+            <w:tcW w:w="1380" w:type="pct"/>
             <w:vAlign w:val="center"/>
           </w:tcPr>
           <w:tbl>
             <w:tblPr>
               <w:tblStyle w:val="TableGrid"/>
-              <w:tblW w:w="5000" w:type="pct"/>
+              <w:tblW w:w="2853" w:type="dxa"/>
               <w:tblBorders>
                 <w:top w:val="none" w:sz="0" w:space="0" w:color="auto"/>
                 <w:left w:val="none" w:sz="0" w:space="0" w:color="auto"/>
@@ -1269,13 +1379,13 @@
               <w:tblLook w:val="04A0" w:firstRow="1" w:lastRow="0" w:firstColumn="1" w:lastColumn="0" w:noHBand="0" w:noVBand="1"/>
             </w:tblPr>
             <w:tblGrid>
-              <w:gridCol w:w="610"/>
-              <w:gridCol w:w="2247"/>
+              <w:gridCol w:w="791"/>
+              <w:gridCol w:w="2062"/>
             </w:tblGrid>
             <w:tr>
               <w:tc>
                 <w:tcPr>
-                  <w:tcW w:w="1068" w:type="pct"/>
+                  <w:tcW w:w="1386" w:type="pct"/>
                 </w:tcPr>
                 <w:p>
                   <w:pPr>
@@ -1297,7 +1407,7 @@
               </w:tc>
               <w:tc>
                 <w:tcPr>
-                  <w:tcW w:w="3932" w:type="pct"/>
+                  <w:tcW w:w="3614" w:type="pct"/>
                 </w:tcPr>
                 <w:p>
                   <w:pPr>
@@ -1314,7 +1424,7 @@
                       <w:b/>
                       <w:bCs/>
                     </w:rPr>
-                    <w:t>{{total_keseluruhan}}</w:t>
+                    <w:t>{{total}}</w:t>
                   </w:r>
                 </w:p>
               </w:tc>
@@ -1334,7 +1444,7 @@
         </w:tc>
         <w:tc>
           <w:tcPr>
-            <w:tcW w:w="1557" w:type="pct"/>
+            <w:tcW w:w="1495" w:type="pct"/>
             <w:vAlign w:val="center"/>
           </w:tcPr>
           <w:p>
@@ -1399,8 +1509,36 @@
           <w:tab w:val="left" w:pos="2735"/>
         </w:tabs>
         <w:ind w:right="301"/>
-        <w:jc w:val="right"/>
+        <w:jc w:val="center"/>
       </w:pPr>
+      <w:r>
+        <w:tab/>
+      </w:r>
+      <w:r>
+        <w:tab/>
+      </w:r>
+      <w:r>
+        <w:tab/>
+      </w:r>
+      <w:r>
+        <w:tab/>
+      </w:r>
+      <w:r>
+        <w:tab/>
+      </w:r>
+      <w:r>
+        <w:tab/>
+      </w:r>
+      <w:r>
+        <w:tab/>
+        <w:t xml:space="preserve">         </w:t>
+      </w:r>
+      <w:r>
+        <w:t xml:space="preserve"> </w:t>
+      </w:r>
+      <w:r>
+        <w:t xml:space="preserve"> </w:t>
+      </w:r>
       <w:r>
         <w:t>Jakarta,</w:t>
       </w:r>
@@ -1414,7 +1552,6 @@
       <w:r>
         <w:t>{{</w:t>
       </w:r>
-      <w:proofErr w:type="spellStart"/>
       <w:r>
         <w:rPr>
           <w:lang w:val="en-US"/>
@@ -1427,7 +1564,6 @@
         </w:rPr>
         <w:t>dikeluarkan</w:t>
       </w:r>
-      <w:proofErr w:type="spellEnd"/>
       <w:r>
         <w:t>}}</w:t>
       </w:r>
@@ -1444,8 +1580,8 @@
     <w:tbl>
       <w:tblPr>
         <w:tblStyle w:val="TableGrid"/>
-        <w:tblW w:w="4523" w:type="pct"/>
-        <w:tblInd w:w="675" w:type="dxa"/>
+        <w:tblW w:w="5787" w:type="pct"/>
+        <w:tblInd w:w="-34" w:type="dxa"/>
         <w:tblBorders>
           <w:top w:val="none" w:sz="0" w:space="0" w:color="auto"/>
           <w:left w:val="none" w:sz="0" w:space="0" w:color="auto"/>
@@ -1457,14 +1593,50 @@
         <w:tblLook w:val="04A0" w:firstRow="1" w:lastRow="0" w:firstColumn="1" w:lastColumn="0" w:noHBand="0" w:noVBand="1"/>
       </w:tblPr>
       <w:tblGrid>
-        <w:gridCol w:w="3688"/>
-        <w:gridCol w:w="2834"/>
-        <w:gridCol w:w="3117"/>
+        <w:gridCol w:w="7230"/>
+        <w:gridCol w:w="5103"/>
       </w:tblGrid>
       <w:tr>
         <w:tc>
           <w:tcPr>
-            <w:tcW w:w="1913" w:type="pct"/>
+            <w:tcW w:w="2931" w:type="pct"/>
+          </w:tcPr>
+          <w:p>
+            <w:pPr>
+              <w:pStyle w:val="BodyText"/>
+              <w:spacing w:line="336" w:lineRule="auto"/>
+              <w:ind w:right="350"/>
+            </w:pPr>
+            <w:r>
+              <w:t>Telah dibayar sejumlah</w:t>
+            </w:r>
+          </w:p>
+          <w:p>
+            <w:pPr>
+              <w:pStyle w:val="BodyText"/>
+              <w:spacing w:line="336" w:lineRule="auto"/>
+              <w:ind w:right="350"/>
+            </w:pPr>
+            <w:r>
+              <w:t>Rp.</w:t>
+            </w:r>
+            <w:r>
+              <w:rPr>
+                <w:spacing w:val="50"/>
+              </w:rPr>
+              <w:t xml:space="preserve"> </w:t>
+            </w:r>
+            <w:r>
+              <w:t>{{</w:t>
+            </w:r>
+            <w:r>
+              <w:t>total}}</w:t>
+            </w:r>
+          </w:p>
+        </w:tc>
+        <w:tc>
+          <w:tcPr>
+            <w:tcW w:w="2069" w:type="pct"/>
           </w:tcPr>
           <w:p>
             <w:pPr>
@@ -1474,7 +1646,22 @@
               <w:jc w:val="center"/>
             </w:pPr>
             <w:r>
-              <w:t>Telah dibayar sejumlah</w:t>
+              <w:t>Telah menerima</w:t>
+            </w:r>
+            <w:r>
+              <w:rPr>
+                <w:spacing w:val="-1"/>
+              </w:rPr>
+              <w:t xml:space="preserve"> </w:t>
+            </w:r>
+            <w:r>
+              <w:t>jumlah</w:t>
+            </w:r>
+            <w:r>
+              <w:t xml:space="preserve"> </w:t>
+            </w:r>
+            <w:r>
+              <w:t>uang sebesar</w:t>
             </w:r>
           </w:p>
           <w:p>
@@ -1497,67 +1684,7 @@
               <w:t>{{</w:t>
             </w:r>
             <w:r>
-              <w:t>total_keseluruhan}}</w:t>
-            </w:r>
-          </w:p>
-        </w:tc>
-        <w:tc>
-          <w:tcPr>
-            <w:tcW w:w="1470" w:type="pct"/>
-          </w:tcPr>
-          <w:p>
-            <w:pPr>
-              <w:pStyle w:val="BodyText"/>
-              <w:spacing w:line="336" w:lineRule="auto"/>
-              <w:ind w:right="350"/>
-            </w:pPr>
-          </w:p>
-        </w:tc>
-        <w:tc>
-          <w:tcPr>
-            <w:tcW w:w="1617" w:type="pct"/>
-          </w:tcPr>
-          <w:p>
-            <w:pPr>
-              <w:pStyle w:val="BodyText"/>
-              <w:spacing w:line="336" w:lineRule="auto"/>
-              <w:ind w:right="350"/>
-              <w:jc w:val="center"/>
-            </w:pPr>
-            <w:r>
-              <w:t>Telah menerima</w:t>
-            </w:r>
-            <w:r>
-              <w:rPr>
-                <w:spacing w:val="-1"/>
-              </w:rPr>
-              <w:t xml:space="preserve"> </w:t>
-            </w:r>
-            <w:r>
-              <w:t>jumlah uang sebesar</w:t>
-            </w:r>
-          </w:p>
-          <w:p>
-            <w:pPr>
-              <w:pStyle w:val="BodyText"/>
-              <w:spacing w:line="336" w:lineRule="auto"/>
-              <w:ind w:right="350"/>
-              <w:jc w:val="center"/>
-            </w:pPr>
-            <w:r>
-              <w:t>Rp.</w:t>
-            </w:r>
-            <w:r>
-              <w:rPr>
-                <w:spacing w:val="50"/>
-              </w:rPr>
-              <w:t xml:space="preserve"> </w:t>
-            </w:r>
-            <w:r>
-              <w:t>{{</w:t>
-            </w:r>
-            <w:r>
-              <w:t>total_kesuluruhan</w:t>
+              <w:t>total</w:t>
             </w:r>
             <w:r>
               <w:t>}</w:t>
@@ -1583,8 +1710,8 @@
     <w:tbl>
       <w:tblPr>
         <w:tblStyle w:val="TableGrid"/>
-        <w:tblW w:w="9780" w:type="dxa"/>
-        <w:tblInd w:w="534" w:type="dxa"/>
+        <w:tblW w:w="10348" w:type="dxa"/>
+        <w:tblInd w:w="250" w:type="dxa"/>
         <w:tblBorders>
           <w:top w:val="none" w:sz="0" w:space="0" w:color="auto"/>
           <w:left w:val="none" w:sz="0" w:space="0" w:color="auto"/>
@@ -1596,14 +1723,14 @@
         <w:tblLook w:val="04A0" w:firstRow="1" w:lastRow="0" w:firstColumn="1" w:lastColumn="0" w:noHBand="0" w:noVBand="1"/>
       </w:tblPr>
       <w:tblGrid>
-        <w:gridCol w:w="3652"/>
-        <w:gridCol w:w="2443"/>
-        <w:gridCol w:w="3685"/>
+        <w:gridCol w:w="4111"/>
+        <w:gridCol w:w="2268"/>
+        <w:gridCol w:w="3969"/>
       </w:tblGrid>
       <w:tr>
         <w:tc>
           <w:tcPr>
-            <w:tcW w:w="3652" w:type="dxa"/>
+            <w:tcW w:w="4111" w:type="dxa"/>
           </w:tcPr>
           <w:p>
             <w:pPr>
@@ -1636,13 +1763,27 @@
                 <w:rFonts w:ascii="Arial"/>
                 <w:b/>
               </w:rPr>
-              <w:t>Biro Umum Tahun {{tahun</w:t>
+              <w:t>Biro Umum Tahun</w:t>
             </w:r>
             <w:r>
               <w:rPr>
                 <w:rFonts w:ascii="Arial"/>
                 <w:b/>
               </w:rPr>
+              <w:t xml:space="preserve"> </w:t>
+            </w:r>
+            <w:r>
+              <w:rPr>
+                <w:rFonts w:ascii="Arial"/>
+                <w:b/>
+              </w:rPr>
+              <w:t>{{tahun</w:t>
+            </w:r>
+            <w:r>
+              <w:rPr>
+                <w:rFonts w:ascii="Arial"/>
+                <w:b/>
+              </w:rPr>
               <w:t>_saat_ini</w:t>
             </w:r>
             <w:r>
@@ -1656,7 +1797,7 @@
         </w:tc>
         <w:tc>
           <w:tcPr>
-            <w:tcW w:w="2443" w:type="dxa"/>
+            <w:tcW w:w="2268" w:type="dxa"/>
           </w:tcPr>
           <w:p>
             <w:pPr>
@@ -1670,7 +1811,7 @@
         </w:tc>
         <w:tc>
           <w:tcPr>
-            <w:tcW w:w="3685" w:type="dxa"/>
+            <w:tcW w:w="3969" w:type="dxa"/>
           </w:tcPr>
           <w:p>
             <w:pPr>
@@ -1688,25 +1829,7 @@
                 <w:b/>
                 <w:lang w:val="en-US"/>
               </w:rPr>
-              <w:t xml:space="preserve">Yang </w:t>
-            </w:r>
-            <w:proofErr w:type="spellStart"/>
-            <w:r>
-              <w:rPr>
-                <w:rFonts w:ascii="Arial"/>
-                <w:b/>
-                <w:lang w:val="en-US"/>
-              </w:rPr>
-              <w:t>menerima</w:t>
-            </w:r>
-            <w:proofErr w:type="spellEnd"/>
-            <w:r>
-              <w:rPr>
-                <w:rFonts w:ascii="Arial"/>
-                <w:b/>
-                <w:lang w:val="en-US"/>
-              </w:rPr>
-              <w:t>,</w:t>
+              <w:t>Yang menerima,</w:t>
             </w:r>
           </w:p>
         </w:tc>
@@ -1714,7 +1837,7 @@
       <w:tr>
         <w:tc>
           <w:tcPr>
-            <w:tcW w:w="3652" w:type="dxa"/>
+            <w:tcW w:w="4111" w:type="dxa"/>
           </w:tcPr>
           <w:p>
             <w:pPr>
@@ -1728,7 +1851,7 @@
         </w:tc>
         <w:tc>
           <w:tcPr>
-            <w:tcW w:w="2443" w:type="dxa"/>
+            <w:tcW w:w="2268" w:type="dxa"/>
           </w:tcPr>
           <w:p>
             <w:pPr>
@@ -1742,7 +1865,7 @@
         </w:tc>
         <w:tc>
           <w:tcPr>
-            <w:tcW w:w="3685" w:type="dxa"/>
+            <w:tcW w:w="3969" w:type="dxa"/>
           </w:tcPr>
           <w:p>
             <w:pPr>
@@ -1758,7 +1881,7 @@
       <w:tr>
         <w:tc>
           <w:tcPr>
-            <w:tcW w:w="3652" w:type="dxa"/>
+            <w:tcW w:w="4111" w:type="dxa"/>
           </w:tcPr>
           <w:p>
             <w:pPr>
@@ -1772,7 +1895,7 @@
         </w:tc>
         <w:tc>
           <w:tcPr>
-            <w:tcW w:w="2443" w:type="dxa"/>
+            <w:tcW w:w="2268" w:type="dxa"/>
           </w:tcPr>
           <w:p>
             <w:pPr>
@@ -1786,7 +1909,7 @@
         </w:tc>
         <w:tc>
           <w:tcPr>
-            <w:tcW w:w="3685" w:type="dxa"/>
+            <w:tcW w:w="3969" w:type="dxa"/>
           </w:tcPr>
           <w:p>
             <w:pPr>
@@ -1805,7 +1928,7 @@
         </w:trPr>
         <w:tc>
           <w:tcPr>
-            <w:tcW w:w="3652" w:type="dxa"/>
+            <w:tcW w:w="4111" w:type="dxa"/>
           </w:tcPr>
           <w:p>
             <w:pPr>
@@ -1819,7 +1942,7 @@
         </w:tc>
         <w:tc>
           <w:tcPr>
-            <w:tcW w:w="2443" w:type="dxa"/>
+            <w:tcW w:w="2268" w:type="dxa"/>
           </w:tcPr>
           <w:p>
             <w:pPr>
@@ -1833,7 +1956,7 @@
         </w:tc>
         <w:tc>
           <w:tcPr>
-            <w:tcW w:w="3685" w:type="dxa"/>
+            <w:tcW w:w="3969" w:type="dxa"/>
           </w:tcPr>
           <w:p>
             <w:pPr>
@@ -1849,7 +1972,7 @@
       <w:tr>
         <w:tc>
           <w:tcPr>
-            <w:tcW w:w="3652" w:type="dxa"/>
+            <w:tcW w:w="4111" w:type="dxa"/>
           </w:tcPr>
           <w:p>
             <w:pPr>
@@ -1867,88 +1990,60 @@
                 <w:bCs/>
                 <w:lang w:val="en-US"/>
               </w:rPr>
-              <w:t>{{</w:t>
-            </w:r>
-            <w:proofErr w:type="spellStart"/>
-            <w:r>
+              <w:t>{{nama_bendahara}}</w:t>
+            </w:r>
+          </w:p>
+        </w:tc>
+        <w:tc>
+          <w:tcPr>
+            <w:tcW w:w="2268" w:type="dxa"/>
+          </w:tcPr>
+          <w:p>
+            <w:pPr>
+              <w:pStyle w:val="BodyText"/>
+              <w:rPr>
+                <w:rFonts w:ascii="Arial"/>
+                <w:b/>
+              </w:rPr>
+            </w:pPr>
+          </w:p>
+        </w:tc>
+        <w:tc>
+          <w:tcPr>
+            <w:tcW w:w="3969" w:type="dxa"/>
+          </w:tcPr>
+          <w:p>
+            <w:pPr>
+              <w:pStyle w:val="BodyText"/>
+              <w:jc w:val="center"/>
               <w:rPr>
                 <w:rFonts w:ascii="Arial"/>
                 <w:bCs/>
                 <w:lang w:val="en-US"/>
               </w:rPr>
-              <w:t>nama_bendahara</w:t>
-            </w:r>
-            <w:proofErr w:type="spellEnd"/>
+            </w:pPr>
             <w:r>
               <w:rPr>
                 <w:rFonts w:ascii="Arial"/>
                 <w:bCs/>
                 <w:lang w:val="en-US"/>
               </w:rPr>
-              <w:t>}}</w:t>
-            </w:r>
-          </w:p>
-        </w:tc>
-        <w:tc>
-          <w:tcPr>
-            <w:tcW w:w="2443" w:type="dxa"/>
-          </w:tcPr>
-          <w:p>
-            <w:pPr>
-              <w:pStyle w:val="BodyText"/>
-              <w:rPr>
-                <w:rFonts w:ascii="Arial"/>
-                <w:b/>
-              </w:rPr>
-            </w:pPr>
-          </w:p>
-        </w:tc>
-        <w:tc>
-          <w:tcPr>
-            <w:tcW w:w="3685" w:type="dxa"/>
-          </w:tcPr>
-          <w:p>
-            <w:pPr>
-              <w:pStyle w:val="BodyText"/>
-              <w:jc w:val="center"/>
+              <w:t>{{nama_pe</w:t>
+            </w:r>
+            <w:r>
               <w:rPr>
                 <w:rFonts w:ascii="Arial"/>
                 <w:bCs/>
                 <w:lang w:val="en-US"/>
               </w:rPr>
-            </w:pPr>
+              <w:t>tugas</w:t>
+            </w:r>
             <w:r>
               <w:rPr>
                 <w:rFonts w:ascii="Arial"/>
                 <w:bCs/>
                 <w:lang w:val="en-US"/>
               </w:rPr>
-              <w:t>{{</w:t>
-            </w:r>
-            <w:proofErr w:type="spellStart"/>
-            <w:r>
-              <w:rPr>
-                <w:rFonts w:ascii="Arial"/>
-                <w:bCs/>
-                <w:lang w:val="en-US"/>
-              </w:rPr>
-              <w:t>nama_pe</w:t>
-            </w:r>
-            <w:r>
-              <w:rPr>
-                <w:rFonts w:ascii="Arial"/>
-                <w:bCs/>
-                <w:lang w:val="en-US"/>
-              </w:rPr>
-              <w:t>tugas</w:t>
-            </w:r>
-            <w:proofErr w:type="spellEnd"/>
-            <w:r>
-              <w:rPr>
-                <w:rFonts w:ascii="Arial"/>
-                <w:bCs/>
-                <w:lang w:val="en-US"/>
-              </w:rPr>
               <w:t>}}</w:t>
             </w:r>
           </w:p>
@@ -1957,7 +2052,7 @@
       <w:tr>
         <w:tc>
           <w:tcPr>
-            <w:tcW w:w="3652" w:type="dxa"/>
+            <w:tcW w:w="4111" w:type="dxa"/>
           </w:tcPr>
           <w:p>
             <w:pPr>
@@ -1977,7 +2072,6 @@
               </w:rPr>
               <w:t>NIP. {{</w:t>
             </w:r>
-            <w:proofErr w:type="spellStart"/>
             <w:r>
               <w:rPr>
                 <w:sz w:val="20"/>
@@ -1986,7 +2080,6 @@
               </w:rPr>
               <w:t>nip_bendahara</w:t>
             </w:r>
-            <w:proofErr w:type="spellEnd"/>
             <w:r>
               <w:rPr>
                 <w:sz w:val="20"/>
@@ -2009,7 +2102,7 @@
         </w:tc>
         <w:tc>
           <w:tcPr>
-            <w:tcW w:w="2443" w:type="dxa"/>
+            <w:tcW w:w="2268" w:type="dxa"/>
           </w:tcPr>
           <w:p>
             <w:pPr>
@@ -2023,7 +2116,7 @@
         </w:tc>
         <w:tc>
           <w:tcPr>
-            <w:tcW w:w="3685" w:type="dxa"/>
+            <w:tcW w:w="3969" w:type="dxa"/>
           </w:tcPr>
           <w:p>
             <w:pPr>
@@ -2043,7 +2136,6 @@
               </w:rPr>
               <w:t>NIP. {{</w:t>
             </w:r>
-            <w:proofErr w:type="spellStart"/>
             <w:r>
               <w:rPr>
                 <w:sz w:val="20"/>
@@ -2052,7 +2144,6 @@
               </w:rPr>
               <w:t>nip_petugas</w:t>
             </w:r>
-            <w:proofErr w:type="spellEnd"/>
             <w:r>
               <w:rPr>
                 <w:sz w:val="20"/>
@@ -2164,7 +2255,7 @@
           </mc:Choice>
           <mc:Fallback>
             <w:pict>
-              <v:shape w14:anchorId="6F8CB54A" id="Graphic 3" o:spid="_x0000_s1026" style="position:absolute;margin-left:61.95pt;margin-top:4.95pt;width:500.65pt;height:.1pt;z-index:-251667456;visibility:visible;mso-wrap-style:square;mso-wrap-distance-left:0;mso-wrap-distance-top:0;mso-wrap-distance-right:0;mso-wrap-distance-bottom:0;mso-position-horizontal:absolute;mso-position-horizontal-relative:page;mso-position-vertical:absolute;mso-position-vertical-relative:text;v-text-anchor:top" coordsize="6358255,1270" o:gfxdata="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" path="m,l6358128,e" filled="f" strokeweight=".49678mm">
+              <v:shape w14:anchorId="713F315B" id="Graphic 3" o:spid="_x0000_s1026" style="position:absolute;margin-left:61.95pt;margin-top:4.95pt;width:500.65pt;height:.1pt;z-index:-251667456;visibility:visible;mso-wrap-style:square;mso-wrap-distance-left:0;mso-wrap-distance-top:0;mso-wrap-distance-right:0;mso-wrap-distance-bottom:0;mso-position-horizontal:absolute;mso-position-horizontal-relative:page;mso-position-vertical:absolute;mso-position-vertical-relative:text;v-text-anchor:top" coordsize="6358255,1270" o:gfxdata="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" path="m,l6358128,e" filled="f" strokeweight=".49678mm">
                 <v:path arrowok="t"/>
                 <w10:wrap type="topAndBottom" anchorx="page"/>
               </v:shape>
@@ -2288,16 +2379,14 @@
               <w:rPr>
                 <w:lang w:val="en-US"/>
               </w:rPr>
-              <w:t>{{</w:t>
-            </w:r>
-            <w:proofErr w:type="spellStart"/>
+              <w:t>{{tota</w:t>
+            </w:r>
             <w:r>
               <w:rPr>
                 <w:lang w:val="en-US"/>
               </w:rPr>
-              <w:t>total_keseluruhan</w:t>
-            </w:r>
-            <w:proofErr w:type="spellEnd"/>
+              <w:t>l</w:t>
+            </w:r>
             <w:r>
               <w:rPr>
                 <w:lang w:val="en-US"/>
@@ -2403,14 +2492,12 @@
             <w:r>
               <w:t>{{</w:t>
             </w:r>
-            <w:proofErr w:type="spellStart"/>
             <w:r>
               <w:rPr>
                 <w:lang w:val="en-US"/>
               </w:rPr>
-              <w:t>total_keseluruhan</w:t>
-            </w:r>
-            <w:proofErr w:type="spellEnd"/>
+              <w:t>total</w:t>
+            </w:r>
             <w:r>
               <w:t>}</w:t>
             </w:r>
@@ -3220,6 +3307,7 @@
   <w:style w:type="paragraph" w:default="1" w:styleId="Normal">
     <w:name w:val="Normal"/>
     <w:qFormat/>
+    <w:rsid w:val="00203D55"/>
     <w:rPr>
       <w:rFonts w:ascii="Arial MT" w:eastAsia="Arial MT" w:hAnsi="Arial MT" w:cs="Arial MT"/>
       <w:lang w:val="id"/>
@@ -3308,6 +3396,7 @@
   <w:style w:type="paragraph" w:styleId="BodyText">
     <w:name w:val="Body Text"/>
     <w:basedOn w:val="Normal"/>
+    <w:link w:val="BodyTextChar"/>
     <w:uiPriority w:val="1"/>
     <w:qFormat/>
     <w:rPr>
@@ -3342,6 +3431,19 @@
         <w:insideV w:val="single" w:sz="4" w:space="0" w:color="auto"/>
       </w:tblBorders>
     </w:tblPr>
+  </w:style>
+  <w:style w:type="character" w:customStyle="1" w:styleId="BodyTextChar">
+    <w:name w:val="Body Text Char"/>
+    <w:basedOn w:val="DefaultParagraphFont"/>
+    <w:link w:val="BodyText"/>
+    <w:uiPriority w:val="1"/>
+    <w:rsid w:val="007E6BE4"/>
+    <w:rPr>
+      <w:rFonts w:ascii="Arial MT" w:eastAsia="Arial MT" w:hAnsi="Arial MT" w:cs="Arial MT"/>
+      <w:sz w:val="20"/>
+      <w:szCs w:val="20"/>
+      <w:lang w:val="id"/>
+    </w:rPr>
   </w:style>
 </w:styles>
 </file>

--- a/backend/templates/Berkas Luar Kota - rincian pembayaran.docx
+++ b/backend/templates/Berkas Luar Kota - rincian pembayaran.docx
@@ -1,6 +1,6 @@
 
 <file path=word/document.xml><?xml version="1.0" encoding="utf-8"?>
-<w:document xmlns:wpc="http://schemas.microsoft.com/office/word/2010/wordprocessingCanvas" xmlns:cx="http://schemas.microsoft.com/office/drawing/2014/chartex" xmlns:cx1="http://schemas.microsoft.com/office/drawing/2015/9/8/chartex" xmlns:cx2="http://schemas.microsoft.com/office/drawing/2015/10/21/chartex" xmlns:cx3="http://schemas.microsoft.com/office/drawing/2016/5/9/chartex" xmlns:cx4="http://schemas.microsoft.com/office/drawing/2016/5/10/chartex" xmlns:cx5="http://schemas.microsoft.com/office/drawing/2016/5/11/chartex" xmlns:cx6="http://schemas.microsoft.com/office/drawing/2016/5/12/chartex" xmlns:cx7="http://schemas.microsoft.com/office/drawing/2016/5/13/chartex" xmlns:cx8="http://schemas.microsoft.com/office/drawing/2016/5/14/chartex" xmlns:mc="http://schemas.openxmlformats.org/markup-compatibility/2006" xmlns:aink="http://schemas.microsoft.com/office/drawing/2016/ink" xmlns:am3d="http://schemas.microsoft.com/office/drawing/2017/model3d" xmlns:o="urn:schemas-microsoft-com:office:office" xmlns:oel="http://schemas.microsoft.com/office/2019/extlst" xmlns:r="http://schemas.openxmlformats.org/officeDocument/2006/relationships" xmlns:m="http://schemas.openxmlformats.org/officeDocument/2006/math" xmlns:v="urn:schemas-microsoft-com:vml" xmlns:wp14="http://schemas.microsoft.com/office/word/2010/wordprocessingDrawing" xmlns:wp="http://schemas.openxmlformats.org/drawingml/2006/wordprocessingDrawing" xmlns:w10="urn:schemas-microsoft-com:office:word" xmlns:w="http://schemas.openxmlformats.org/wordprocessingml/2006/main" xmlns:w14="http://schemas.microsoft.com/office/word/2010/wordml" xmlns:w15="http://schemas.microsoft.com/office/word/2012/wordml" xmlns:w16cex="http://schemas.microsoft.com/office/word/2018/wordml/cex" xmlns:w16cid="http://schemas.microsoft.com/office/word/2016/wordml/cid" xmlns:w16="http://schemas.microsoft.com/office/word/2018/wordml" xmlns:w16sdtdh="http://schemas.microsoft.com/office/word/2020/wordml/sdtdatahash" xmlns:w16se="http://schemas.microsoft.com/office/word/2015/wordml/symex" xmlns:wpg="http://schemas.microsoft.com/office/word/2010/wordprocessingGroup" xmlns:wpi="http://schemas.microsoft.com/office/word/2010/wordprocessingInk" xmlns:wne="http://schemas.microsoft.com/office/word/2006/wordml" xmlns:wps="http://schemas.microsoft.com/office/word/2010/wordprocessingShape" mc:Ignorable="w14 w15 w16se w16cid w16 w16cex w16sdtdh wp14">
+<w:document xmlns:wpc="http://schemas.microsoft.com/office/word/2010/wordprocessingCanvas" xmlns:cx="http://schemas.microsoft.com/office/drawing/2014/chartex" xmlns:cx1="http://schemas.microsoft.com/office/drawing/2015/9/8/chartex" xmlns:cx2="http://schemas.microsoft.com/office/drawing/2015/10/21/chartex" xmlns:cx3="http://schemas.microsoft.com/office/drawing/2016/5/9/chartex" xmlns:cx4="http://schemas.microsoft.com/office/drawing/2016/5/10/chartex" xmlns:cx5="http://schemas.microsoft.com/office/drawing/2016/5/11/chartex" xmlns:cx6="http://schemas.microsoft.com/office/drawing/2016/5/12/chartex" xmlns:cx7="http://schemas.microsoft.com/office/drawing/2016/5/13/chartex" xmlns:cx8="http://schemas.microsoft.com/office/drawing/2016/5/14/chartex" xmlns:mc="http://schemas.openxmlformats.org/markup-compatibility/2006" xmlns:aink="http://schemas.microsoft.com/office/drawing/2016/ink" xmlns:am3d="http://schemas.microsoft.com/office/drawing/2017/model3d" xmlns:o="urn:schemas-microsoft-com:office:office" xmlns:oel="http://schemas.microsoft.com/office/2019/extlst" xmlns:r="http://schemas.openxmlformats.org/officeDocument/2006/relationships" xmlns:m="http://schemas.openxmlformats.org/officeDocument/2006/math" xmlns:v="urn:schemas-microsoft-com:vml" xmlns:wp14="http://schemas.microsoft.com/office/word/2010/wordprocessingDrawing" xmlns:wp="http://schemas.openxmlformats.org/drawingml/2006/wordprocessingDrawing" xmlns:w10="urn:schemas-microsoft-com:office:word" xmlns:w="http://schemas.openxmlformats.org/wordprocessingml/2006/main" xmlns:w14="http://schemas.microsoft.com/office/word/2010/wordml" xmlns:w15="http://schemas.microsoft.com/office/word/2012/wordml" xmlns:w16cex="http://schemas.microsoft.com/office/word/2018/wordml/cex" xmlns:w16cid="http://schemas.microsoft.com/office/word/2016/wordml/cid" xmlns:w16="http://schemas.microsoft.com/office/word/2018/wordml" xmlns:w16du="http://schemas.microsoft.com/office/word/2023/wordml/word16du" xmlns:w16sdtdh="http://schemas.microsoft.com/office/word/2020/wordml/sdtdatahash" xmlns:w16sdtfl="http://schemas.microsoft.com/office/word/2024/wordml/sdtformatlock" xmlns:w16se="http://schemas.microsoft.com/office/word/2015/wordml/symex" xmlns:wpg="http://schemas.microsoft.com/office/word/2010/wordprocessingGroup" xmlns:wpi="http://schemas.microsoft.com/office/word/2010/wordprocessingInk" xmlns:wne="http://schemas.microsoft.com/office/word/2006/wordml" xmlns:wps="http://schemas.microsoft.com/office/word/2010/wordprocessingShape" mc:Ignorable="w14 w15 w16se w16cid w16 w16cex w16sdtdh w16sdtfl w16du wp14">
   <w:body>
     <w:p>
       <w:pPr>
@@ -116,7 +116,13 @@
         <w:t xml:space="preserve">   </w:t>
       </w:r>
       <w:r>
-        <w:t>1/</w:t>
+        <w:t>1</w:t>
+      </w:r>
+      <w:r>
+        <w:t>.5</w:t>
+      </w:r>
+      <w:r>
+        <w:t>/</w:t>
       </w:r>
       <w:r>
         <w:t>{{</w:t>
@@ -221,7 +227,21 @@
         <w:rPr>
           <w:lang w:val="en-US"/>
         </w:rPr>
-        <w:t>{{tanggal_no_surat}}</w:t>
+        <w:t>{{</w:t>
+      </w:r>
+      <w:proofErr w:type="spellStart"/>
+      <w:r>
+        <w:rPr>
+          <w:lang w:val="en-US"/>
+        </w:rPr>
+        <w:t>tanggal_no_surat</w:t>
+      </w:r>
+      <w:proofErr w:type="spellEnd"/>
+      <w:r>
+        <w:rPr>
+          <w:lang w:val="en-US"/>
+        </w:rPr>
+        <w:t>}}</w:t>
       </w:r>
     </w:p>
     <w:p>
@@ -237,13 +257,14 @@
       <w:tblPr>
         <w:tblStyle w:val="TableGrid"/>
         <w:tblW w:w="5000" w:type="pct"/>
+        <w:tblLayout w:type="fixed"/>
         <w:tblLook w:val="04A0" w:firstRow="1" w:lastRow="0" w:firstColumn="1" w:lastColumn="0" w:noHBand="0" w:noVBand="1"/>
       </w:tblPr>
       <w:tblGrid>
-        <w:gridCol w:w="615"/>
-        <w:gridCol w:w="3984"/>
+        <w:gridCol w:w="694"/>
+        <w:gridCol w:w="3805"/>
         <w:gridCol w:w="3069"/>
-        <w:gridCol w:w="2988"/>
+        <w:gridCol w:w="2834"/>
       </w:tblGrid>
       <w:tr>
         <w:trPr>
@@ -251,9 +272,11 @@
         </w:trPr>
         <w:tc>
           <w:tcPr>
-            <w:tcW w:w="383" w:type="pct"/>
+            <w:tcW w:w="334" w:type="pct"/>
             <w:tcBorders>
-              <w:bottom w:val="single" w:sz="4" w:space="0" w:color="auto"/>
+              <w:top w:val="double" w:sz="4" w:space="0" w:color="auto"/>
+              <w:left w:val="double" w:sz="4" w:space="0" w:color="auto"/>
+              <w:bottom w:val="double" w:sz="6" w:space="0" w:color="auto"/>
             </w:tcBorders>
             <w:vAlign w:val="center"/>
           </w:tcPr>
@@ -278,9 +301,10 @@
         </w:tc>
         <w:tc>
           <w:tcPr>
-            <w:tcW w:w="1741" w:type="pct"/>
+            <w:tcW w:w="1829" w:type="pct"/>
             <w:tcBorders>
-              <w:bottom w:val="single" w:sz="4" w:space="0" w:color="auto"/>
+              <w:top w:val="double" w:sz="4" w:space="0" w:color="auto"/>
+              <w:bottom w:val="double" w:sz="6" w:space="0" w:color="auto"/>
             </w:tcBorders>
             <w:vAlign w:val="center"/>
           </w:tcPr>
@@ -305,9 +329,10 @@
         </w:tc>
         <w:tc>
           <w:tcPr>
-            <w:tcW w:w="1380" w:type="pct"/>
+            <w:tcW w:w="1475" w:type="pct"/>
             <w:tcBorders>
-              <w:bottom w:val="single" w:sz="4" w:space="0" w:color="auto"/>
+              <w:top w:val="double" w:sz="4" w:space="0" w:color="auto"/>
+              <w:bottom w:val="double" w:sz="6" w:space="0" w:color="auto"/>
             </w:tcBorders>
             <w:vAlign w:val="center"/>
           </w:tcPr>
@@ -332,9 +357,11 @@
         </w:tc>
         <w:tc>
           <w:tcPr>
-            <w:tcW w:w="1495" w:type="pct"/>
+            <w:tcW w:w="1362" w:type="pct"/>
             <w:tcBorders>
-              <w:bottom w:val="single" w:sz="4" w:space="0" w:color="auto"/>
+              <w:top w:val="double" w:sz="4" w:space="0" w:color="auto"/>
+              <w:bottom w:val="double" w:sz="6" w:space="0" w:color="auto"/>
+              <w:right w:val="double" w:sz="6" w:space="0" w:color="auto"/>
             </w:tcBorders>
             <w:vAlign w:val="center"/>
           </w:tcPr>
@@ -364,8 +391,10 @@
         </w:trPr>
         <w:tc>
           <w:tcPr>
-            <w:tcW w:w="383" w:type="pct"/>
+            <w:tcW w:w="334" w:type="pct"/>
             <w:tcBorders>
+              <w:top w:val="double" w:sz="6" w:space="0" w:color="auto"/>
+              <w:left w:val="double" w:sz="4" w:space="0" w:color="auto"/>
               <w:bottom w:val="nil"/>
             </w:tcBorders>
             <w:vAlign w:val="center"/>
@@ -384,8 +413,9 @@
         </w:tc>
         <w:tc>
           <w:tcPr>
-            <w:tcW w:w="1741" w:type="pct"/>
+            <w:tcW w:w="1829" w:type="pct"/>
             <w:tcBorders>
+              <w:top w:val="double" w:sz="6" w:space="0" w:color="auto"/>
               <w:bottom w:val="nil"/>
             </w:tcBorders>
             <w:vAlign w:val="center"/>
@@ -404,8 +434,9 @@
         </w:tc>
         <w:tc>
           <w:tcPr>
-            <w:tcW w:w="1380" w:type="pct"/>
+            <w:tcW w:w="1475" w:type="pct"/>
             <w:tcBorders>
+              <w:top w:val="double" w:sz="6" w:space="0" w:color="auto"/>
               <w:bottom w:val="nil"/>
             </w:tcBorders>
             <w:vAlign w:val="center"/>
@@ -424,9 +455,11 @@
         </w:tc>
         <w:tc>
           <w:tcPr>
-            <w:tcW w:w="1495" w:type="pct"/>
+            <w:tcW w:w="1362" w:type="pct"/>
             <w:tcBorders>
+              <w:top w:val="double" w:sz="6" w:space="0" w:color="auto"/>
               <w:bottom w:val="nil"/>
+              <w:right w:val="double" w:sz="6" w:space="0" w:color="auto"/>
             </w:tcBorders>
             <w:vAlign w:val="center"/>
           </w:tcPr>
@@ -449,7 +482,35 @@
         </w:trPr>
         <w:tc>
           <w:tcPr>
-            <w:tcW w:w="383" w:type="pct"/>
+            <w:tcW w:w="334" w:type="pct"/>
+            <w:tcBorders>
+              <w:top w:val="nil"/>
+              <w:left w:val="double" w:sz="4" w:space="0" w:color="auto"/>
+              <w:bottom w:val="nil"/>
+            </w:tcBorders>
+          </w:tcPr>
+          <w:p>
+            <w:pPr>
+              <w:pStyle w:val="BodyText"/>
+              <w:spacing w:before="8"/>
+              <w:jc w:val="center"/>
+              <w:rPr>
+                <w:b/>
+                <w:bCs/>
+              </w:rPr>
+            </w:pPr>
+            <w:r>
+              <w:rPr>
+                <w:b/>
+                <w:bCs/>
+              </w:rPr>
+              <w:t>A</w:t>
+            </w:r>
+          </w:p>
+        </w:tc>
+        <w:tc>
+          <w:tcPr>
+            <w:tcW w:w="1829" w:type="pct"/>
             <w:tcBorders>
               <w:top w:val="nil"/>
               <w:bottom w:val="nil"/>
@@ -459,7 +520,6 @@
             <w:pPr>
               <w:pStyle w:val="BodyText"/>
               <w:spacing w:before="8"/>
-              <w:jc w:val="center"/>
               <w:rPr>
                 <w:b/>
                 <w:bCs/>
@@ -470,13 +530,13 @@
                 <w:b/>
                 <w:bCs/>
               </w:rPr>
-              <w:t>A</w:t>
-            </w:r>
-          </w:p>
-        </w:tc>
-        <w:tc>
-          <w:tcPr>
-            <w:tcW w:w="1741" w:type="pct"/>
+              <w:t>Transport PP</w:t>
+            </w:r>
+          </w:p>
+        </w:tc>
+        <w:tc>
+          <w:tcPr>
+            <w:tcW w:w="1475" w:type="pct"/>
             <w:tcBorders>
               <w:top w:val="nil"/>
               <w:bottom w:val="nil"/>
@@ -486,41 +546,16 @@
             <w:pPr>
               <w:pStyle w:val="BodyText"/>
               <w:spacing w:before="8"/>
-              <w:rPr>
-                <w:b/>
-                <w:bCs/>
-              </w:rPr>
-            </w:pPr>
-            <w:r>
-              <w:rPr>
-                <w:b/>
-                <w:bCs/>
-              </w:rPr>
-              <w:t>Transport PP</w:t>
-            </w:r>
-          </w:p>
-        </w:tc>
-        <w:tc>
-          <w:tcPr>
-            <w:tcW w:w="1380" w:type="pct"/>
-            <w:tcBorders>
-              <w:top w:val="nil"/>
-              <w:bottom w:val="nil"/>
-            </w:tcBorders>
-          </w:tcPr>
-          <w:p>
-            <w:pPr>
-              <w:pStyle w:val="BodyText"/>
-              <w:spacing w:before="8"/>
-            </w:pPr>
-          </w:p>
-        </w:tc>
-        <w:tc>
-          <w:tcPr>
-            <w:tcW w:w="1495" w:type="pct"/>
+            </w:pPr>
+          </w:p>
+        </w:tc>
+        <w:tc>
+          <w:tcPr>
+            <w:tcW w:w="1362" w:type="pct"/>
             <w:vMerge w:val="restart"/>
             <w:tcBorders>
               <w:top w:val="nil"/>
+              <w:right w:val="double" w:sz="6" w:space="0" w:color="auto"/>
             </w:tcBorders>
           </w:tcPr>
           <w:p>
@@ -558,8 +593,28 @@
         </w:trPr>
         <w:tc>
           <w:tcPr>
-            <w:tcW w:w="383" w:type="pct"/>
+            <w:tcW w:w="334" w:type="pct"/>
             <w:vMerge w:val="restart"/>
+            <w:tcBorders>
+              <w:top w:val="nil"/>
+              <w:left w:val="double" w:sz="4" w:space="0" w:color="auto"/>
+              <w:bottom w:val="nil"/>
+            </w:tcBorders>
+          </w:tcPr>
+          <w:p>
+            <w:pPr>
+              <w:pStyle w:val="BodyText"/>
+              <w:spacing w:before="8"/>
+              <w:jc w:val="center"/>
+            </w:pPr>
+            <w:r>
+              <w:t>1</w:t>
+            </w:r>
+          </w:p>
+        </w:tc>
+        <w:tc>
+          <w:tcPr>
+            <w:tcW w:w="1829" w:type="pct"/>
             <w:tcBorders>
               <w:top w:val="nil"/>
               <w:bottom w:val="nil"/>
@@ -569,25 +624,6 @@
             <w:pPr>
               <w:pStyle w:val="BodyText"/>
               <w:spacing w:before="8"/>
-              <w:jc w:val="center"/>
-            </w:pPr>
-            <w:r>
-              <w:t>1</w:t>
-            </w:r>
-          </w:p>
-        </w:tc>
-        <w:tc>
-          <w:tcPr>
-            <w:tcW w:w="1741" w:type="pct"/>
-            <w:tcBorders>
-              <w:top w:val="nil"/>
-              <w:bottom w:val="nil"/>
-            </w:tcBorders>
-          </w:tcPr>
-          <w:p>
-            <w:pPr>
-              <w:pStyle w:val="BodyText"/>
-              <w:spacing w:before="8"/>
             </w:pPr>
             <w:r>
               <w:t>- Tiket Pesawat/Kereta/Bus</w:t>
@@ -596,7 +632,7 @@
         </w:tc>
         <w:tc>
           <w:tcPr>
-            <w:tcW w:w="1380" w:type="pct"/>
+            <w:tcW w:w="1475" w:type="pct"/>
             <w:tcBorders>
               <w:top w:val="nil"/>
               <w:bottom w:val="nil"/>
@@ -615,6 +651,7 @@
                 <w:insideH w:val="none" w:sz="0" w:space="0" w:color="auto"/>
                 <w:insideV w:val="none" w:sz="0" w:space="0" w:color="auto"/>
               </w:tblBorders>
+              <w:tblLayout w:type="fixed"/>
               <w:tblLook w:val="04A0" w:firstRow="1" w:lastRow="0" w:firstColumn="1" w:lastColumn="0" w:noHBand="0" w:noVBand="1"/>
             </w:tblPr>
             <w:tblGrid>
@@ -663,8 +700,11 @@
         </w:tc>
         <w:tc>
           <w:tcPr>
-            <w:tcW w:w="1495" w:type="pct"/>
+            <w:tcW w:w="1362" w:type="pct"/>
             <w:vMerge/>
+            <w:tcBorders>
+              <w:right w:val="double" w:sz="6" w:space="0" w:color="auto"/>
+            </w:tcBorders>
           </w:tcPr>
           <w:p>
             <w:pPr>
@@ -680,9 +720,10 @@
         </w:trPr>
         <w:tc>
           <w:tcPr>
-            <w:tcW w:w="383" w:type="pct"/>
+            <w:tcW w:w="334" w:type="pct"/>
             <w:vMerge/>
             <w:tcBorders>
+              <w:left w:val="double" w:sz="4" w:space="0" w:color="auto"/>
               <w:bottom w:val="nil"/>
             </w:tcBorders>
           </w:tcPr>
@@ -696,7 +737,7 @@
         </w:tc>
         <w:tc>
           <w:tcPr>
-            <w:tcW w:w="1741" w:type="pct"/>
+            <w:tcW w:w="1829" w:type="pct"/>
             <w:tcBorders>
               <w:top w:val="nil"/>
               <w:bottom w:val="nil"/>
@@ -714,7 +755,7 @@
         </w:tc>
         <w:tc>
           <w:tcPr>
-            <w:tcW w:w="1380" w:type="pct"/>
+            <w:tcW w:w="1475" w:type="pct"/>
             <w:tcBorders>
               <w:top w:val="nil"/>
               <w:bottom w:val="nil"/>
@@ -733,6 +774,7 @@
                 <w:insideH w:val="none" w:sz="0" w:space="0" w:color="auto"/>
                 <w:insideV w:val="none" w:sz="0" w:space="0" w:color="auto"/>
               </w:tblBorders>
+              <w:tblLayout w:type="fixed"/>
               <w:tblLook w:val="04A0" w:firstRow="1" w:lastRow="0" w:firstColumn="1" w:lastColumn="0" w:noHBand="0" w:noVBand="1"/>
             </w:tblPr>
             <w:tblGrid>
@@ -781,10 +823,11 @@
         </w:tc>
         <w:tc>
           <w:tcPr>
-            <w:tcW w:w="1495" w:type="pct"/>
+            <w:tcW w:w="1362" w:type="pct"/>
             <w:vMerge/>
             <w:tcBorders>
               <w:bottom w:val="nil"/>
+              <w:right w:val="double" w:sz="6" w:space="0" w:color="auto"/>
             </w:tcBorders>
           </w:tcPr>
           <w:p>
@@ -801,8 +844,25 @@
         </w:trPr>
         <w:tc>
           <w:tcPr>
-            <w:tcW w:w="383" w:type="pct"/>
+            <w:tcW w:w="334" w:type="pct"/>
             <w:vMerge/>
+            <w:tcBorders>
+              <w:top w:val="nil"/>
+              <w:left w:val="double" w:sz="4" w:space="0" w:color="auto"/>
+              <w:bottom w:val="nil"/>
+            </w:tcBorders>
+          </w:tcPr>
+          <w:p>
+            <w:pPr>
+              <w:pStyle w:val="BodyText"/>
+              <w:spacing w:before="8"/>
+              <w:jc w:val="center"/>
+            </w:pPr>
+          </w:p>
+        </w:tc>
+        <w:tc>
+          <w:tcPr>
+            <w:tcW w:w="1829" w:type="pct"/>
             <w:tcBorders>
               <w:top w:val="nil"/>
               <w:bottom w:val="nil"/>
@@ -812,22 +872,6 @@
             <w:pPr>
               <w:pStyle w:val="BodyText"/>
               <w:spacing w:before="8"/>
-              <w:jc w:val="center"/>
-            </w:pPr>
-          </w:p>
-        </w:tc>
-        <w:tc>
-          <w:tcPr>
-            <w:tcW w:w="1741" w:type="pct"/>
-            <w:tcBorders>
-              <w:top w:val="nil"/>
-              <w:bottom w:val="nil"/>
-            </w:tcBorders>
-          </w:tcPr>
-          <w:p>
-            <w:pPr>
-              <w:pStyle w:val="BodyText"/>
-              <w:spacing w:before="8"/>
             </w:pPr>
             <w:r>
               <w:t>- Transport Daerah</w:t>
@@ -836,7 +880,7 @@
         </w:tc>
         <w:tc>
           <w:tcPr>
-            <w:tcW w:w="1380" w:type="pct"/>
+            <w:tcW w:w="1475" w:type="pct"/>
             <w:tcBorders>
               <w:top w:val="nil"/>
               <w:bottom w:val="nil"/>
@@ -855,6 +899,7 @@
                 <w:insideH w:val="none" w:sz="0" w:space="0" w:color="auto"/>
                 <w:insideV w:val="none" w:sz="0" w:space="0" w:color="auto"/>
               </w:tblBorders>
+              <w:tblLayout w:type="fixed"/>
               <w:tblLook w:val="04A0" w:firstRow="1" w:lastRow="0" w:firstColumn="1" w:lastColumn="0" w:noHBand="0" w:noVBand="1"/>
             </w:tblPr>
             <w:tblGrid>
@@ -903,10 +948,11 @@
         </w:tc>
         <w:tc>
           <w:tcPr>
-            <w:tcW w:w="1495" w:type="pct"/>
+            <w:tcW w:w="1362" w:type="pct"/>
             <w:vMerge/>
             <w:tcBorders>
               <w:top w:val="nil"/>
+              <w:right w:val="double" w:sz="6" w:space="0" w:color="auto"/>
             </w:tcBorders>
           </w:tcPr>
           <w:p>
@@ -923,10 +969,11 @@
         </w:trPr>
         <w:tc>
           <w:tcPr>
-            <w:tcW w:w="383" w:type="pct"/>
+            <w:tcW w:w="334" w:type="pct"/>
             <w:vMerge w:val="restart"/>
             <w:tcBorders>
               <w:top w:val="nil"/>
+              <w:left w:val="double" w:sz="4" w:space="0" w:color="auto"/>
             </w:tcBorders>
           </w:tcPr>
           <w:p>
@@ -935,14 +982,11 @@
               <w:spacing w:before="8"/>
               <w:jc w:val="center"/>
             </w:pPr>
-            <w:r>
-              <w:t>2</w:t>
-            </w:r>
-          </w:p>
-        </w:tc>
-        <w:tc>
-          <w:tcPr>
-            <w:tcW w:w="1741" w:type="pct"/>
+          </w:p>
+        </w:tc>
+        <w:tc>
+          <w:tcPr>
+            <w:tcW w:w="1829" w:type="pct"/>
             <w:tcBorders>
               <w:top w:val="nil"/>
               <w:bottom w:val="nil"/>
@@ -975,6 +1019,7 @@
                 <w:insideH w:val="none" w:sz="0" w:space="0" w:color="auto"/>
                 <w:insideV w:val="none" w:sz="0" w:space="0" w:color="auto"/>
               </w:tblBorders>
+              <w:tblLayout w:type="fixed"/>
               <w:tblLook w:val="04A0" w:firstRow="1" w:lastRow="0" w:firstColumn="1" w:lastColumn="0" w:noHBand="0" w:noVBand="1"/>
             </w:tblPr>
             <w:tblGrid>
@@ -1037,7 +1082,7 @@
         </w:tc>
         <w:tc>
           <w:tcPr>
-            <w:tcW w:w="1380" w:type="pct"/>
+            <w:tcW w:w="1475" w:type="pct"/>
             <w:tcBorders>
               <w:top w:val="nil"/>
               <w:bottom w:val="nil"/>
@@ -1056,6 +1101,7 @@
                 <w:insideH w:val="none" w:sz="0" w:space="0" w:color="auto"/>
                 <w:insideV w:val="none" w:sz="0" w:space="0" w:color="auto"/>
               </w:tblBorders>
+              <w:tblLayout w:type="fixed"/>
               <w:tblLook w:val="04A0" w:firstRow="1" w:lastRow="0" w:firstColumn="1" w:lastColumn="0" w:noHBand="0" w:noVBand="1"/>
             </w:tblPr>
             <w:tblGrid>
@@ -1104,8 +1150,11 @@
         </w:tc>
         <w:tc>
           <w:tcPr>
-            <w:tcW w:w="1495" w:type="pct"/>
+            <w:tcW w:w="1362" w:type="pct"/>
             <w:vMerge/>
+            <w:tcBorders>
+              <w:right w:val="double" w:sz="6" w:space="0" w:color="auto"/>
+            </w:tcBorders>
           </w:tcPr>
           <w:p>
             <w:pPr>
@@ -1121,8 +1170,11 @@
         </w:trPr>
         <w:tc>
           <w:tcPr>
-            <w:tcW w:w="383" w:type="pct"/>
+            <w:tcW w:w="334" w:type="pct"/>
             <w:vMerge/>
+            <w:tcBorders>
+              <w:left w:val="double" w:sz="4" w:space="0" w:color="auto"/>
+            </w:tcBorders>
           </w:tcPr>
           <w:p>
             <w:pPr>
@@ -1134,7 +1186,7 @@
         </w:tc>
         <w:tc>
           <w:tcPr>
-            <w:tcW w:w="1741" w:type="pct"/>
+            <w:tcW w:w="1829" w:type="pct"/>
             <w:tcBorders>
               <w:top w:val="nil"/>
             </w:tcBorders>
@@ -1166,6 +1218,7 @@
                 <w:insideH w:val="none" w:sz="0" w:space="0" w:color="auto"/>
                 <w:insideV w:val="none" w:sz="0" w:space="0" w:color="auto"/>
               </w:tblBorders>
+              <w:tblLayout w:type="fixed"/>
               <w:tblLook w:val="04A0" w:firstRow="1" w:lastRow="0" w:firstColumn="1" w:lastColumn="0" w:noHBand="0" w:noVBand="1"/>
             </w:tblPr>
             <w:tblGrid>
@@ -1184,7 +1237,13 @@
                     <w:spacing w:before="8"/>
                   </w:pPr>
                   <w:r>
-                    <w:t>{{lama_hari}} hari</w:t>
+                    <w:t>{{</w:t>
+                  </w:r>
+                  <w:r>
+                    <w:t>durasi_hotel</w:t>
+                  </w:r>
+                  <w:r>
+                    <w:t>}} hari</w:t>
                   </w:r>
                 </w:p>
               </w:tc>
@@ -1234,7 +1293,7 @@
         </w:tc>
         <w:tc>
           <w:tcPr>
-            <w:tcW w:w="1380" w:type="pct"/>
+            <w:tcW w:w="1475" w:type="pct"/>
             <w:tcBorders>
               <w:top w:val="nil"/>
             </w:tcBorders>
@@ -1252,6 +1311,7 @@
                 <w:insideH w:val="none" w:sz="0" w:space="0" w:color="auto"/>
                 <w:insideV w:val="none" w:sz="0" w:space="0" w:color="auto"/>
               </w:tblBorders>
+              <w:tblLayout w:type="fixed"/>
               <w:tblLook w:val="04A0" w:firstRow="1" w:lastRow="0" w:firstColumn="1" w:lastColumn="0" w:noHBand="0" w:noVBand="1"/>
             </w:tblPr>
             <w:tblGrid>
@@ -1300,8 +1360,11 @@
         </w:tc>
         <w:tc>
           <w:tcPr>
-            <w:tcW w:w="1495" w:type="pct"/>
+            <w:tcW w:w="1362" w:type="pct"/>
             <w:vMerge/>
+            <w:tcBorders>
+              <w:right w:val="double" w:sz="6" w:space="0" w:color="auto"/>
+            </w:tcBorders>
           </w:tcPr>
           <w:p>
             <w:pPr>
@@ -1317,7 +1380,11 @@
         </w:trPr>
         <w:tc>
           <w:tcPr>
-            <w:tcW w:w="383" w:type="pct"/>
+            <w:tcW w:w="334" w:type="pct"/>
+            <w:vMerge/>
+            <w:tcBorders>
+              <w:left w:val="double" w:sz="4" w:space="0" w:color="auto"/>
+            </w:tcBorders>
             <w:vAlign w:val="center"/>
           </w:tcPr>
           <w:p>
@@ -1330,7 +1397,7 @@
         </w:tc>
         <w:tc>
           <w:tcPr>
-            <w:tcW w:w="1741" w:type="pct"/>
+            <w:tcW w:w="1829" w:type="pct"/>
             <w:vAlign w:val="center"/>
           </w:tcPr>
           <w:p>
@@ -1361,7 +1428,7 @@
         </w:tc>
         <w:tc>
           <w:tcPr>
-            <w:tcW w:w="1380" w:type="pct"/>
+            <w:tcW w:w="1475" w:type="pct"/>
             <w:vAlign w:val="center"/>
           </w:tcPr>
           <w:tbl>
@@ -1376,6 +1443,7 @@
                 <w:insideH w:val="none" w:sz="0" w:space="0" w:color="auto"/>
                 <w:insideV w:val="none" w:sz="0" w:space="0" w:color="auto"/>
               </w:tblBorders>
+              <w:tblLayout w:type="fixed"/>
               <w:tblLook w:val="04A0" w:firstRow="1" w:lastRow="0" w:firstColumn="1" w:lastColumn="0" w:noHBand="0" w:noVBand="1"/>
             </w:tblPr>
             <w:tblGrid>
@@ -1444,7 +1512,10 @@
         </w:tc>
         <w:tc>
           <w:tcPr>
-            <w:tcW w:w="1495" w:type="pct"/>
+            <w:tcW w:w="1362" w:type="pct"/>
+            <w:tcBorders>
+              <w:right w:val="double" w:sz="6" w:space="0" w:color="auto"/>
+            </w:tcBorders>
             <w:vAlign w:val="center"/>
           </w:tcPr>
           <w:p>
@@ -1463,6 +1534,12 @@
           <w:tcPr>
             <w:tcW w:w="5000" w:type="pct"/>
             <w:gridSpan w:val="4"/>
+            <w:tcBorders>
+              <w:top w:val="double" w:sz="4" w:space="0" w:color="auto"/>
+              <w:left w:val="double" w:sz="4" w:space="0" w:color="auto"/>
+              <w:bottom w:val="double" w:sz="4" w:space="0" w:color="auto"/>
+              <w:right w:val="double" w:sz="6" w:space="0" w:color="auto"/>
+            </w:tcBorders>
             <w:vAlign w:val="center"/>
           </w:tcPr>
           <w:p>
@@ -1552,6 +1629,7 @@
       <w:r>
         <w:t>{{</w:t>
       </w:r>
+      <w:proofErr w:type="spellStart"/>
       <w:r>
         <w:rPr>
           <w:lang w:val="en-US"/>
@@ -1564,6 +1642,7 @@
         </w:rPr>
         <w:t>dikeluarkan</w:t>
       </w:r>
+      <w:proofErr w:type="spellEnd"/>
       <w:r>
         <w:t>}}</w:t>
       </w:r>
@@ -1580,7 +1659,7 @@
     <w:tbl>
       <w:tblPr>
         <w:tblStyle w:val="TableGrid"/>
-        <w:tblW w:w="5787" w:type="pct"/>
+        <w:tblW w:w="5246" w:type="pct"/>
         <w:tblInd w:w="-34" w:type="dxa"/>
         <w:tblBorders>
           <w:top w:val="none" w:sz="0" w:space="0" w:color="auto"/>
@@ -1593,13 +1672,13 @@
         <w:tblLook w:val="04A0" w:firstRow="1" w:lastRow="0" w:firstColumn="1" w:lastColumn="0" w:noHBand="0" w:noVBand="1"/>
       </w:tblPr>
       <w:tblGrid>
-        <w:gridCol w:w="7230"/>
-        <w:gridCol w:w="5103"/>
+        <w:gridCol w:w="6699"/>
+        <w:gridCol w:w="4255"/>
       </w:tblGrid>
       <w:tr>
         <w:tc>
           <w:tcPr>
-            <w:tcW w:w="2931" w:type="pct"/>
+            <w:tcW w:w="3058" w:type="pct"/>
           </w:tcPr>
           <w:p>
             <w:pPr>
@@ -1636,7 +1715,7 @@
         </w:tc>
         <w:tc>
           <w:tcPr>
-            <w:tcW w:w="2069" w:type="pct"/>
+            <w:tcW w:w="1942" w:type="pct"/>
           </w:tcPr>
           <w:p>
             <w:pPr>
@@ -1829,7 +1908,25 @@
                 <w:b/>
                 <w:lang w:val="en-US"/>
               </w:rPr>
-              <w:t>Yang menerima,</w:t>
+              <w:t xml:space="preserve">Yang </w:t>
+            </w:r>
+            <w:proofErr w:type="spellStart"/>
+            <w:r>
+              <w:rPr>
+                <w:rFonts w:ascii="Arial"/>
+                <w:b/>
+                <w:lang w:val="en-US"/>
+              </w:rPr>
+              <w:t>menerima</w:t>
+            </w:r>
+            <w:proofErr w:type="spellEnd"/>
+            <w:r>
+              <w:rPr>
+                <w:rFonts w:ascii="Arial"/>
+                <w:b/>
+                <w:lang w:val="en-US"/>
+              </w:rPr>
+              <w:t>,</w:t>
             </w:r>
           </w:p>
         </w:tc>
@@ -1970,6 +2067,9 @@
         </w:tc>
       </w:tr>
       <w:tr>
+        <w:trPr>
+          <w:trHeight w:val="50"/>
+        </w:trPr>
         <w:tc>
           <w:tcPr>
             <w:tcW w:w="4111" w:type="dxa"/>
@@ -1990,60 +2090,88 @@
                 <w:bCs/>
                 <w:lang w:val="en-US"/>
               </w:rPr>
-              <w:t>{{nama_bendahara}}</w:t>
-            </w:r>
-          </w:p>
-        </w:tc>
-        <w:tc>
-          <w:tcPr>
-            <w:tcW w:w="2268" w:type="dxa"/>
-          </w:tcPr>
-          <w:p>
-            <w:pPr>
-              <w:pStyle w:val="BodyText"/>
-              <w:rPr>
-                <w:rFonts w:ascii="Arial"/>
-                <w:b/>
-              </w:rPr>
-            </w:pPr>
-          </w:p>
-        </w:tc>
-        <w:tc>
-          <w:tcPr>
-            <w:tcW w:w="3969" w:type="dxa"/>
-          </w:tcPr>
-          <w:p>
-            <w:pPr>
-              <w:pStyle w:val="BodyText"/>
-              <w:jc w:val="center"/>
+              <w:t>{{</w:t>
+            </w:r>
+            <w:proofErr w:type="spellStart"/>
+            <w:r>
               <w:rPr>
                 <w:rFonts w:ascii="Arial"/>
                 <w:bCs/>
                 <w:lang w:val="en-US"/>
               </w:rPr>
-            </w:pPr>
+              <w:t>nama_bendahara</w:t>
+            </w:r>
+            <w:proofErr w:type="spellEnd"/>
             <w:r>
               <w:rPr>
                 <w:rFonts w:ascii="Arial"/>
                 <w:bCs/>
                 <w:lang w:val="en-US"/>
               </w:rPr>
-              <w:t>{{nama_pe</w:t>
-            </w:r>
-            <w:r>
+              <w:t>}}</w:t>
+            </w:r>
+          </w:p>
+        </w:tc>
+        <w:tc>
+          <w:tcPr>
+            <w:tcW w:w="2268" w:type="dxa"/>
+          </w:tcPr>
+          <w:p>
+            <w:pPr>
+              <w:pStyle w:val="BodyText"/>
+              <w:rPr>
+                <w:rFonts w:ascii="Arial"/>
+                <w:b/>
+              </w:rPr>
+            </w:pPr>
+          </w:p>
+        </w:tc>
+        <w:tc>
+          <w:tcPr>
+            <w:tcW w:w="3969" w:type="dxa"/>
+          </w:tcPr>
+          <w:p>
+            <w:pPr>
+              <w:pStyle w:val="BodyText"/>
+              <w:jc w:val="center"/>
               <w:rPr>
                 <w:rFonts w:ascii="Arial"/>
                 <w:bCs/>
                 <w:lang w:val="en-US"/>
               </w:rPr>
-              <w:t>tugas</w:t>
-            </w:r>
+            </w:pPr>
             <w:r>
               <w:rPr>
                 <w:rFonts w:ascii="Arial"/>
                 <w:bCs/>
                 <w:lang w:val="en-US"/>
               </w:rPr>
+              <w:t>{{</w:t>
+            </w:r>
+            <w:proofErr w:type="spellStart"/>
+            <w:r>
+              <w:rPr>
+                <w:rFonts w:ascii="Arial"/>
+                <w:bCs/>
+                <w:lang w:val="en-US"/>
+              </w:rPr>
+              <w:t>nama_pe</w:t>
+            </w:r>
+            <w:r>
+              <w:rPr>
+                <w:rFonts w:ascii="Arial"/>
+                <w:bCs/>
+                <w:lang w:val="en-US"/>
+              </w:rPr>
+              <w:t>tugas</w:t>
+            </w:r>
+            <w:proofErr w:type="spellEnd"/>
+            <w:r>
+              <w:rPr>
+                <w:rFonts w:ascii="Arial"/>
+                <w:bCs/>
+                <w:lang w:val="en-US"/>
+              </w:rPr>
               <w:t>}}</w:t>
             </w:r>
           </w:p>
@@ -2072,6 +2200,7 @@
               </w:rPr>
               <w:t>NIP. {{</w:t>
             </w:r>
+            <w:proofErr w:type="spellStart"/>
             <w:r>
               <w:rPr>
                 <w:sz w:val="20"/>
@@ -2080,6 +2209,7 @@
               </w:rPr>
               <w:t>nip_bendahara</w:t>
             </w:r>
+            <w:proofErr w:type="spellEnd"/>
             <w:r>
               <w:rPr>
                 <w:sz w:val="20"/>
@@ -2136,6 +2266,7 @@
               </w:rPr>
               <w:t>NIP. {{</w:t>
             </w:r>
+            <w:proofErr w:type="spellStart"/>
             <w:r>
               <w:rPr>
                 <w:sz w:val="20"/>
@@ -2144,6 +2275,7 @@
               </w:rPr>
               <w:t>nip_petugas</w:t>
             </w:r>
+            <w:proofErr w:type="spellEnd"/>
             <w:r>
               <w:rPr>
                 <w:sz w:val="20"/>
@@ -2255,7 +2387,7 @@
           </mc:Choice>
           <mc:Fallback>
             <w:pict>
-              <v:shape w14:anchorId="713F315B" id="Graphic 3" o:spid="_x0000_s1026" style="position:absolute;margin-left:61.95pt;margin-top:4.95pt;width:500.65pt;height:.1pt;z-index:-251667456;visibility:visible;mso-wrap-style:square;mso-wrap-distance-left:0;mso-wrap-distance-top:0;mso-wrap-distance-right:0;mso-wrap-distance-bottom:0;mso-position-horizontal:absolute;mso-position-horizontal-relative:page;mso-position-vertical:absolute;mso-position-vertical-relative:text;v-text-anchor:top" coordsize="6358255,1270" o:gfxdata="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" path="m,l6358128,e" filled="f" strokeweight=".49678mm">
+              <v:shape w14:anchorId="4773E7EF" id="Graphic 3" o:spid="_x0000_s1026" style="position:absolute;margin-left:61.95pt;margin-top:4.95pt;width:500.65pt;height:.1pt;z-index:-251667456;visibility:visible;mso-wrap-style:square;mso-wrap-distance-left:0;mso-wrap-distance-top:0;mso-wrap-distance-right:0;mso-wrap-distance-bottom:0;mso-position-horizontal:absolute;mso-position-horizontal-relative:page;mso-position-vertical:absolute;mso-position-vertical-relative:text;v-text-anchor:top" coordsize="6358255,1270" o:gfxdata="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" path="m,l6358128,e" filled="f" strokeweight=".49678mm">
                 <v:path arrowok="t"/>
                 <w10:wrap type="topAndBottom" anchorx="page"/>
               </v:shape>
@@ -2785,7 +2917,7 @@
 </file>
 
 <file path=word/numbering.xml><?xml version="1.0" encoding="utf-8"?>
-<w:numbering xmlns:wpc="http://schemas.microsoft.com/office/word/2010/wordprocessingCanvas" xmlns:cx="http://schemas.microsoft.com/office/drawing/2014/chartex" xmlns:cx1="http://schemas.microsoft.com/office/drawing/2015/9/8/chartex" xmlns:cx2="http://schemas.microsoft.com/office/drawing/2015/10/21/chartex" xmlns:cx3="http://schemas.microsoft.com/office/drawing/2016/5/9/chartex" xmlns:cx4="http://schemas.microsoft.com/office/drawing/2016/5/10/chartex" xmlns:cx5="http://schemas.microsoft.com/office/drawing/2016/5/11/chartex" xmlns:cx6="http://schemas.microsoft.com/office/drawing/2016/5/12/chartex" xmlns:cx7="http://schemas.microsoft.com/office/drawing/2016/5/13/chartex" xmlns:cx8="http://schemas.microsoft.com/office/drawing/2016/5/14/chartex" xmlns:mc="http://schemas.openxmlformats.org/markup-compatibility/2006" xmlns:aink="http://schemas.microsoft.com/office/drawing/2016/ink" xmlns:am3d="http://schemas.microsoft.com/office/drawing/2017/model3d" xmlns:o="urn:schemas-microsoft-com:office:office" xmlns:oel="http://schemas.microsoft.com/office/2019/extlst" xmlns:r="http://schemas.openxmlformats.org/officeDocument/2006/relationships" xmlns:m="http://schemas.openxmlformats.org/officeDocument/2006/math" xmlns:v="urn:schemas-microsoft-com:vml" xmlns:wp14="http://schemas.microsoft.com/office/word/2010/wordprocessingDrawing" xmlns:wp="http://schemas.openxmlformats.org/drawingml/2006/wordprocessingDrawing" xmlns:w10="urn:schemas-microsoft-com:office:word" xmlns:w="http://schemas.openxmlformats.org/wordprocessingml/2006/main" xmlns:w14="http://schemas.microsoft.com/office/word/2010/wordml" xmlns:w15="http://schemas.microsoft.com/office/word/2012/wordml" xmlns:w16cex="http://schemas.microsoft.com/office/word/2018/wordml/cex" xmlns:w16cid="http://schemas.microsoft.com/office/word/2016/wordml/cid" xmlns:w16="http://schemas.microsoft.com/office/word/2018/wordml" xmlns:w16sdtdh="http://schemas.microsoft.com/office/word/2020/wordml/sdtdatahash" xmlns:w16se="http://schemas.microsoft.com/office/word/2015/wordml/symex" xmlns:wpg="http://schemas.microsoft.com/office/word/2010/wordprocessingGroup" xmlns:wpi="http://schemas.microsoft.com/office/word/2010/wordprocessingInk" xmlns:wne="http://schemas.microsoft.com/office/word/2006/wordml" xmlns:wps="http://schemas.microsoft.com/office/word/2010/wordprocessingShape" mc:Ignorable="w14 w15 w16se w16cid w16 w16cex w16sdtdh wp14">
+<w:numbering xmlns:wpc="http://schemas.microsoft.com/office/word/2010/wordprocessingCanvas" xmlns:cx="http://schemas.microsoft.com/office/drawing/2014/chartex" xmlns:cx1="http://schemas.microsoft.com/office/drawing/2015/9/8/chartex" xmlns:cx2="http://schemas.microsoft.com/office/drawing/2015/10/21/chartex" xmlns:cx3="http://schemas.microsoft.com/office/drawing/2016/5/9/chartex" xmlns:cx4="http://schemas.microsoft.com/office/drawing/2016/5/10/chartex" xmlns:cx5="http://schemas.microsoft.com/office/drawing/2016/5/11/chartex" xmlns:cx6="http://schemas.microsoft.com/office/drawing/2016/5/12/chartex" xmlns:cx7="http://schemas.microsoft.com/office/drawing/2016/5/13/chartex" xmlns:cx8="http://schemas.microsoft.com/office/drawing/2016/5/14/chartex" xmlns:mc="http://schemas.openxmlformats.org/markup-compatibility/2006" xmlns:aink="http://schemas.microsoft.com/office/drawing/2016/ink" xmlns:am3d="http://schemas.microsoft.com/office/drawing/2017/model3d" xmlns:o="urn:schemas-microsoft-com:office:office" xmlns:oel="http://schemas.microsoft.com/office/2019/extlst" xmlns:r="http://schemas.openxmlformats.org/officeDocument/2006/relationships" xmlns:m="http://schemas.openxmlformats.org/officeDocument/2006/math" xmlns:v="urn:schemas-microsoft-com:vml" xmlns:wp14="http://schemas.microsoft.com/office/word/2010/wordprocessingDrawing" xmlns:wp="http://schemas.openxmlformats.org/drawingml/2006/wordprocessingDrawing" xmlns:w10="urn:schemas-microsoft-com:office:word" xmlns:w="http://schemas.openxmlformats.org/wordprocessingml/2006/main" xmlns:w14="http://schemas.microsoft.com/office/word/2010/wordml" xmlns:w15="http://schemas.microsoft.com/office/word/2012/wordml" xmlns:w16cex="http://schemas.microsoft.com/office/word/2018/wordml/cex" xmlns:w16cid="http://schemas.microsoft.com/office/word/2016/wordml/cid" xmlns:w16="http://schemas.microsoft.com/office/word/2018/wordml" xmlns:w16du="http://schemas.microsoft.com/office/word/2023/wordml/word16du" xmlns:w16sdtdh="http://schemas.microsoft.com/office/word/2020/wordml/sdtdatahash" xmlns:w16sdtfl="http://schemas.microsoft.com/office/word/2024/wordml/sdtformatlock" xmlns:w16se="http://schemas.microsoft.com/office/word/2015/wordml/symex" xmlns:wpg="http://schemas.microsoft.com/office/word/2010/wordprocessingGroup" xmlns:wpi="http://schemas.microsoft.com/office/word/2010/wordprocessingInk" xmlns:wne="http://schemas.microsoft.com/office/word/2006/wordml" xmlns:wps="http://schemas.microsoft.com/office/word/2010/wordprocessingShape" mc:Ignorable="w14 w15 w16se w16cid w16 w16cex w16sdtdh w16sdtfl w16du wp14">
   <w:abstractNum w:abstractNumId="0" w15:restartNumberingAfterBreak="0">
     <w:nsid w:val="7F8729BB"/>
     <w:multiLevelType w:val="hybridMultilevel"/>
@@ -2901,14 +3033,14 @@
       </w:rPr>
     </w:lvl>
   </w:abstractNum>
-  <w:num w:numId="1" w16cid:durableId="2134397459">
+  <w:num w:numId="1" w16cid:durableId="1239710486">
     <w:abstractNumId w:val="0"/>
   </w:num>
 </w:numbering>
 </file>
 
 <file path=word/styles.xml><?xml version="1.0" encoding="utf-8"?>
-<w:styles xmlns:mc="http://schemas.openxmlformats.org/markup-compatibility/2006" xmlns:r="http://schemas.openxmlformats.org/officeDocument/2006/relationships" xmlns:w="http://schemas.openxmlformats.org/wordprocessingml/2006/main" xmlns:w14="http://schemas.microsoft.com/office/word/2010/wordml" xmlns:w15="http://schemas.microsoft.com/office/word/2012/wordml" xmlns:w16cex="http://schemas.microsoft.com/office/word/2018/wordml/cex" xmlns:w16cid="http://schemas.microsoft.com/office/word/2016/wordml/cid" xmlns:w16="http://schemas.microsoft.com/office/word/2018/wordml" xmlns:w16sdtdh="http://schemas.microsoft.com/office/word/2020/wordml/sdtdatahash" xmlns:w16se="http://schemas.microsoft.com/office/word/2015/wordml/symex" mc:Ignorable="w14 w15 w16se w16cid w16 w16cex w16sdtdh">
+<w:styles xmlns:mc="http://schemas.openxmlformats.org/markup-compatibility/2006" xmlns:r="http://schemas.openxmlformats.org/officeDocument/2006/relationships" xmlns:w="http://schemas.openxmlformats.org/wordprocessingml/2006/main" xmlns:w14="http://schemas.microsoft.com/office/word/2010/wordml" xmlns:w15="http://schemas.microsoft.com/office/word/2012/wordml" xmlns:w16cex="http://schemas.microsoft.com/office/word/2018/wordml/cex" xmlns:w16cid="http://schemas.microsoft.com/office/word/2016/wordml/cid" xmlns:w16="http://schemas.microsoft.com/office/word/2018/wordml" xmlns:w16du="http://schemas.microsoft.com/office/word/2023/wordml/word16du" xmlns:w16sdtdh="http://schemas.microsoft.com/office/word/2020/wordml/sdtdatahash" xmlns:w16sdtfl="http://schemas.microsoft.com/office/word/2024/wordml/sdtformatlock" xmlns:w16se="http://schemas.microsoft.com/office/word/2015/wordml/symex" mc:Ignorable="w14 w15 w16se w16cid w16 w16cex w16sdtdh w16sdtfl w16du">
   <w:docDefaults>
     <w:rPrDefault>
       <w:rPr>

--- a/backend/templates/Berkas Luar Kota - rincian pembayaran.docx
+++ b/backend/templates/Berkas Luar Kota - rincian pembayaran.docx
@@ -1717,6 +1717,76 @@
           <w:tcPr>
             <w:tcW w:w="1942" w:type="pct"/>
           </w:tcPr>
+          <w:tbl>
+            <w:tblPr>
+              <w:tblStyle w:val="TableGrid"/>
+              <w:tblW w:w="4988" w:type="pct"/>
+              <w:tblBorders>
+                <w:top w:val="none" w:sz="0" w:space="0" w:color="auto"/>
+                <w:left w:val="none" w:sz="0" w:space="0" w:color="auto"/>
+                <w:bottom w:val="none" w:sz="0" w:space="0" w:color="auto"/>
+                <w:right w:val="none" w:sz="0" w:space="0" w:color="auto"/>
+                <w:insideH w:val="none" w:sz="0" w:space="0" w:color="auto"/>
+                <w:insideV w:val="none" w:sz="0" w:space="0" w:color="auto"/>
+              </w:tblBorders>
+              <w:tblLook w:val="04A0" w:firstRow="1" w:lastRow="0" w:firstColumn="1" w:lastColumn="0" w:noHBand="0" w:noVBand="1"/>
+            </w:tblPr>
+            <w:tblGrid>
+              <w:gridCol w:w="4029"/>
+            </w:tblGrid>
+            <w:tr>
+              <w:tc>
+                <w:tcPr>
+                  <w:tcW w:w="5000" w:type="pct"/>
+                </w:tcPr>
+                <w:p>
+                  <w:pPr>
+                    <w:pStyle w:val="BodyText"/>
+                    <w:spacing w:line="336" w:lineRule="auto"/>
+                    <w:jc w:val="center"/>
+                  </w:pPr>
+                  <w:r>
+                    <w:t>Telah menerima</w:t>
+                  </w:r>
+                  <w:r>
+                    <w:rPr>
+                      <w:spacing w:val="-1"/>
+                    </w:rPr>
+                    <w:t xml:space="preserve"> </w:t>
+                  </w:r>
+                  <w:r>
+                    <w:t>jumlah uang sebesar</w:t>
+                  </w:r>
+                </w:p>
+              </w:tc>
+            </w:tr>
+            <w:tr>
+              <w:tc>
+                <w:tcPr>
+                  <w:tcW w:w="5000" w:type="pct"/>
+                </w:tcPr>
+                <w:p>
+                  <w:pPr>
+                    <w:pStyle w:val="BodyText"/>
+                    <w:spacing w:line="336" w:lineRule="auto"/>
+                    <w:jc w:val="center"/>
+                  </w:pPr>
+                  <w:r>
+                    <w:t>Rp.</w:t>
+                  </w:r>
+                  <w:r>
+                    <w:rPr>
+                      <w:spacing w:val="50"/>
+                    </w:rPr>
+                    <w:t xml:space="preserve"> </w:t>
+                  </w:r>
+                  <w:r>
+                    <w:t>{{total}}</w:t>
+                  </w:r>
+                </w:p>
+              </w:tc>
+            </w:tr>
+          </w:tbl>
           <w:p>
             <w:pPr>
               <w:pStyle w:val="BodyText"/>
@@ -1724,53 +1794,6 @@
               <w:ind w:right="350"/>
               <w:jc w:val="center"/>
             </w:pPr>
-            <w:r>
-              <w:t>Telah menerima</w:t>
-            </w:r>
-            <w:r>
-              <w:rPr>
-                <w:spacing w:val="-1"/>
-              </w:rPr>
-              <w:t xml:space="preserve"> </w:t>
-            </w:r>
-            <w:r>
-              <w:t>jumlah</w:t>
-            </w:r>
-            <w:r>
-              <w:t xml:space="preserve"> </w:t>
-            </w:r>
-            <w:r>
-              <w:t>uang sebesar</w:t>
-            </w:r>
-          </w:p>
-          <w:p>
-            <w:pPr>
-              <w:pStyle w:val="BodyText"/>
-              <w:spacing w:line="336" w:lineRule="auto"/>
-              <w:ind w:right="350"/>
-              <w:jc w:val="center"/>
-            </w:pPr>
-            <w:r>
-              <w:t>Rp.</w:t>
-            </w:r>
-            <w:r>
-              <w:rPr>
-                <w:spacing w:val="50"/>
-              </w:rPr>
-              <w:t xml:space="preserve"> </w:t>
-            </w:r>
-            <w:r>
-              <w:t>{{</w:t>
-            </w:r>
-            <w:r>
-              <w:t>total</w:t>
-            </w:r>
-            <w:r>
-              <w:t>}</w:t>
-            </w:r>
-            <w:r>
-              <w:t>}</w:t>
-            </w:r>
           </w:p>
         </w:tc>
       </w:tr>

--- a/backend/templates/Berkas Luar Kota - rincian pembayaran.docx
+++ b/backend/templates/Berkas Luar Kota - rincian pembayaran.docx
@@ -1720,19 +1720,12 @@
           <w:tbl>
             <w:tblPr>
               <w:tblStyle w:val="TableGrid"/>
-              <w:tblW w:w="4988" w:type="pct"/>
-              <w:tblBorders>
-                <w:top w:val="none" w:sz="0" w:space="0" w:color="auto"/>
-                <w:left w:val="none" w:sz="0" w:space="0" w:color="auto"/>
-                <w:bottom w:val="none" w:sz="0" w:space="0" w:color="auto"/>
-                <w:right w:val="none" w:sz="0" w:space="0" w:color="auto"/>
-                <w:insideH w:val="none" w:sz="0" w:space="0" w:color="auto"/>
-                <w:insideV w:val="none" w:sz="0" w:space="0" w:color="auto"/>
-              </w:tblBorders>
+              <w:tblW w:w="4603" w:type="pct"/>
+              <w:tblInd w:w="310" w:type="dxa"/>
               <w:tblLook w:val="04A0" w:firstRow="1" w:lastRow="0" w:firstColumn="1" w:lastColumn="0" w:noHBand="0" w:noVBand="1"/>
             </w:tblPr>
             <w:tblGrid>
-              <w:gridCol w:w="4029"/>
+              <w:gridCol w:w="3709"/>
             </w:tblGrid>
             <w:tr>
               <w:tc>

--- a/backend/templates/Berkas Luar Kota - rincian pembayaran.docx
+++ b/backend/templates/Berkas Luar Kota - rincian pembayaran.docx
@@ -1672,8 +1672,8 @@
         <w:tblLook w:val="04A0" w:firstRow="1" w:lastRow="0" w:firstColumn="1" w:lastColumn="0" w:noHBand="0" w:noVBand="1"/>
       </w:tblPr>
       <w:tblGrid>
-        <w:gridCol w:w="6699"/>
-        <w:gridCol w:w="4255"/>
+        <w:gridCol w:w="5325"/>
+        <w:gridCol w:w="5629"/>
       </w:tblGrid>
       <w:tr>
         <w:tc>
@@ -1720,17 +1720,27 @@
           <w:tbl>
             <w:tblPr>
               <w:tblStyle w:val="TableGrid"/>
-              <w:tblW w:w="4603" w:type="pct"/>
-              <w:tblInd w:w="310" w:type="dxa"/>
+              <w:tblW w:w="4142" w:type="dxa"/>
+              <w:tblInd w:w="1271" w:type="dxa"/>
+              <w:tblBorders>
+                <w:top w:val="none" w:sz="0" w:space="0" w:color="auto"/>
+                <w:left w:val="none" w:sz="0" w:space="0" w:color="auto"/>
+                <w:bottom w:val="none" w:sz="0" w:space="0" w:color="auto"/>
+                <w:right w:val="none" w:sz="0" w:space="0" w:color="auto"/>
+                <w:insideH w:val="none" w:sz="0" w:space="0" w:color="auto"/>
+                <w:insideV w:val="none" w:sz="0" w:space="0" w:color="auto"/>
+              </w:tblBorders>
               <w:tblLook w:val="04A0" w:firstRow="1" w:lastRow="0" w:firstColumn="1" w:lastColumn="0" w:noHBand="0" w:noVBand="1"/>
             </w:tblPr>
             <w:tblGrid>
-              <w:gridCol w:w="3709"/>
+              <w:gridCol w:w="283"/>
+              <w:gridCol w:w="3859"/>
             </w:tblGrid>
             <w:tr>
               <w:tc>
                 <w:tcPr>
                   <w:tcW w:w="5000" w:type="pct"/>
+                  <w:gridSpan w:val="2"/>
                 </w:tcPr>
                 <w:p>
                   <w:pPr>
@@ -1754,9 +1764,13 @@
               </w:tc>
             </w:tr>
             <w:tr>
+              <w:trPr>
+                <w:gridBefore w:val="1"/>
+                <w:wBefore w:w="342" w:type="pct"/>
+              </w:trPr>
               <w:tc>
                 <w:tcPr>
-                  <w:tcW w:w="5000" w:type="pct"/>
+                  <w:tcW w:w="4658" w:type="pct"/>
                 </w:tcPr>
                 <w:p>
                   <w:pPr>

--- a/backend/templates/Berkas Luar Kota - rincian pembayaran.docx
+++ b/backend/templates/Berkas Luar Kota - rincian pembayaran.docx
@@ -1,6 +1,6 @@
 
 <file path=word/document.xml><?xml version="1.0" encoding="utf-8"?>
-<w:document xmlns:wpc="http://schemas.microsoft.com/office/word/2010/wordprocessingCanvas" xmlns:cx="http://schemas.microsoft.com/office/drawing/2014/chartex" xmlns:cx1="http://schemas.microsoft.com/office/drawing/2015/9/8/chartex" xmlns:cx2="http://schemas.microsoft.com/office/drawing/2015/10/21/chartex" xmlns:cx3="http://schemas.microsoft.com/office/drawing/2016/5/9/chartex" xmlns:cx4="http://schemas.microsoft.com/office/drawing/2016/5/10/chartex" xmlns:cx5="http://schemas.microsoft.com/office/drawing/2016/5/11/chartex" xmlns:cx6="http://schemas.microsoft.com/office/drawing/2016/5/12/chartex" xmlns:cx7="http://schemas.microsoft.com/office/drawing/2016/5/13/chartex" xmlns:cx8="http://schemas.microsoft.com/office/drawing/2016/5/14/chartex" xmlns:mc="http://schemas.openxmlformats.org/markup-compatibility/2006" xmlns:aink="http://schemas.microsoft.com/office/drawing/2016/ink" xmlns:am3d="http://schemas.microsoft.com/office/drawing/2017/model3d" xmlns:o="urn:schemas-microsoft-com:office:office" xmlns:oel="http://schemas.microsoft.com/office/2019/extlst" xmlns:r="http://schemas.openxmlformats.org/officeDocument/2006/relationships" xmlns:m="http://schemas.openxmlformats.org/officeDocument/2006/math" xmlns:v="urn:schemas-microsoft-com:vml" xmlns:wp14="http://schemas.microsoft.com/office/word/2010/wordprocessingDrawing" xmlns:wp="http://schemas.openxmlformats.org/drawingml/2006/wordprocessingDrawing" xmlns:w10="urn:schemas-microsoft-com:office:word" xmlns:w="http://schemas.openxmlformats.org/wordprocessingml/2006/main" xmlns:w14="http://schemas.microsoft.com/office/word/2010/wordml" xmlns:w15="http://schemas.microsoft.com/office/word/2012/wordml" xmlns:w16cex="http://schemas.microsoft.com/office/word/2018/wordml/cex" xmlns:w16cid="http://schemas.microsoft.com/office/word/2016/wordml/cid" xmlns:w16="http://schemas.microsoft.com/office/word/2018/wordml" xmlns:w16du="http://schemas.microsoft.com/office/word/2023/wordml/word16du" xmlns:w16sdtdh="http://schemas.microsoft.com/office/word/2020/wordml/sdtdatahash" xmlns:w16sdtfl="http://schemas.microsoft.com/office/word/2024/wordml/sdtformatlock" xmlns:w16se="http://schemas.microsoft.com/office/word/2015/wordml/symex" xmlns:wpg="http://schemas.microsoft.com/office/word/2010/wordprocessingGroup" xmlns:wpi="http://schemas.microsoft.com/office/word/2010/wordprocessingInk" xmlns:wne="http://schemas.microsoft.com/office/word/2006/wordml" xmlns:wps="http://schemas.microsoft.com/office/word/2010/wordprocessingShape" mc:Ignorable="w14 w15 w16se w16cid w16 w16cex w16sdtdh w16sdtfl w16du wp14">
+<w:document xmlns:wpc="http://schemas.microsoft.com/office/word/2010/wordprocessingCanvas" xmlns:cx="http://schemas.microsoft.com/office/drawing/2014/chartex" xmlns:cx1="http://schemas.microsoft.com/office/drawing/2015/9/8/chartex" xmlns:cx2="http://schemas.microsoft.com/office/drawing/2015/10/21/chartex" xmlns:cx3="http://schemas.microsoft.com/office/drawing/2016/5/9/chartex" xmlns:cx4="http://schemas.microsoft.com/office/drawing/2016/5/10/chartex" xmlns:cx5="http://schemas.microsoft.com/office/drawing/2016/5/11/chartex" xmlns:cx6="http://schemas.microsoft.com/office/drawing/2016/5/12/chartex" xmlns:cx7="http://schemas.microsoft.com/office/drawing/2016/5/13/chartex" xmlns:cx8="http://schemas.microsoft.com/office/drawing/2016/5/14/chartex" xmlns:mc="http://schemas.openxmlformats.org/markup-compatibility/2006" xmlns:aink="http://schemas.microsoft.com/office/drawing/2016/ink" xmlns:am3d="http://schemas.microsoft.com/office/drawing/2017/model3d" xmlns:o="urn:schemas-microsoft-com:office:office" xmlns:oel="http://schemas.microsoft.com/office/2019/extlst" xmlns:r="http://schemas.openxmlformats.org/officeDocument/2006/relationships" xmlns:m="http://schemas.openxmlformats.org/officeDocument/2006/math" xmlns:v="urn:schemas-microsoft-com:vml" xmlns:wp14="http://schemas.microsoft.com/office/word/2010/wordprocessingDrawing" xmlns:wp="http://schemas.openxmlformats.org/drawingml/2006/wordprocessingDrawing" xmlns:w10="urn:schemas-microsoft-com:office:word" xmlns:w="http://schemas.openxmlformats.org/wordprocessingml/2006/main" xmlns:w14="http://schemas.microsoft.com/office/word/2010/wordml" xmlns:w15="http://schemas.microsoft.com/office/word/2012/wordml" xmlns:w16cex="http://schemas.microsoft.com/office/word/2018/wordml/cex" xmlns:w16cid="http://schemas.microsoft.com/office/word/2016/wordml/cid" xmlns:w16="http://schemas.microsoft.com/office/word/2018/wordml" xmlns:w16sdtdh="http://schemas.microsoft.com/office/word/2020/wordml/sdtdatahash" xmlns:w16se="http://schemas.microsoft.com/office/word/2015/wordml/symex" xmlns:wpg="http://schemas.microsoft.com/office/word/2010/wordprocessingGroup" xmlns:wpi="http://schemas.microsoft.com/office/word/2010/wordprocessingInk" xmlns:wne="http://schemas.microsoft.com/office/word/2006/wordml" xmlns:wps="http://schemas.microsoft.com/office/word/2010/wordprocessingShape" mc:Ignorable="w14 w15 w16se w16cid w16 w16cex w16sdtdh wp14">
   <w:body>
     <w:p>
       <w:pPr>
@@ -227,21 +227,7 @@
         <w:rPr>
           <w:lang w:val="en-US"/>
         </w:rPr>
-        <w:t>{{</w:t>
-      </w:r>
-      <w:proofErr w:type="spellStart"/>
-      <w:r>
-        <w:rPr>
-          <w:lang w:val="en-US"/>
-        </w:rPr>
-        <w:t>tanggal_no_surat</w:t>
-      </w:r>
-      <w:proofErr w:type="spellEnd"/>
-      <w:r>
-        <w:rPr>
-          <w:lang w:val="en-US"/>
-        </w:rPr>
-        <w:t>}}</w:t>
+        <w:t>{{tanggal_no_surat}}</w:t>
       </w:r>
     </w:p>
     <w:p>
@@ -982,6 +968,9 @@
               <w:spacing w:before="8"/>
               <w:jc w:val="center"/>
             </w:pPr>
+            <w:r>
+              <w:t>2</w:t>
+            </w:r>
           </w:p>
         </w:tc>
         <w:tc>
@@ -1617,33 +1606,33 @@
         <w:t xml:space="preserve"> </w:t>
       </w:r>
       <w:r>
+        <w:t xml:space="preserve">  </w:t>
+      </w:r>
+      <w:r>
+        <w:t xml:space="preserve"> </w:t>
+      </w:r>
+      <w:r>
         <w:t>Jakarta,</w:t>
       </w:r>
       <w:r>
-        <w:rPr>
-          <w:spacing w:val="33"/>
+        <w:t>{{</w:t>
+      </w:r>
+      <w:r>
+        <w:rPr>
           <w:lang w:val="en-US"/>
         </w:rPr>
-        <w:t xml:space="preserve"> </w:t>
-      </w:r>
-      <w:r>
-        <w:t>{{</w:t>
-      </w:r>
-      <w:proofErr w:type="spellStart"/>
+        <w:t>tanggal_</w:t>
+      </w:r>
       <w:r>
         <w:rPr>
           <w:lang w:val="en-US"/>
         </w:rPr>
-        <w:t>tanggal_</w:t>
+        <w:t>dikeluarkan</w:t>
       </w:r>
       <w:r>
         <w:rPr>
           <w:lang w:val="en-US"/>
         </w:rPr>
-        <w:t>dikeluarkan</w:t>
-      </w:r>
-      <w:proofErr w:type="spellEnd"/>
-      <w:r>
         <w:t>}}</w:t>
       </w:r>
       <w:r>
@@ -1653,7 +1642,11 @@
     <w:p>
       <w:pPr>
         <w:pStyle w:val="BodyText"/>
-        <w:spacing w:before="29"/>
+        <w:tabs>
+          <w:tab w:val="left" w:pos="2735"/>
+        </w:tabs>
+        <w:ind w:right="301"/>
+        <w:jc w:val="center"/>
       </w:pPr>
     </w:p>
     <w:tbl>
@@ -1938,25 +1931,7 @@
                 <w:b/>
                 <w:lang w:val="en-US"/>
               </w:rPr>
-              <w:t xml:space="preserve">Yang </w:t>
-            </w:r>
-            <w:proofErr w:type="spellStart"/>
-            <w:r>
-              <w:rPr>
-                <w:rFonts w:ascii="Arial"/>
-                <w:b/>
-                <w:lang w:val="en-US"/>
-              </w:rPr>
-              <w:t>menerima</w:t>
-            </w:r>
-            <w:proofErr w:type="spellEnd"/>
-            <w:r>
-              <w:rPr>
-                <w:rFonts w:ascii="Arial"/>
-                <w:b/>
-                <w:lang w:val="en-US"/>
-              </w:rPr>
-              <w:t>,</w:t>
+              <w:t>Yang menerima,</w:t>
             </w:r>
           </w:p>
         </w:tc>
@@ -2120,88 +2095,60 @@
                 <w:bCs/>
                 <w:lang w:val="en-US"/>
               </w:rPr>
-              <w:t>{{</w:t>
-            </w:r>
-            <w:proofErr w:type="spellStart"/>
-            <w:r>
+              <w:t>{{nama_bendahara}}</w:t>
+            </w:r>
+          </w:p>
+        </w:tc>
+        <w:tc>
+          <w:tcPr>
+            <w:tcW w:w="2268" w:type="dxa"/>
+          </w:tcPr>
+          <w:p>
+            <w:pPr>
+              <w:pStyle w:val="BodyText"/>
+              <w:rPr>
+                <w:rFonts w:ascii="Arial"/>
+                <w:b/>
+              </w:rPr>
+            </w:pPr>
+          </w:p>
+        </w:tc>
+        <w:tc>
+          <w:tcPr>
+            <w:tcW w:w="3969" w:type="dxa"/>
+          </w:tcPr>
+          <w:p>
+            <w:pPr>
+              <w:pStyle w:val="BodyText"/>
+              <w:jc w:val="center"/>
               <w:rPr>
                 <w:rFonts w:ascii="Arial"/>
                 <w:bCs/>
                 <w:lang w:val="en-US"/>
               </w:rPr>
-              <w:t>nama_bendahara</w:t>
-            </w:r>
-            <w:proofErr w:type="spellEnd"/>
+            </w:pPr>
             <w:r>
               <w:rPr>
                 <w:rFonts w:ascii="Arial"/>
                 <w:bCs/>
                 <w:lang w:val="en-US"/>
               </w:rPr>
-              <w:t>}}</w:t>
-            </w:r>
-          </w:p>
-        </w:tc>
-        <w:tc>
-          <w:tcPr>
-            <w:tcW w:w="2268" w:type="dxa"/>
-          </w:tcPr>
-          <w:p>
-            <w:pPr>
-              <w:pStyle w:val="BodyText"/>
-              <w:rPr>
-                <w:rFonts w:ascii="Arial"/>
-                <w:b/>
-              </w:rPr>
-            </w:pPr>
-          </w:p>
-        </w:tc>
-        <w:tc>
-          <w:tcPr>
-            <w:tcW w:w="3969" w:type="dxa"/>
-          </w:tcPr>
-          <w:p>
-            <w:pPr>
-              <w:pStyle w:val="BodyText"/>
-              <w:jc w:val="center"/>
+              <w:t>{{nama_pe</w:t>
+            </w:r>
+            <w:r>
               <w:rPr>
                 <w:rFonts w:ascii="Arial"/>
                 <w:bCs/>
                 <w:lang w:val="en-US"/>
               </w:rPr>
-            </w:pPr>
+              <w:t>tugas</w:t>
+            </w:r>
             <w:r>
               <w:rPr>
                 <w:rFonts w:ascii="Arial"/>
                 <w:bCs/>
                 <w:lang w:val="en-US"/>
               </w:rPr>
-              <w:t>{{</w:t>
-            </w:r>
-            <w:proofErr w:type="spellStart"/>
-            <w:r>
-              <w:rPr>
-                <w:rFonts w:ascii="Arial"/>
-                <w:bCs/>
-                <w:lang w:val="en-US"/>
-              </w:rPr>
-              <w:t>nama_pe</w:t>
-            </w:r>
-            <w:r>
-              <w:rPr>
-                <w:rFonts w:ascii="Arial"/>
-                <w:bCs/>
-                <w:lang w:val="en-US"/>
-              </w:rPr>
-              <w:t>tugas</w:t>
-            </w:r>
-            <w:proofErr w:type="spellEnd"/>
-            <w:r>
-              <w:rPr>
-                <w:rFonts w:ascii="Arial"/>
-                <w:bCs/>
-                <w:lang w:val="en-US"/>
-              </w:rPr>
               <w:t>}}</w:t>
             </w:r>
           </w:p>
@@ -2230,7 +2177,6 @@
               </w:rPr>
               <w:t>NIP. {{</w:t>
             </w:r>
-            <w:proofErr w:type="spellStart"/>
             <w:r>
               <w:rPr>
                 <w:sz w:val="20"/>
@@ -2239,7 +2185,6 @@
               </w:rPr>
               <w:t>nip_bendahara</w:t>
             </w:r>
-            <w:proofErr w:type="spellEnd"/>
             <w:r>
               <w:rPr>
                 <w:sz w:val="20"/>
@@ -2296,7 +2241,6 @@
               </w:rPr>
               <w:t>NIP. {{</w:t>
             </w:r>
-            <w:proofErr w:type="spellStart"/>
             <w:r>
               <w:rPr>
                 <w:sz w:val="20"/>
@@ -2305,7 +2249,6 @@
               </w:rPr>
               <w:t>nip_petugas</w:t>
             </w:r>
-            <w:proofErr w:type="spellEnd"/>
             <w:r>
               <w:rPr>
                 <w:sz w:val="20"/>
@@ -2415,7 +2358,7 @@
               </wp:anchor>
             </w:drawing>
           </mc:Choice>
-          <mc:Fallback>
+          <mc:Fallback xmlns:w16du="http://schemas.microsoft.com/office/word/2023/wordml/word16du" xmlns:w16sdtfl="http://schemas.microsoft.com/office/word/2024/wordml/sdtformatlock">
             <w:pict>
               <v:shape w14:anchorId="4773E7EF" id="Graphic 3" o:spid="_x0000_s1026" style="position:absolute;margin-left:61.95pt;margin-top:4.95pt;width:500.65pt;height:.1pt;z-index:-251667456;visibility:visible;mso-wrap-style:square;mso-wrap-distance-left:0;mso-wrap-distance-top:0;mso-wrap-distance-right:0;mso-wrap-distance-bottom:0;mso-position-horizontal:absolute;mso-position-horizontal-relative:page;mso-position-vertical:absolute;mso-position-vertical-relative:text;v-text-anchor:top" coordsize="6358255,1270" o:gfxdata="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" path="m,l6358128,e" filled="f" strokeweight=".49678mm">
                 <v:path arrowok="t"/>
@@ -2947,7 +2890,7 @@
 </file>
 
 <file path=word/numbering.xml><?xml version="1.0" encoding="utf-8"?>
-<w:numbering xmlns:wpc="http://schemas.microsoft.com/office/word/2010/wordprocessingCanvas" xmlns:cx="http://schemas.microsoft.com/office/drawing/2014/chartex" xmlns:cx1="http://schemas.microsoft.com/office/drawing/2015/9/8/chartex" xmlns:cx2="http://schemas.microsoft.com/office/drawing/2015/10/21/chartex" xmlns:cx3="http://schemas.microsoft.com/office/drawing/2016/5/9/chartex" xmlns:cx4="http://schemas.microsoft.com/office/drawing/2016/5/10/chartex" xmlns:cx5="http://schemas.microsoft.com/office/drawing/2016/5/11/chartex" xmlns:cx6="http://schemas.microsoft.com/office/drawing/2016/5/12/chartex" xmlns:cx7="http://schemas.microsoft.com/office/drawing/2016/5/13/chartex" xmlns:cx8="http://schemas.microsoft.com/office/drawing/2016/5/14/chartex" xmlns:mc="http://schemas.openxmlformats.org/markup-compatibility/2006" xmlns:aink="http://schemas.microsoft.com/office/drawing/2016/ink" xmlns:am3d="http://schemas.microsoft.com/office/drawing/2017/model3d" xmlns:o="urn:schemas-microsoft-com:office:office" xmlns:oel="http://schemas.microsoft.com/office/2019/extlst" xmlns:r="http://schemas.openxmlformats.org/officeDocument/2006/relationships" xmlns:m="http://schemas.openxmlformats.org/officeDocument/2006/math" xmlns:v="urn:schemas-microsoft-com:vml" xmlns:wp14="http://schemas.microsoft.com/office/word/2010/wordprocessingDrawing" xmlns:wp="http://schemas.openxmlformats.org/drawingml/2006/wordprocessingDrawing" xmlns:w10="urn:schemas-microsoft-com:office:word" xmlns:w="http://schemas.openxmlformats.org/wordprocessingml/2006/main" xmlns:w14="http://schemas.microsoft.com/office/word/2010/wordml" xmlns:w15="http://schemas.microsoft.com/office/word/2012/wordml" xmlns:w16cex="http://schemas.microsoft.com/office/word/2018/wordml/cex" xmlns:w16cid="http://schemas.microsoft.com/office/word/2016/wordml/cid" xmlns:w16="http://schemas.microsoft.com/office/word/2018/wordml" xmlns:w16du="http://schemas.microsoft.com/office/word/2023/wordml/word16du" xmlns:w16sdtdh="http://schemas.microsoft.com/office/word/2020/wordml/sdtdatahash" xmlns:w16sdtfl="http://schemas.microsoft.com/office/word/2024/wordml/sdtformatlock" xmlns:w16se="http://schemas.microsoft.com/office/word/2015/wordml/symex" xmlns:wpg="http://schemas.microsoft.com/office/word/2010/wordprocessingGroup" xmlns:wpi="http://schemas.microsoft.com/office/word/2010/wordprocessingInk" xmlns:wne="http://schemas.microsoft.com/office/word/2006/wordml" xmlns:wps="http://schemas.microsoft.com/office/word/2010/wordprocessingShape" mc:Ignorable="w14 w15 w16se w16cid w16 w16cex w16sdtdh w16sdtfl w16du wp14">
+<w:numbering xmlns:wpc="http://schemas.microsoft.com/office/word/2010/wordprocessingCanvas" xmlns:cx="http://schemas.microsoft.com/office/drawing/2014/chartex" xmlns:cx1="http://schemas.microsoft.com/office/drawing/2015/9/8/chartex" xmlns:cx2="http://schemas.microsoft.com/office/drawing/2015/10/21/chartex" xmlns:cx3="http://schemas.microsoft.com/office/drawing/2016/5/9/chartex" xmlns:cx4="http://schemas.microsoft.com/office/drawing/2016/5/10/chartex" xmlns:cx5="http://schemas.microsoft.com/office/drawing/2016/5/11/chartex" xmlns:cx6="http://schemas.microsoft.com/office/drawing/2016/5/12/chartex" xmlns:cx7="http://schemas.microsoft.com/office/drawing/2016/5/13/chartex" xmlns:cx8="http://schemas.microsoft.com/office/drawing/2016/5/14/chartex" xmlns:mc="http://schemas.openxmlformats.org/markup-compatibility/2006" xmlns:aink="http://schemas.microsoft.com/office/drawing/2016/ink" xmlns:am3d="http://schemas.microsoft.com/office/drawing/2017/model3d" xmlns:o="urn:schemas-microsoft-com:office:office" xmlns:oel="http://schemas.microsoft.com/office/2019/extlst" xmlns:r="http://schemas.openxmlformats.org/officeDocument/2006/relationships" xmlns:m="http://schemas.openxmlformats.org/officeDocument/2006/math" xmlns:v="urn:schemas-microsoft-com:vml" xmlns:wp14="http://schemas.microsoft.com/office/word/2010/wordprocessingDrawing" xmlns:wp="http://schemas.openxmlformats.org/drawingml/2006/wordprocessingDrawing" xmlns:w10="urn:schemas-microsoft-com:office:word" xmlns:w="http://schemas.openxmlformats.org/wordprocessingml/2006/main" xmlns:w14="http://schemas.microsoft.com/office/word/2010/wordml" xmlns:w15="http://schemas.microsoft.com/office/word/2012/wordml" xmlns:w16cex="http://schemas.microsoft.com/office/word/2018/wordml/cex" xmlns:w16cid="http://schemas.microsoft.com/office/word/2016/wordml/cid" xmlns:w16="http://schemas.microsoft.com/office/word/2018/wordml" xmlns:w16sdtdh="http://schemas.microsoft.com/office/word/2020/wordml/sdtdatahash" xmlns:w16se="http://schemas.microsoft.com/office/word/2015/wordml/symex" xmlns:wpg="http://schemas.microsoft.com/office/word/2010/wordprocessingGroup" xmlns:wpi="http://schemas.microsoft.com/office/word/2010/wordprocessingInk" xmlns:wne="http://schemas.microsoft.com/office/word/2006/wordml" xmlns:wps="http://schemas.microsoft.com/office/word/2010/wordprocessingShape" mc:Ignorable="w14 w15 w16se w16cid w16 w16cex w16sdtdh wp14">
   <w:abstractNum w:abstractNumId="0" w15:restartNumberingAfterBreak="0">
     <w:nsid w:val="7F8729BB"/>
     <w:multiLevelType w:val="hybridMultilevel"/>
@@ -3070,7 +3013,7 @@
 </file>
 
 <file path=word/styles.xml><?xml version="1.0" encoding="utf-8"?>
-<w:styles xmlns:mc="http://schemas.openxmlformats.org/markup-compatibility/2006" xmlns:r="http://schemas.openxmlformats.org/officeDocument/2006/relationships" xmlns:w="http://schemas.openxmlformats.org/wordprocessingml/2006/main" xmlns:w14="http://schemas.microsoft.com/office/word/2010/wordml" xmlns:w15="http://schemas.microsoft.com/office/word/2012/wordml" xmlns:w16cex="http://schemas.microsoft.com/office/word/2018/wordml/cex" xmlns:w16cid="http://schemas.microsoft.com/office/word/2016/wordml/cid" xmlns:w16="http://schemas.microsoft.com/office/word/2018/wordml" xmlns:w16du="http://schemas.microsoft.com/office/word/2023/wordml/word16du" xmlns:w16sdtdh="http://schemas.microsoft.com/office/word/2020/wordml/sdtdatahash" xmlns:w16sdtfl="http://schemas.microsoft.com/office/word/2024/wordml/sdtformatlock" xmlns:w16se="http://schemas.microsoft.com/office/word/2015/wordml/symex" mc:Ignorable="w14 w15 w16se w16cid w16 w16cex w16sdtdh w16sdtfl w16du">
+<w:styles xmlns:mc="http://schemas.openxmlformats.org/markup-compatibility/2006" xmlns:r="http://schemas.openxmlformats.org/officeDocument/2006/relationships" xmlns:w="http://schemas.openxmlformats.org/wordprocessingml/2006/main" xmlns:w14="http://schemas.microsoft.com/office/word/2010/wordml" xmlns:w15="http://schemas.microsoft.com/office/word/2012/wordml" xmlns:w16cex="http://schemas.microsoft.com/office/word/2018/wordml/cex" xmlns:w16cid="http://schemas.microsoft.com/office/word/2016/wordml/cid" xmlns:w16="http://schemas.microsoft.com/office/word/2018/wordml" xmlns:w16sdtdh="http://schemas.microsoft.com/office/word/2020/wordml/sdtdatahash" xmlns:w16se="http://schemas.microsoft.com/office/word/2015/wordml/symex" mc:Ignorable="w14 w15 w16se w16cid w16 w16cex w16sdtdh">
   <w:docDefaults>
     <w:rPrDefault>
       <w:rPr>

--- a/backend/templates/Berkas Luar Kota - rincian pembayaran.docx
+++ b/backend/templates/Berkas Luar Kota - rincian pembayaran.docx
@@ -128,7 +128,7 @@
         <w:t>{{</w:t>
       </w:r>
       <w:r>
-        <w:t>id_spj</w:t>
+        <w:t>no_spd</w:t>
       </w:r>
       <w:r>
         <w:t>}}</w:t>
@@ -143,6 +143,9 @@
         <w:t>_romawi</w:t>
       </w:r>
       <w:r>
+        <w:t>_st</w:t>
+      </w:r>
+      <w:r>
         <w:t>}}</w:t>
       </w:r>
       <w:r>
@@ -152,7 +155,10 @@
         <w:t>{{tahun</w:t>
       </w:r>
       <w:r>
-        <w:t>_saat_ini</w:t>
+        <w:t>_s</w:t>
+      </w:r>
+      <w:r>
+        <w:t>t</w:t>
       </w:r>
       <w:r>
         <w:t>}}</w:t>

--- a/backend/templates/Berkas Luar Kota - rincian pembayaran.docx
+++ b/backend/templates/Berkas Luar Kota - rincian pembayaran.docx
@@ -233,7 +233,21 @@
         <w:rPr>
           <w:lang w:val="en-US"/>
         </w:rPr>
-        <w:t>{{tanggal_no_surat}}</w:t>
+        <w:t>{{</w:t>
+      </w:r>
+      <w:proofErr w:type="spellStart"/>
+      <w:r>
+        <w:rPr>
+          <w:lang w:val="en-US"/>
+        </w:rPr>
+        <w:t>tanggal_no_surat</w:t>
+      </w:r>
+      <w:proofErr w:type="spellEnd"/>
+      <w:r>
+        <w:rPr>
+          <w:lang w:val="en-US"/>
+        </w:rPr>
+        <w:t>}}</w:t>
       </w:r>
     </w:p>
     <w:p>
@@ -1005,7 +1019,7 @@
           <w:tbl>
             <w:tblPr>
               <w:tblStyle w:val="TableGrid"/>
-              <w:tblW w:w="3768" w:type="dxa"/>
+              <w:tblW w:w="3193" w:type="dxa"/>
               <w:tblBorders>
                 <w:top w:val="none" w:sz="0" w:space="0" w:color="auto"/>
                 <w:left w:val="none" w:sz="0" w:space="0" w:color="auto"/>
@@ -1019,13 +1033,13 @@
             </w:tblPr>
             <w:tblGrid>
               <w:gridCol w:w="1442"/>
-              <w:gridCol w:w="1003"/>
+              <w:gridCol w:w="428"/>
               <w:gridCol w:w="1323"/>
             </w:tblGrid>
             <w:tr>
               <w:tc>
                 <w:tcPr>
-                  <w:tcW w:w="1913" w:type="pct"/>
+                  <w:tcW w:w="2258" w:type="pct"/>
                 </w:tcPr>
                 <w:p>
                   <w:pPr>
@@ -1039,7 +1053,7 @@
               </w:tc>
               <w:tc>
                 <w:tcPr>
-                  <w:tcW w:w="1331" w:type="pct"/>
+                  <w:tcW w:w="670" w:type="pct"/>
                 </w:tcPr>
                 <w:p>
                   <w:pPr>
@@ -1054,7 +1068,7 @@
               </w:tc>
               <w:tc>
                 <w:tcPr>
-                  <w:tcW w:w="1756" w:type="pct"/>
+                  <w:tcW w:w="2072" w:type="pct"/>
                 </w:tcPr>
                 <w:p>
                   <w:pPr>
@@ -1204,7 +1218,7 @@
           <w:tbl>
             <w:tblPr>
               <w:tblStyle w:val="TableGrid"/>
-              <w:tblW w:w="3738" w:type="dxa"/>
+              <w:tblW w:w="3193" w:type="dxa"/>
               <w:tblBorders>
                 <w:top w:val="none" w:sz="0" w:space="0" w:color="auto"/>
                 <w:left w:val="none" w:sz="0" w:space="0" w:color="auto"/>
@@ -1218,13 +1232,13 @@
             </w:tblPr>
             <w:tblGrid>
               <w:gridCol w:w="1442"/>
-              <w:gridCol w:w="973"/>
+              <w:gridCol w:w="428"/>
               <w:gridCol w:w="1323"/>
             </w:tblGrid>
             <w:tr>
               <w:tc>
                 <w:tcPr>
-                  <w:tcW w:w="1929" w:type="pct"/>
+                  <w:tcW w:w="2258" w:type="pct"/>
                 </w:tcPr>
                 <w:p>
                   <w:pPr>
@@ -1244,7 +1258,7 @@
               </w:tc>
               <w:tc>
                 <w:tcPr>
-                  <w:tcW w:w="1301" w:type="pct"/>
+                  <w:tcW w:w="670" w:type="pct"/>
                 </w:tcPr>
                 <w:p>
                   <w:pPr>
@@ -1259,7 +1273,7 @@
               </w:tc>
               <w:tc>
                 <w:tcPr>
-                  <w:tcW w:w="1770" w:type="pct"/>
+                  <w:tcW w:w="2072" w:type="pct"/>
                 </w:tcPr>
                 <w:p>
                   <w:pPr>
@@ -1623,6 +1637,7 @@
       <w:r>
         <w:t>{{</w:t>
       </w:r>
+      <w:proofErr w:type="spellStart"/>
       <w:r>
         <w:rPr>
           <w:lang w:val="en-US"/>
@@ -1635,6 +1650,7 @@
         </w:rPr>
         <w:t>dikeluarkan</w:t>
       </w:r>
+      <w:proofErr w:type="spellEnd"/>
       <w:r>
         <w:rPr>
           <w:lang w:val="en-US"/>
@@ -1937,7 +1953,25 @@
                 <w:b/>
                 <w:lang w:val="en-US"/>
               </w:rPr>
-              <w:t>Yang menerima,</w:t>
+              <w:t xml:space="preserve">Yang </w:t>
+            </w:r>
+            <w:proofErr w:type="spellStart"/>
+            <w:r>
+              <w:rPr>
+                <w:rFonts w:ascii="Arial"/>
+                <w:b/>
+                <w:lang w:val="en-US"/>
+              </w:rPr>
+              <w:t>menerima</w:t>
+            </w:r>
+            <w:proofErr w:type="spellEnd"/>
+            <w:r>
+              <w:rPr>
+                <w:rFonts w:ascii="Arial"/>
+                <w:b/>
+                <w:lang w:val="en-US"/>
+              </w:rPr>
+              <w:t>,</w:t>
             </w:r>
           </w:p>
         </w:tc>
@@ -2101,60 +2135,88 @@
                 <w:bCs/>
                 <w:lang w:val="en-US"/>
               </w:rPr>
-              <w:t>{{nama_bendahara}}</w:t>
-            </w:r>
-          </w:p>
-        </w:tc>
-        <w:tc>
-          <w:tcPr>
-            <w:tcW w:w="2268" w:type="dxa"/>
-          </w:tcPr>
-          <w:p>
-            <w:pPr>
-              <w:pStyle w:val="BodyText"/>
-              <w:rPr>
-                <w:rFonts w:ascii="Arial"/>
-                <w:b/>
-              </w:rPr>
-            </w:pPr>
-          </w:p>
-        </w:tc>
-        <w:tc>
-          <w:tcPr>
-            <w:tcW w:w="3969" w:type="dxa"/>
-          </w:tcPr>
-          <w:p>
-            <w:pPr>
-              <w:pStyle w:val="BodyText"/>
-              <w:jc w:val="center"/>
+              <w:t>{{</w:t>
+            </w:r>
+            <w:proofErr w:type="spellStart"/>
+            <w:r>
               <w:rPr>
                 <w:rFonts w:ascii="Arial"/>
                 <w:bCs/>
                 <w:lang w:val="en-US"/>
               </w:rPr>
-            </w:pPr>
+              <w:t>nama_bendahara</w:t>
+            </w:r>
+            <w:proofErr w:type="spellEnd"/>
             <w:r>
               <w:rPr>
                 <w:rFonts w:ascii="Arial"/>
                 <w:bCs/>
                 <w:lang w:val="en-US"/>
               </w:rPr>
-              <w:t>{{nama_pe</w:t>
-            </w:r>
-            <w:r>
+              <w:t>}}</w:t>
+            </w:r>
+          </w:p>
+        </w:tc>
+        <w:tc>
+          <w:tcPr>
+            <w:tcW w:w="2268" w:type="dxa"/>
+          </w:tcPr>
+          <w:p>
+            <w:pPr>
+              <w:pStyle w:val="BodyText"/>
+              <w:rPr>
+                <w:rFonts w:ascii="Arial"/>
+                <w:b/>
+              </w:rPr>
+            </w:pPr>
+          </w:p>
+        </w:tc>
+        <w:tc>
+          <w:tcPr>
+            <w:tcW w:w="3969" w:type="dxa"/>
+          </w:tcPr>
+          <w:p>
+            <w:pPr>
+              <w:pStyle w:val="BodyText"/>
+              <w:jc w:val="center"/>
               <w:rPr>
                 <w:rFonts w:ascii="Arial"/>
                 <w:bCs/>
                 <w:lang w:val="en-US"/>
               </w:rPr>
-              <w:t>tugas</w:t>
-            </w:r>
+            </w:pPr>
             <w:r>
               <w:rPr>
                 <w:rFonts w:ascii="Arial"/>
                 <w:bCs/>
                 <w:lang w:val="en-US"/>
               </w:rPr>
+              <w:t>{{</w:t>
+            </w:r>
+            <w:proofErr w:type="spellStart"/>
+            <w:r>
+              <w:rPr>
+                <w:rFonts w:ascii="Arial"/>
+                <w:bCs/>
+                <w:lang w:val="en-US"/>
+              </w:rPr>
+              <w:t>nama_pe</w:t>
+            </w:r>
+            <w:r>
+              <w:rPr>
+                <w:rFonts w:ascii="Arial"/>
+                <w:bCs/>
+                <w:lang w:val="en-US"/>
+              </w:rPr>
+              <w:t>tugas</w:t>
+            </w:r>
+            <w:proofErr w:type="spellEnd"/>
+            <w:r>
+              <w:rPr>
+                <w:rFonts w:ascii="Arial"/>
+                <w:bCs/>
+                <w:lang w:val="en-US"/>
+              </w:rPr>
               <w:t>}}</w:t>
             </w:r>
           </w:p>
@@ -2183,6 +2245,7 @@
               </w:rPr>
               <w:t>NIP. {{</w:t>
             </w:r>
+            <w:proofErr w:type="spellStart"/>
             <w:r>
               <w:rPr>
                 <w:sz w:val="20"/>
@@ -2191,6 +2254,7 @@
               </w:rPr>
               <w:t>nip_bendahara</w:t>
             </w:r>
+            <w:proofErr w:type="spellEnd"/>
             <w:r>
               <w:rPr>
                 <w:sz w:val="20"/>
@@ -2247,6 +2311,7 @@
               </w:rPr>
               <w:t>NIP. {{</w:t>
             </w:r>
+            <w:proofErr w:type="spellStart"/>
             <w:r>
               <w:rPr>
                 <w:sz w:val="20"/>
@@ -2255,6 +2320,7 @@
               </w:rPr>
               <w:t>nip_petugas</w:t>
             </w:r>
+            <w:proofErr w:type="spellEnd"/>
             <w:r>
               <w:rPr>
                 <w:sz w:val="20"/>
@@ -2364,7 +2430,7 @@
               </wp:anchor>
             </w:drawing>
           </mc:Choice>
-          <mc:Fallback xmlns:w16du="http://schemas.microsoft.com/office/word/2023/wordml/word16du" xmlns:w16sdtfl="http://schemas.microsoft.com/office/word/2024/wordml/sdtformatlock">
+          <mc:Fallback xmlns:w16sdtfl="http://schemas.microsoft.com/office/word/2024/wordml/sdtformatlock" xmlns:w16du="http://schemas.microsoft.com/office/word/2023/wordml/word16du">
             <w:pict>
               <v:shape w14:anchorId="4773E7EF" id="Graphic 3" o:spid="_x0000_s1026" style="position:absolute;margin-left:61.95pt;margin-top:4.95pt;width:500.65pt;height:.1pt;z-index:-251667456;visibility:visible;mso-wrap-style:square;mso-wrap-distance-left:0;mso-wrap-distance-top:0;mso-wrap-distance-right:0;mso-wrap-distance-bottom:0;mso-position-horizontal:absolute;mso-position-horizontal-relative:page;mso-position-vertical:absolute;mso-position-vertical-relative:text;v-text-anchor:top" coordsize="6358255,1270" o:gfxdata="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" path="m,l6358128,e" filled="f" strokeweight=".49678mm">
                 <v:path arrowok="t"/>

--- a/backend/templates/Berkas Luar Kota - rincian pembayaran.docx
+++ b/backend/templates/Berkas Luar Kota - rincian pembayaran.docx
@@ -1635,6 +1635,9 @@
         <w:t>Jakarta,</w:t>
       </w:r>
       <w:r>
+        <w:t xml:space="preserve"> </w:t>
+      </w:r>
+      <w:r>
         <w:t>{{</w:t>
       </w:r>
       <w:proofErr w:type="spellStart"/>
@@ -1655,7 +1658,7 @@
         <w:rPr>
           <w:lang w:val="en-US"/>
         </w:rPr>
-        <w:t>}}</w:t>
+        <w:t>}</w:t>
       </w:r>
       <w:r>
         <w:tab/>
@@ -2430,7 +2433,7 @@
               </wp:anchor>
             </w:drawing>
           </mc:Choice>
-          <mc:Fallback xmlns:w16sdtfl="http://schemas.microsoft.com/office/word/2024/wordml/sdtformatlock" xmlns:w16du="http://schemas.microsoft.com/office/word/2023/wordml/word16du">
+          <mc:Fallback xmlns:w16du="http://schemas.microsoft.com/office/word/2023/wordml/word16du" xmlns:w16sdtfl="http://schemas.microsoft.com/office/word/2024/wordml/sdtformatlock">
             <w:pict>
               <v:shape w14:anchorId="4773E7EF" id="Graphic 3" o:spid="_x0000_s1026" style="position:absolute;margin-left:61.95pt;margin-top:4.95pt;width:500.65pt;height:.1pt;z-index:-251667456;visibility:visible;mso-wrap-style:square;mso-wrap-distance-left:0;mso-wrap-distance-top:0;mso-wrap-distance-right:0;mso-wrap-distance-bottom:0;mso-position-horizontal:absolute;mso-position-horizontal-relative:page;mso-position-vertical:absolute;mso-position-vertical-relative:text;v-text-anchor:top" coordsize="6358255,1270" o:gfxdata="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" path="m,l6358128,e" filled="f" strokeweight=".49678mm">
                 <v:path arrowok="t"/>

--- a/backend/templates/Berkas Luar Kota - rincian pembayaran.docx
+++ b/backend/templates/Berkas Luar Kota - rincian pembayaran.docx
@@ -233,21 +233,7 @@
         <w:rPr>
           <w:lang w:val="en-US"/>
         </w:rPr>
-        <w:t>{{</w:t>
-      </w:r>
-      <w:proofErr w:type="spellStart"/>
-      <w:r>
-        <w:rPr>
-          <w:lang w:val="en-US"/>
-        </w:rPr>
-        <w:t>tanggal_no_surat</w:t>
-      </w:r>
-      <w:proofErr w:type="spellEnd"/>
-      <w:r>
-        <w:rPr>
-          <w:lang w:val="en-US"/>
-        </w:rPr>
-        <w:t>}}</w:t>
+        <w:t>{{tanggal_no_surat}}</w:t>
       </w:r>
     </w:p>
     <w:p>
@@ -1640,7 +1626,6 @@
       <w:r>
         <w:t>{{</w:t>
       </w:r>
-      <w:proofErr w:type="spellStart"/>
       <w:r>
         <w:rPr>
           <w:lang w:val="en-US"/>
@@ -1653,7 +1638,6 @@
         </w:rPr>
         <w:t>dikeluarkan</w:t>
       </w:r>
-      <w:proofErr w:type="spellEnd"/>
       <w:r>
         <w:rPr>
           <w:lang w:val="en-US"/>
@@ -1661,7 +1645,7 @@
         <w:t>}</w:t>
       </w:r>
       <w:r>
-        <w:tab/>
+        <w:t>}</w:t>
       </w:r>
     </w:p>
     <w:p>
@@ -1956,25 +1940,7 @@
                 <w:b/>
                 <w:lang w:val="en-US"/>
               </w:rPr>
-              <w:t xml:space="preserve">Yang </w:t>
-            </w:r>
-            <w:proofErr w:type="spellStart"/>
-            <w:r>
-              <w:rPr>
-                <w:rFonts w:ascii="Arial"/>
-                <w:b/>
-                <w:lang w:val="en-US"/>
-              </w:rPr>
-              <w:t>menerima</w:t>
-            </w:r>
-            <w:proofErr w:type="spellEnd"/>
-            <w:r>
-              <w:rPr>
-                <w:rFonts w:ascii="Arial"/>
-                <w:b/>
-                <w:lang w:val="en-US"/>
-              </w:rPr>
-              <w:t>,</w:t>
+              <w:t>Yang menerima,</w:t>
             </w:r>
           </w:p>
         </w:tc>
@@ -2138,88 +2104,60 @@
                 <w:bCs/>
                 <w:lang w:val="en-US"/>
               </w:rPr>
-              <w:t>{{</w:t>
-            </w:r>
-            <w:proofErr w:type="spellStart"/>
-            <w:r>
+              <w:t>{{nama_bendahara}}</w:t>
+            </w:r>
+          </w:p>
+        </w:tc>
+        <w:tc>
+          <w:tcPr>
+            <w:tcW w:w="2268" w:type="dxa"/>
+          </w:tcPr>
+          <w:p>
+            <w:pPr>
+              <w:pStyle w:val="BodyText"/>
+              <w:rPr>
+                <w:rFonts w:ascii="Arial"/>
+                <w:b/>
+              </w:rPr>
+            </w:pPr>
+          </w:p>
+        </w:tc>
+        <w:tc>
+          <w:tcPr>
+            <w:tcW w:w="3969" w:type="dxa"/>
+          </w:tcPr>
+          <w:p>
+            <w:pPr>
+              <w:pStyle w:val="BodyText"/>
+              <w:jc w:val="center"/>
               <w:rPr>
                 <w:rFonts w:ascii="Arial"/>
                 <w:bCs/>
                 <w:lang w:val="en-US"/>
               </w:rPr>
-              <w:t>nama_bendahara</w:t>
-            </w:r>
-            <w:proofErr w:type="spellEnd"/>
+            </w:pPr>
             <w:r>
               <w:rPr>
                 <w:rFonts w:ascii="Arial"/>
                 <w:bCs/>
                 <w:lang w:val="en-US"/>
               </w:rPr>
-              <w:t>}}</w:t>
-            </w:r>
-          </w:p>
-        </w:tc>
-        <w:tc>
-          <w:tcPr>
-            <w:tcW w:w="2268" w:type="dxa"/>
-          </w:tcPr>
-          <w:p>
-            <w:pPr>
-              <w:pStyle w:val="BodyText"/>
-              <w:rPr>
-                <w:rFonts w:ascii="Arial"/>
-                <w:b/>
-              </w:rPr>
-            </w:pPr>
-          </w:p>
-        </w:tc>
-        <w:tc>
-          <w:tcPr>
-            <w:tcW w:w="3969" w:type="dxa"/>
-          </w:tcPr>
-          <w:p>
-            <w:pPr>
-              <w:pStyle w:val="BodyText"/>
-              <w:jc w:val="center"/>
+              <w:t>{{nama_pe</w:t>
+            </w:r>
+            <w:r>
               <w:rPr>
                 <w:rFonts w:ascii="Arial"/>
                 <w:bCs/>
                 <w:lang w:val="en-US"/>
               </w:rPr>
-            </w:pPr>
+              <w:t>tugas</w:t>
+            </w:r>
             <w:r>
               <w:rPr>
                 <w:rFonts w:ascii="Arial"/>
                 <w:bCs/>
                 <w:lang w:val="en-US"/>
               </w:rPr>
-              <w:t>{{</w:t>
-            </w:r>
-            <w:proofErr w:type="spellStart"/>
-            <w:r>
-              <w:rPr>
-                <w:rFonts w:ascii="Arial"/>
-                <w:bCs/>
-                <w:lang w:val="en-US"/>
-              </w:rPr>
-              <w:t>nama_pe</w:t>
-            </w:r>
-            <w:r>
-              <w:rPr>
-                <w:rFonts w:ascii="Arial"/>
-                <w:bCs/>
-                <w:lang w:val="en-US"/>
-              </w:rPr>
-              <w:t>tugas</w:t>
-            </w:r>
-            <w:proofErr w:type="spellEnd"/>
-            <w:r>
-              <w:rPr>
-                <w:rFonts w:ascii="Arial"/>
-                <w:bCs/>
-                <w:lang w:val="en-US"/>
-              </w:rPr>
               <w:t>}}</w:t>
             </w:r>
           </w:p>
@@ -2248,7 +2186,6 @@
               </w:rPr>
               <w:t>NIP. {{</w:t>
             </w:r>
-            <w:proofErr w:type="spellStart"/>
             <w:r>
               <w:rPr>
                 <w:sz w:val="20"/>
@@ -2257,7 +2194,6 @@
               </w:rPr>
               <w:t>nip_bendahara</w:t>
             </w:r>
-            <w:proofErr w:type="spellEnd"/>
             <w:r>
               <w:rPr>
                 <w:sz w:val="20"/>
@@ -2314,7 +2250,6 @@
               </w:rPr>
               <w:t>NIP. {{</w:t>
             </w:r>
-            <w:proofErr w:type="spellStart"/>
             <w:r>
               <w:rPr>
                 <w:sz w:val="20"/>
@@ -2323,7 +2258,6 @@
               </w:rPr>
               <w:t>nip_petugas</w:t>
             </w:r>
-            <w:proofErr w:type="spellEnd"/>
             <w:r>
               <w:rPr>
                 <w:sz w:val="20"/>
@@ -2433,7 +2367,7 @@
               </wp:anchor>
             </w:drawing>
           </mc:Choice>
-          <mc:Fallback xmlns:w16du="http://schemas.microsoft.com/office/word/2023/wordml/word16du" xmlns:w16sdtfl="http://schemas.microsoft.com/office/word/2024/wordml/sdtformatlock">
+          <mc:Fallback xmlns:w16sdtfl="http://schemas.microsoft.com/office/word/2024/wordml/sdtformatlock" xmlns:w16du="http://schemas.microsoft.com/office/word/2023/wordml/word16du">
             <w:pict>
               <v:shape w14:anchorId="4773E7EF" id="Graphic 3" o:spid="_x0000_s1026" style="position:absolute;margin-left:61.95pt;margin-top:4.95pt;width:500.65pt;height:.1pt;z-index:-251667456;visibility:visible;mso-wrap-style:square;mso-wrap-distance-left:0;mso-wrap-distance-top:0;mso-wrap-distance-right:0;mso-wrap-distance-bottom:0;mso-position-horizontal:absolute;mso-position-horizontal-relative:page;mso-position-vertical:absolute;mso-position-vertical-relative:text;v-text-anchor:top" coordsize="6358255,1270" o:gfxdata="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" path="m,l6358128,e" filled="f" strokeweight=".49678mm">
                 <v:path arrowok="t"/>

--- a/backend/templates/Berkas Luar Kota - rincian pembayaran.docx
+++ b/backend/templates/Berkas Luar Kota - rincian pembayaran.docx
@@ -1,6 +1,6 @@
 
 <file path=word/document.xml><?xml version="1.0" encoding="utf-8"?>
-<w:document xmlns:wpc="http://schemas.microsoft.com/office/word/2010/wordprocessingCanvas" xmlns:cx="http://schemas.microsoft.com/office/drawing/2014/chartex" xmlns:cx1="http://schemas.microsoft.com/office/drawing/2015/9/8/chartex" xmlns:cx2="http://schemas.microsoft.com/office/drawing/2015/10/21/chartex" xmlns:cx3="http://schemas.microsoft.com/office/drawing/2016/5/9/chartex" xmlns:cx4="http://schemas.microsoft.com/office/drawing/2016/5/10/chartex" xmlns:cx5="http://schemas.microsoft.com/office/drawing/2016/5/11/chartex" xmlns:cx6="http://schemas.microsoft.com/office/drawing/2016/5/12/chartex" xmlns:cx7="http://schemas.microsoft.com/office/drawing/2016/5/13/chartex" xmlns:cx8="http://schemas.microsoft.com/office/drawing/2016/5/14/chartex" xmlns:mc="http://schemas.openxmlformats.org/markup-compatibility/2006" xmlns:aink="http://schemas.microsoft.com/office/drawing/2016/ink" xmlns:am3d="http://schemas.microsoft.com/office/drawing/2017/model3d" xmlns:o="urn:schemas-microsoft-com:office:office" xmlns:oel="http://schemas.microsoft.com/office/2019/extlst" xmlns:r="http://schemas.openxmlformats.org/officeDocument/2006/relationships" xmlns:m="http://schemas.openxmlformats.org/officeDocument/2006/math" xmlns:v="urn:schemas-microsoft-com:vml" xmlns:wp14="http://schemas.microsoft.com/office/word/2010/wordprocessingDrawing" xmlns:wp="http://schemas.openxmlformats.org/drawingml/2006/wordprocessingDrawing" xmlns:w10="urn:schemas-microsoft-com:office:word" xmlns:w="http://schemas.openxmlformats.org/wordprocessingml/2006/main" xmlns:w14="http://schemas.microsoft.com/office/word/2010/wordml" xmlns:w15="http://schemas.microsoft.com/office/word/2012/wordml" xmlns:w16cex="http://schemas.microsoft.com/office/word/2018/wordml/cex" xmlns:w16cid="http://schemas.microsoft.com/office/word/2016/wordml/cid" xmlns:w16="http://schemas.microsoft.com/office/word/2018/wordml" xmlns:w16sdtdh="http://schemas.microsoft.com/office/word/2020/wordml/sdtdatahash" xmlns:w16se="http://schemas.microsoft.com/office/word/2015/wordml/symex" xmlns:wpg="http://schemas.microsoft.com/office/word/2010/wordprocessingGroup" xmlns:wpi="http://schemas.microsoft.com/office/word/2010/wordprocessingInk" xmlns:wne="http://schemas.microsoft.com/office/word/2006/wordml" xmlns:wps="http://schemas.microsoft.com/office/word/2010/wordprocessingShape" mc:Ignorable="w14 w15 w16se w16cid w16 w16cex w16sdtdh wp14">
+<w:document xmlns:a="http://schemas.openxmlformats.org/drawingml/2006/main" xmlns:ns1="http://schemas.openxmlformats.org/markup-compatibility/2006" xmlns:ns5="http://schemas.microsoft.com/office/word/2010/wordprocessingShape" xmlns:ns6="urn:schemas-microsoft-com:vml" xmlns:ns7="urn:schemas-microsoft-com:office:office" xmlns:ns8="urn:schemas-microsoft-com:office:word" xmlns:w="http://schemas.openxmlformats.org/wordprocessingml/2006/main" xmlns:w14="http://schemas.microsoft.com/office/word/2010/wordml" xmlns:wp="http://schemas.openxmlformats.org/drawingml/2006/wordprocessingDrawing" ns1:Ignorable="w14 w15 w16se w16cid w16 w16cex w16sdtdh wp14">
   <w:body>
     <w:p>
       <w:pPr>
@@ -2302,31 +2302,23 @@
           <w:noProof/>
           <w:sz w:val="6"/>
         </w:rPr>
-        <mc:AlternateContent>
-          <mc:Choice Requires="wps">
+        <ns1:AlternateContent>
+          <ns1:Choice Requires="wps">
             <w:drawing>
-              <wp:anchor distT="0" distB="0" distL="0" distR="0" simplePos="0" relativeHeight="251649024" behindDoc="1" locked="0" layoutInCell="1" allowOverlap="1" wp14:anchorId="006646F9" wp14:editId="5D0F63F8">
-                <wp:simplePos x="0" y="0"/>
-                <wp:positionH relativeFrom="page">
-                  <wp:posOffset>786765</wp:posOffset>
-                </wp:positionH>
-                <wp:positionV relativeFrom="paragraph">
-                  <wp:posOffset>62779</wp:posOffset>
-                </wp:positionV>
+              <wp:inline distT="0" distB="0" distL="0" distR="0">
                 <wp:extent cx="6358255" cy="1270"/>
                 <wp:effectExtent l="0" t="0" r="0" b="0"/>
-                <wp:wrapTopAndBottom/>
                 <wp:docPr id="3" name="Graphic 3"/>
                 <wp:cNvGraphicFramePr>
-                  <a:graphicFrameLocks xmlns:a="http://schemas.openxmlformats.org/drawingml/2006/main"/>
+                  <a:graphicFrameLocks/>
                 </wp:cNvGraphicFramePr>
-                <a:graphic xmlns:a="http://schemas.openxmlformats.org/drawingml/2006/main">
+                <a:graphic>
                   <a:graphicData uri="http://schemas.microsoft.com/office/word/2010/wordprocessingShape">
-                    <wps:wsp>
-                      <wps:cNvSpPr>
+                    <ns5:wsp>
+                      <ns5:cNvSpPr>
                         <a:spLocks/>
-                      </wps:cNvSpPr>
-                      <wps:spPr>
+                      </ns5:cNvSpPr>
+                      <ns5:spPr>
                         <a:xfrm>
                           <a:off x="0" y="0"/>
                           <a:ext cx="6358255" cy="1270"/>
@@ -2354,28 +2346,28 @@
                           </a:solidFill>
                           <a:prstDash val="solid"/>
                         </a:ln>
-                      </wps:spPr>
-                      <wps:bodyPr wrap="square" lIns="0" tIns="0" rIns="0" bIns="0" rtlCol="0">
+                      </ns5:spPr>
+                      <ns5:bodyPr wrap="square" lIns="0" tIns="0" rIns="0" bIns="0" rtlCol="0">
                         <a:prstTxWarp prst="textNoShape">
                           <a:avLst/>
                         </a:prstTxWarp>
                         <a:noAutofit/>
-                      </wps:bodyPr>
-                    </wps:wsp>
+                      </ns5:bodyPr>
+                    </ns5:wsp>
                   </a:graphicData>
                 </a:graphic>
-              </wp:anchor>
+              </wp:inline>
             </w:drawing>
-          </mc:Choice>
-          <mc:Fallback xmlns:w16sdtfl="http://schemas.microsoft.com/office/word/2024/wordml/sdtformatlock" xmlns:w16du="http://schemas.microsoft.com/office/word/2023/wordml/word16du">
+          </ns1:Choice>
+          <ns1:Fallback>
             <w:pict>
-              <v:shape w14:anchorId="4773E7EF" id="Graphic 3" o:spid="_x0000_s1026" style="position:absolute;margin-left:61.95pt;margin-top:4.95pt;width:500.65pt;height:.1pt;z-index:-251667456;visibility:visible;mso-wrap-style:square;mso-wrap-distance-left:0;mso-wrap-distance-top:0;mso-wrap-distance-right:0;mso-wrap-distance-bottom:0;mso-position-horizontal:absolute;mso-position-horizontal-relative:page;mso-position-vertical:absolute;mso-position-vertical-relative:text;v-text-anchor:top" coordsize="6358255,1270" o:gfxdata="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" path="m,l6358128,e" filled="f" strokeweight=".49678mm">
-                <v:path arrowok="t"/>
-                <w10:wrap type="topAndBottom" anchorx="page"/>
-              </v:shape>
+              <ns6:shape w14:anchorId="4773E7EF" id="Graphic 3" ns7:spid="_x0000_s1026" style="position:absolute;margin-left:61.95pt;margin-top:4.95pt;width:500.65pt;height:.1pt;z-index:-251667456;visibility:visible;mso-wrap-style:square;mso-wrap-distance-left:0;mso-wrap-distance-top:0;mso-wrap-distance-right:0;mso-wrap-distance-bottom:0;mso-position-horizontal:absolute;mso-position-horizontal-relative:page;mso-position-vertical:absolute;mso-position-vertical-relative:text;v-text-anchor:top" coordsize="6358255,1270" ns7:gfxdata="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" path="m,l6358128,e" filled="f" strokeweight=".49678mm">
+                <ns6:path arrowok="t"/>
+                <ns8:wrap type="topAndBottom" anchorx="page"/>
+              </ns6:shape>
             </w:pict>
-          </mc:Fallback>
-        </mc:AlternateContent>
+          </ns1:Fallback>
+        </ns1:AlternateContent>
       </w:r>
     </w:p>
     <w:p>

--- a/backend/templates/Berkas Luar Kota - rincian pembayaran.docx
+++ b/backend/templates/Berkas Luar Kota - rincian pembayaran.docx
@@ -1,6 +1,6 @@
 
 <file path=word/document.xml><?xml version="1.0" encoding="utf-8"?>
-<w:document xmlns:a="http://schemas.openxmlformats.org/drawingml/2006/main" xmlns:ns1="http://schemas.openxmlformats.org/markup-compatibility/2006" xmlns:ns5="http://schemas.microsoft.com/office/word/2010/wordprocessingShape" xmlns:ns6="urn:schemas-microsoft-com:vml" xmlns:ns7="urn:schemas-microsoft-com:office:office" xmlns:ns8="urn:schemas-microsoft-com:office:word" xmlns:w="http://schemas.openxmlformats.org/wordprocessingml/2006/main" xmlns:w14="http://schemas.microsoft.com/office/word/2010/wordml" xmlns:wp="http://schemas.openxmlformats.org/drawingml/2006/wordprocessingDrawing" ns1:Ignorable="w14 w15 w16se w16cid w16 w16cex w16sdtdh wp14">
+<w:document xmlns:wpc="http://schemas.microsoft.com/office/word/2010/wordprocessingCanvas" xmlns:cx="http://schemas.microsoft.com/office/drawing/2014/chartex" xmlns:cx1="http://schemas.microsoft.com/office/drawing/2015/9/8/chartex" xmlns:cx2="http://schemas.microsoft.com/office/drawing/2015/10/21/chartex" xmlns:cx3="http://schemas.microsoft.com/office/drawing/2016/5/9/chartex" xmlns:cx4="http://schemas.microsoft.com/office/drawing/2016/5/10/chartex" xmlns:cx5="http://schemas.microsoft.com/office/drawing/2016/5/11/chartex" xmlns:cx6="http://schemas.microsoft.com/office/drawing/2016/5/12/chartex" xmlns:cx7="http://schemas.microsoft.com/office/drawing/2016/5/13/chartex" xmlns:cx8="http://schemas.microsoft.com/office/drawing/2016/5/14/chartex" xmlns:mc="http://schemas.openxmlformats.org/markup-compatibility/2006" xmlns:aink="http://schemas.microsoft.com/office/drawing/2016/ink" xmlns:am3d="http://schemas.microsoft.com/office/drawing/2017/model3d" xmlns:o="urn:schemas-microsoft-com:office:office" xmlns:oel="http://schemas.microsoft.com/office/2019/extlst" xmlns:r="http://schemas.openxmlformats.org/officeDocument/2006/relationships" xmlns:m="http://schemas.openxmlformats.org/officeDocument/2006/math" xmlns:v="urn:schemas-microsoft-com:vml" xmlns:wp14="http://schemas.microsoft.com/office/word/2010/wordprocessingDrawing" xmlns:wp="http://schemas.openxmlformats.org/drawingml/2006/wordprocessingDrawing" xmlns:w10="urn:schemas-microsoft-com:office:word" xmlns:w="http://schemas.openxmlformats.org/wordprocessingml/2006/main" xmlns:w14="http://schemas.microsoft.com/office/word/2010/wordml" xmlns:w15="http://schemas.microsoft.com/office/word/2012/wordml" xmlns:w16cex="http://schemas.microsoft.com/office/word/2018/wordml/cex" xmlns:w16cid="http://schemas.microsoft.com/office/word/2016/wordml/cid" xmlns:w16="http://schemas.microsoft.com/office/word/2018/wordml" xmlns:w16sdtdh="http://schemas.microsoft.com/office/word/2020/wordml/sdtdatahash" xmlns:w16se="http://schemas.microsoft.com/office/word/2015/wordml/symex" xmlns:wpg="http://schemas.microsoft.com/office/word/2010/wordprocessingGroup" xmlns:wpi="http://schemas.microsoft.com/office/word/2010/wordprocessingInk" xmlns:wne="http://schemas.microsoft.com/office/word/2006/wordml" xmlns:wps="http://schemas.microsoft.com/office/word/2010/wordprocessingShape" mc:Ignorable="w14 w15 w16se w16cid w16 w16cex w16sdtdh wp14">
   <w:body>
     <w:p>
       <w:pPr>
@@ -2302,23 +2302,31 @@
           <w:noProof/>
           <w:sz w:val="6"/>
         </w:rPr>
-        <ns1:AlternateContent>
-          <ns1:Choice Requires="wps">
+        <mc:AlternateContent>
+          <mc:Choice Requires="wps">
             <w:drawing>
-              <wp:inline distT="0" distB="0" distL="0" distR="0">
+              <wp:anchor distT="0" distB="0" distL="0" distR="0" simplePos="0" relativeHeight="251649024" behindDoc="1" locked="0" layoutInCell="1" allowOverlap="1" wp14:anchorId="006646F9" wp14:editId="5D0F63F8">
+                <wp:simplePos x="0" y="0"/>
+                <wp:positionH relativeFrom="page">
+                  <wp:posOffset>786765</wp:posOffset>
+                </wp:positionH>
+                <wp:positionV relativeFrom="paragraph">
+                  <wp:posOffset>62779</wp:posOffset>
+                </wp:positionV>
                 <wp:extent cx="6358255" cy="1270"/>
                 <wp:effectExtent l="0" t="0" r="0" b="0"/>
+                <wp:wrapTopAndBottom/>
                 <wp:docPr id="3" name="Graphic 3"/>
                 <wp:cNvGraphicFramePr>
-                  <a:graphicFrameLocks/>
+                  <a:graphicFrameLocks xmlns:a="http://schemas.openxmlformats.org/drawingml/2006/main"/>
                 </wp:cNvGraphicFramePr>
-                <a:graphic>
+                <a:graphic xmlns:a="http://schemas.openxmlformats.org/drawingml/2006/main">
                   <a:graphicData uri="http://schemas.microsoft.com/office/word/2010/wordprocessingShape">
-                    <ns5:wsp>
-                      <ns5:cNvSpPr>
+                    <wps:wsp>
+                      <wps:cNvSpPr>
                         <a:spLocks/>
-                      </ns5:cNvSpPr>
-                      <ns5:spPr>
+                      </wps:cNvSpPr>
+                      <wps:spPr>
                         <a:xfrm>
                           <a:off x="0" y="0"/>
                           <a:ext cx="6358255" cy="1270"/>
@@ -2346,28 +2354,28 @@
                           </a:solidFill>
                           <a:prstDash val="solid"/>
                         </a:ln>
-                      </ns5:spPr>
-                      <ns5:bodyPr wrap="square" lIns="0" tIns="0" rIns="0" bIns="0" rtlCol="0">
+                      </wps:spPr>
+                      <wps:bodyPr wrap="square" lIns="0" tIns="0" rIns="0" bIns="0" rtlCol="0">
                         <a:prstTxWarp prst="textNoShape">
                           <a:avLst/>
                         </a:prstTxWarp>
                         <a:noAutofit/>
-                      </ns5:bodyPr>
-                    </ns5:wsp>
+                      </wps:bodyPr>
+                    </wps:wsp>
                   </a:graphicData>
                 </a:graphic>
-              </wp:inline>
+              </wp:anchor>
             </w:drawing>
-          </ns1:Choice>
-          <ns1:Fallback>
+          </mc:Choice>
+          <mc:Fallback xmlns:w16sdtfl="http://schemas.microsoft.com/office/word/2024/wordml/sdtformatlock" xmlns:w16du="http://schemas.microsoft.com/office/word/2023/wordml/word16du">
             <w:pict>
-              <ns6:shape w14:anchorId="4773E7EF" id="Graphic 3" ns7:spid="_x0000_s1026" style="position:absolute;margin-left:61.95pt;margin-top:4.95pt;width:500.65pt;height:.1pt;z-index:-251667456;visibility:visible;mso-wrap-style:square;mso-wrap-distance-left:0;mso-wrap-distance-top:0;mso-wrap-distance-right:0;mso-wrap-distance-bottom:0;mso-position-horizontal:absolute;mso-position-horizontal-relative:page;mso-position-vertical:absolute;mso-position-vertical-relative:text;v-text-anchor:top" coordsize="6358255,1270" ns7:gfxdata="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" path="m,l6358128,e" filled="f" strokeweight=".49678mm">
-                <ns6:path arrowok="t"/>
-                <ns8:wrap type="topAndBottom" anchorx="page"/>
-              </ns6:shape>
+              <v:shape w14:anchorId="4773E7EF" id="Graphic 3" o:spid="_x0000_s1026" style="position:absolute;margin-left:61.95pt;margin-top:4.95pt;width:500.65pt;height:.1pt;z-index:-251667456;visibility:visible;mso-wrap-style:square;mso-wrap-distance-left:0;mso-wrap-distance-top:0;mso-wrap-distance-right:0;mso-wrap-distance-bottom:0;mso-position-horizontal:absolute;mso-position-horizontal-relative:page;mso-position-vertical:absolute;mso-position-vertical-relative:text;v-text-anchor:top" coordsize="6358255,1270" o:gfxdata="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" path="m,l6358128,e" filled="f" strokeweight=".49678mm">
+                <v:path arrowok="t"/>
+                <w10:wrap type="topAndBottom" anchorx="page"/>
+              </v:shape>
             </w:pict>
-          </ns1:Fallback>
-        </ns1:AlternateContent>
+          </mc:Fallback>
+        </mc:AlternateContent>
       </w:r>
     </w:p>
     <w:p>
